--- a/C++ REBOOT NOTES/C++ NOTES.docx
+++ b/C++ REBOOT NOTES/C++ NOTES.docx
@@ -7,8 +7,8 @@
         <w:rPr>
           <w:b/>
           <w:bCs/>
-          <w:sz w:val="36"/>
-          <w:szCs w:val="36"/>
+          <w:sz w:val="40"/>
+          <w:szCs w:val="40"/>
           <w:u w:val="single"/>
         </w:rPr>
       </w:pPr>
@@ -16,11 +16,1959 @@
         <w:rPr>
           <w:b/>
           <w:bCs/>
-          <w:sz w:val="36"/>
-          <w:szCs w:val="36"/>
+          <w:sz w:val="40"/>
+          <w:szCs w:val="40"/>
           <w:u w:val="single"/>
         </w:rPr>
         <w:t>C++ NOTES (1)</w:t>
+      </w:r>
+    </w:p>
+    <w:p>
+      <w:pPr>
+        <w:rPr>
+          <w:b/>
+          <w:bCs/>
+        </w:rPr>
+      </w:pPr>
+      <w:r>
+        <w:rPr>
+          <w:b/>
+          <w:bCs/>
+        </w:rPr>
+        <w:t>1. Programming Language Kya Hai?</w:t>
+      </w:r>
+    </w:p>
+    <w:p>
+      <w:r>
+        <w:t xml:space="preserve">Computer </w:t>
+      </w:r>
+      <w:proofErr w:type="spellStart"/>
+      <w:r>
+        <w:t>humari</w:t>
+      </w:r>
+      <w:proofErr w:type="spellEnd"/>
+      <w:r>
+        <w:t xml:space="preserve"> normal bhasha (Hindi/English) </w:t>
+      </w:r>
+      <w:proofErr w:type="spellStart"/>
+      <w:r>
+        <w:t>nahi</w:t>
+      </w:r>
+      <w:proofErr w:type="spellEnd"/>
+      <w:r>
+        <w:t xml:space="preserve"> </w:t>
+      </w:r>
+      <w:proofErr w:type="spellStart"/>
+      <w:r>
+        <w:t>samajhta</w:t>
+      </w:r>
+      <w:proofErr w:type="spellEnd"/>
+      <w:r>
+        <w:t xml:space="preserve">. Computer ek electronic machine </w:t>
+      </w:r>
+      <w:proofErr w:type="spellStart"/>
+      <w:r>
+        <w:t>hai</w:t>
+      </w:r>
+      <w:proofErr w:type="spellEnd"/>
+      <w:r>
+        <w:t xml:space="preserve"> jo </w:t>
+      </w:r>
+      <w:proofErr w:type="spellStart"/>
+      <w:r>
+        <w:t>sirf</w:t>
+      </w:r>
+      <w:proofErr w:type="spellEnd"/>
+      <w:r>
+        <w:t xml:space="preserve"> </w:t>
+      </w:r>
+      <w:r>
+        <w:rPr>
+          <w:b/>
+          <w:bCs/>
+        </w:rPr>
+        <w:t>Electricity ON (1)</w:t>
+      </w:r>
+      <w:r>
+        <w:t xml:space="preserve"> aur </w:t>
+      </w:r>
+      <w:r>
+        <w:rPr>
+          <w:b/>
+          <w:bCs/>
+        </w:rPr>
+        <w:t>Electricity OFF (0)</w:t>
+      </w:r>
+      <w:r>
+        <w:t xml:space="preserve"> </w:t>
+      </w:r>
+      <w:proofErr w:type="spellStart"/>
+      <w:r>
+        <w:t>samajhti</w:t>
+      </w:r>
+      <w:proofErr w:type="spellEnd"/>
+      <w:r>
+        <w:t xml:space="preserve"> </w:t>
+      </w:r>
+      <w:proofErr w:type="spellStart"/>
+      <w:r>
+        <w:t>hai</w:t>
+      </w:r>
+      <w:proofErr w:type="spellEnd"/>
+      <w:r>
+        <w:t xml:space="preserve">, </w:t>
+      </w:r>
+      <w:proofErr w:type="spellStart"/>
+      <w:r>
+        <w:t>jise</w:t>
+      </w:r>
+      <w:proofErr w:type="spellEnd"/>
+      <w:r>
+        <w:t xml:space="preserve"> hum </w:t>
+      </w:r>
+      <w:r>
+        <w:rPr>
+          <w:b/>
+          <w:bCs/>
+        </w:rPr>
+        <w:t>Binary Language</w:t>
+      </w:r>
+      <w:r>
+        <w:t xml:space="preserve"> </w:t>
+      </w:r>
+      <w:proofErr w:type="spellStart"/>
+      <w:r>
+        <w:t>kehte</w:t>
+      </w:r>
+      <w:proofErr w:type="spellEnd"/>
+      <w:r>
+        <w:t xml:space="preserve"> hain.</w:t>
+      </w:r>
+    </w:p>
+    <w:p>
+      <w:pPr>
+        <w:numPr>
+          <w:ilvl w:val="0"/>
+          <w:numId w:val="6"/>
+        </w:numPr>
+      </w:pPr>
+      <w:r>
+        <w:rPr>
+          <w:b/>
+          <w:bCs/>
+        </w:rPr>
+        <w:t>Problem:</w:t>
+      </w:r>
+      <w:r>
+        <w:t xml:space="preserve"> Agar </w:t>
+      </w:r>
+      <w:proofErr w:type="spellStart"/>
+      <w:r>
+        <w:t>humein</w:t>
+      </w:r>
+      <w:proofErr w:type="spellEnd"/>
+      <w:r>
+        <w:t xml:space="preserve"> computer ko </w:t>
+      </w:r>
+      <w:proofErr w:type="spellStart"/>
+      <w:r>
+        <w:t>bolna</w:t>
+      </w:r>
+      <w:proofErr w:type="spellEnd"/>
+      <w:r>
+        <w:t xml:space="preserve"> </w:t>
+      </w:r>
+      <w:proofErr w:type="spellStart"/>
+      <w:r>
+        <w:t>hai</w:t>
+      </w:r>
+      <w:proofErr w:type="spellEnd"/>
+      <w:r>
+        <w:t xml:space="preserve"> "Hello", </w:t>
+      </w:r>
+      <w:proofErr w:type="spellStart"/>
+      <w:r>
+        <w:t>toh</w:t>
+      </w:r>
+      <w:proofErr w:type="spellEnd"/>
+      <w:r>
+        <w:t xml:space="preserve"> </w:t>
+      </w:r>
+      <w:proofErr w:type="spellStart"/>
+      <w:r>
+        <w:t>humein</w:t>
+      </w:r>
+      <w:proofErr w:type="spellEnd"/>
+      <w:r>
+        <w:t xml:space="preserve"> </w:t>
+      </w:r>
+      <w:proofErr w:type="spellStart"/>
+      <w:r>
+        <w:t>hazaron</w:t>
+      </w:r>
+      <w:proofErr w:type="spellEnd"/>
+      <w:r>
+        <w:t xml:space="preserve"> </w:t>
+      </w:r>
+      <w:proofErr w:type="spellStart"/>
+      <w:r>
+        <w:t>baar</w:t>
+      </w:r>
+      <w:proofErr w:type="spellEnd"/>
+      <w:r>
+        <w:t xml:space="preserve"> 010101 </w:t>
+      </w:r>
+      <w:proofErr w:type="spellStart"/>
+      <w:r>
+        <w:t>likhna</w:t>
+      </w:r>
+      <w:proofErr w:type="spellEnd"/>
+      <w:r>
+        <w:t xml:space="preserve"> </w:t>
+      </w:r>
+      <w:proofErr w:type="spellStart"/>
+      <w:r>
+        <w:t>padega</w:t>
+      </w:r>
+      <w:proofErr w:type="spellEnd"/>
+      <w:r>
+        <w:t xml:space="preserve">, jo </w:t>
+      </w:r>
+      <w:proofErr w:type="spellStart"/>
+      <w:r>
+        <w:t>insaan</w:t>
+      </w:r>
+      <w:proofErr w:type="spellEnd"/>
+      <w:r>
+        <w:t xml:space="preserve"> </w:t>
+      </w:r>
+      <w:proofErr w:type="spellStart"/>
+      <w:r>
+        <w:t>ke</w:t>
+      </w:r>
+      <w:proofErr w:type="spellEnd"/>
+      <w:r>
+        <w:t xml:space="preserve"> </w:t>
+      </w:r>
+      <w:proofErr w:type="spellStart"/>
+      <w:r>
+        <w:t>liye</w:t>
+      </w:r>
+      <w:proofErr w:type="spellEnd"/>
+      <w:r>
+        <w:t xml:space="preserve"> </w:t>
+      </w:r>
+      <w:proofErr w:type="spellStart"/>
+      <w:r>
+        <w:t>namumkin</w:t>
+      </w:r>
+      <w:proofErr w:type="spellEnd"/>
+      <w:r>
+        <w:t xml:space="preserve"> </w:t>
+      </w:r>
+      <w:proofErr w:type="spellStart"/>
+      <w:r>
+        <w:t>hai</w:t>
+      </w:r>
+      <w:proofErr w:type="spellEnd"/>
+      <w:r>
+        <w:t>.</w:t>
+      </w:r>
+    </w:p>
+    <w:p>
+      <w:pPr>
+        <w:numPr>
+          <w:ilvl w:val="0"/>
+          <w:numId w:val="6"/>
+        </w:numPr>
+      </w:pPr>
+      <w:r>
+        <w:rPr>
+          <w:b/>
+          <w:bCs/>
+        </w:rPr>
+        <w:t>Solution:</w:t>
+      </w:r>
+      <w:r>
+        <w:t xml:space="preserve"> </w:t>
+      </w:r>
+      <w:proofErr w:type="spellStart"/>
+      <w:r>
+        <w:t>Humne</w:t>
+      </w:r>
+      <w:proofErr w:type="spellEnd"/>
+      <w:r>
+        <w:t xml:space="preserve"> "High-level languages" </w:t>
+      </w:r>
+      <w:proofErr w:type="spellStart"/>
+      <w:r>
+        <w:t>banayi</w:t>
+      </w:r>
+      <w:proofErr w:type="spellEnd"/>
+      <w:r>
+        <w:t xml:space="preserve"> (</w:t>
+      </w:r>
+      <w:proofErr w:type="spellStart"/>
+      <w:r>
+        <w:t>jaise</w:t>
+      </w:r>
+      <w:proofErr w:type="spellEnd"/>
+      <w:r>
+        <w:t xml:space="preserve"> C++). Isme hum English </w:t>
+      </w:r>
+      <w:proofErr w:type="spellStart"/>
+      <w:r>
+        <w:t>jaisa</w:t>
+      </w:r>
+      <w:proofErr w:type="spellEnd"/>
+      <w:r>
+        <w:t xml:space="preserve"> code </w:t>
+      </w:r>
+      <w:proofErr w:type="spellStart"/>
+      <w:r>
+        <w:t>likhte</w:t>
+      </w:r>
+      <w:proofErr w:type="spellEnd"/>
+      <w:r>
+        <w:t xml:space="preserve"> hain, aur beech </w:t>
+      </w:r>
+      <w:proofErr w:type="spellStart"/>
+      <w:r>
+        <w:t>mein</w:t>
+      </w:r>
+      <w:proofErr w:type="spellEnd"/>
+      <w:r>
+        <w:t xml:space="preserve"> ek "Translator" (Compiler) </w:t>
+      </w:r>
+      <w:proofErr w:type="spellStart"/>
+      <w:r>
+        <w:t>hota</w:t>
+      </w:r>
+      <w:proofErr w:type="spellEnd"/>
+      <w:r>
+        <w:t xml:space="preserve"> </w:t>
+      </w:r>
+      <w:proofErr w:type="spellStart"/>
+      <w:r>
+        <w:t>hai</w:t>
+      </w:r>
+      <w:proofErr w:type="spellEnd"/>
+      <w:r>
+        <w:t xml:space="preserve"> jo </w:t>
+      </w:r>
+      <w:proofErr w:type="spellStart"/>
+      <w:r>
+        <w:t>hamari</w:t>
+      </w:r>
+      <w:proofErr w:type="spellEnd"/>
+      <w:r>
+        <w:t xml:space="preserve"> </w:t>
+      </w:r>
+      <w:proofErr w:type="spellStart"/>
+      <w:r>
+        <w:t>baat</w:t>
+      </w:r>
+      <w:proofErr w:type="spellEnd"/>
+      <w:r>
+        <w:t xml:space="preserve"> computer ko 0 aur 1 </w:t>
+      </w:r>
+      <w:proofErr w:type="spellStart"/>
+      <w:r>
+        <w:t>mein</w:t>
+      </w:r>
+      <w:proofErr w:type="spellEnd"/>
+      <w:r>
+        <w:t xml:space="preserve"> </w:t>
+      </w:r>
+      <w:proofErr w:type="spellStart"/>
+      <w:r>
+        <w:t>samjha</w:t>
+      </w:r>
+      <w:proofErr w:type="spellEnd"/>
+      <w:r>
+        <w:t xml:space="preserve"> </w:t>
+      </w:r>
+      <w:proofErr w:type="spellStart"/>
+      <w:r>
+        <w:t>deta</w:t>
+      </w:r>
+      <w:proofErr w:type="spellEnd"/>
+      <w:r>
+        <w:t xml:space="preserve"> </w:t>
+      </w:r>
+      <w:proofErr w:type="spellStart"/>
+      <w:r>
+        <w:t>hai</w:t>
+      </w:r>
+      <w:proofErr w:type="spellEnd"/>
+      <w:r>
+        <w:t>.</w:t>
+      </w:r>
+    </w:p>
+    <w:p>
+      <w:pPr>
+        <w:numPr>
+          <w:ilvl w:val="0"/>
+          <w:numId w:val="6"/>
+        </w:numPr>
+      </w:pPr>
+      <w:r>
+        <w:rPr>
+          <w:b/>
+          <w:bCs/>
+        </w:rPr>
+        <w:t>Summary:</w:t>
+      </w:r>
+      <w:r>
+        <w:t xml:space="preserve"> Programming language ek </w:t>
+      </w:r>
+      <w:proofErr w:type="spellStart"/>
+      <w:r>
+        <w:t>zariya</w:t>
+      </w:r>
+      <w:proofErr w:type="spellEnd"/>
+      <w:r>
+        <w:t xml:space="preserve"> (medium) </w:t>
+      </w:r>
+      <w:proofErr w:type="spellStart"/>
+      <w:r>
+        <w:t>hai</w:t>
+      </w:r>
+      <w:proofErr w:type="spellEnd"/>
+      <w:r>
+        <w:t xml:space="preserve"> </w:t>
+      </w:r>
+      <w:proofErr w:type="spellStart"/>
+      <w:r>
+        <w:t>insaan</w:t>
+      </w:r>
+      <w:proofErr w:type="spellEnd"/>
+      <w:r>
+        <w:t xml:space="preserve"> aur computer </w:t>
+      </w:r>
+      <w:proofErr w:type="spellStart"/>
+      <w:r>
+        <w:t>ke</w:t>
+      </w:r>
+      <w:proofErr w:type="spellEnd"/>
+      <w:r>
+        <w:t xml:space="preserve"> beech communication ka.</w:t>
+      </w:r>
+    </w:p>
+    <w:p>
+      <w:r>
+        <w:drawing>
+          <wp:inline distT="0" distB="0" distL="0" distR="0" wp14:anchorId="5E327917" wp14:editId="5289C7AA">
+            <wp:extent cx="5731510" cy="2280920"/>
+            <wp:effectExtent l="0" t="0" r="2540" b="5080"/>
+            <wp:docPr id="1226192341" name="Picture 1"/>
+            <wp:cNvGraphicFramePr>
+              <a:graphicFrameLocks xmlns:a="http://schemas.openxmlformats.org/drawingml/2006/main" noChangeAspect="1"/>
+            </wp:cNvGraphicFramePr>
+            <a:graphic xmlns:a="http://schemas.openxmlformats.org/drawingml/2006/main">
+              <a:graphicData uri="http://schemas.openxmlformats.org/drawingml/2006/picture">
+                <pic:pic xmlns:pic="http://schemas.openxmlformats.org/drawingml/2006/picture">
+                  <pic:nvPicPr>
+                    <pic:cNvPr id="1226192341" name=""/>
+                    <pic:cNvPicPr/>
+                  </pic:nvPicPr>
+                  <pic:blipFill>
+                    <a:blip r:embed="rId5"/>
+                    <a:stretch>
+                      <a:fillRect/>
+                    </a:stretch>
+                  </pic:blipFill>
+                  <pic:spPr>
+                    <a:xfrm>
+                      <a:off x="0" y="0"/>
+                      <a:ext cx="5731510" cy="2280920"/>
+                    </a:xfrm>
+                    <a:prstGeom prst="rect">
+                      <a:avLst/>
+                    </a:prstGeom>
+                  </pic:spPr>
+                </pic:pic>
+              </a:graphicData>
+            </a:graphic>
+          </wp:inline>
+        </w:drawing>
+      </w:r>
+      <w:r>
+        <w:pict w14:anchorId="43D017AD">
+          <v:rect id="_x0000_i1049" style="width:0;height:1.5pt" o:hralign="center" o:hrstd="t" o:hr="t" fillcolor="#a0a0a0" stroked="f"/>
+        </w:pict>
+      </w:r>
+    </w:p>
+    <w:p>
+      <w:pPr>
+        <w:rPr>
+          <w:b/>
+          <w:bCs/>
+        </w:rPr>
+      </w:pPr>
+      <w:r>
+        <w:rPr>
+          <w:b/>
+          <w:bCs/>
+        </w:rPr>
+        <w:t>2. C++ Kya Hai aur Iska Significance?</w:t>
+      </w:r>
+    </w:p>
+    <w:p>
+      <w:r>
+        <w:t xml:space="preserve">C++ ko Bjarne Stroustrup ne 1979 </w:t>
+      </w:r>
+      <w:proofErr w:type="spellStart"/>
+      <w:r>
+        <w:t>mein</w:t>
+      </w:r>
+      <w:proofErr w:type="spellEnd"/>
+      <w:r>
+        <w:t xml:space="preserve"> </w:t>
+      </w:r>
+      <w:proofErr w:type="spellStart"/>
+      <w:r>
+        <w:t>banaya</w:t>
+      </w:r>
+      <w:proofErr w:type="spellEnd"/>
+      <w:r>
+        <w:t xml:space="preserve"> </w:t>
+      </w:r>
+      <w:proofErr w:type="spellStart"/>
+      <w:r>
+        <w:t>tha</w:t>
+      </w:r>
+      <w:proofErr w:type="spellEnd"/>
+      <w:r>
+        <w:t xml:space="preserve">. Ye ek </w:t>
+      </w:r>
+      <w:r>
+        <w:rPr>
+          <w:b/>
+          <w:bCs/>
+        </w:rPr>
+        <w:t>Middle-Level Language</w:t>
+      </w:r>
+      <w:r>
+        <w:t xml:space="preserve"> </w:t>
+      </w:r>
+      <w:proofErr w:type="spellStart"/>
+      <w:r>
+        <w:t>maani</w:t>
+      </w:r>
+      <w:proofErr w:type="spellEnd"/>
+      <w:r>
+        <w:t xml:space="preserve"> jati </w:t>
+      </w:r>
+      <w:proofErr w:type="spellStart"/>
+      <w:r>
+        <w:t>hai</w:t>
+      </w:r>
+      <w:proofErr w:type="spellEnd"/>
+      <w:r>
+        <w:t xml:space="preserve"> </w:t>
+      </w:r>
+      <w:proofErr w:type="spellStart"/>
+      <w:r>
+        <w:t>kyunki</w:t>
+      </w:r>
+      <w:proofErr w:type="spellEnd"/>
+      <w:r>
+        <w:t xml:space="preserve"> </w:t>
+      </w:r>
+      <w:proofErr w:type="spellStart"/>
+      <w:r>
+        <w:t>isme</w:t>
+      </w:r>
+      <w:proofErr w:type="spellEnd"/>
+      <w:r>
+        <w:t xml:space="preserve"> High-level features </w:t>
+      </w:r>
+      <w:proofErr w:type="spellStart"/>
+      <w:r>
+        <w:t>bhi</w:t>
+      </w:r>
+      <w:proofErr w:type="spellEnd"/>
+      <w:r>
+        <w:t xml:space="preserve"> hain aur Low-level controls </w:t>
+      </w:r>
+      <w:proofErr w:type="spellStart"/>
+      <w:r>
+        <w:t>bhi</w:t>
+      </w:r>
+      <w:proofErr w:type="spellEnd"/>
+      <w:r>
+        <w:t>.</w:t>
+      </w:r>
+    </w:p>
+    <w:p>
+      <w:pPr>
+        <w:numPr>
+          <w:ilvl w:val="0"/>
+          <w:numId w:val="7"/>
+        </w:numPr>
+      </w:pPr>
+      <w:r>
+        <w:rPr>
+          <w:b/>
+          <w:bCs/>
+        </w:rPr>
+        <w:t>High Speed &amp; Performance:</w:t>
+      </w:r>
+      <w:r>
+        <w:t xml:space="preserve"> C++ direct hardware se </w:t>
+      </w:r>
+      <w:proofErr w:type="spellStart"/>
+      <w:r>
+        <w:t>baat</w:t>
+      </w:r>
+      <w:proofErr w:type="spellEnd"/>
+      <w:r>
+        <w:t xml:space="preserve"> </w:t>
+      </w:r>
+      <w:proofErr w:type="spellStart"/>
+      <w:r>
+        <w:t>kar</w:t>
+      </w:r>
+      <w:proofErr w:type="spellEnd"/>
+      <w:r>
+        <w:t xml:space="preserve"> </w:t>
+      </w:r>
+      <w:proofErr w:type="spellStart"/>
+      <w:r>
+        <w:t>sakti</w:t>
+      </w:r>
+      <w:proofErr w:type="spellEnd"/>
+      <w:r>
+        <w:t xml:space="preserve"> </w:t>
+      </w:r>
+      <w:proofErr w:type="spellStart"/>
+      <w:r>
+        <w:t>hai</w:t>
+      </w:r>
+      <w:proofErr w:type="spellEnd"/>
+      <w:r>
+        <w:t xml:space="preserve">, </w:t>
+      </w:r>
+      <w:proofErr w:type="spellStart"/>
+      <w:r>
+        <w:t>isliye</w:t>
+      </w:r>
+      <w:proofErr w:type="spellEnd"/>
+      <w:r>
+        <w:t xml:space="preserve"> ye </w:t>
+      </w:r>
+      <w:proofErr w:type="spellStart"/>
+      <w:r>
+        <w:t>bohot</w:t>
+      </w:r>
+      <w:proofErr w:type="spellEnd"/>
+      <w:r>
+        <w:t xml:space="preserve"> fast </w:t>
+      </w:r>
+      <w:proofErr w:type="spellStart"/>
+      <w:r>
+        <w:t>hai</w:t>
+      </w:r>
+      <w:proofErr w:type="spellEnd"/>
+      <w:r>
+        <w:t xml:space="preserve">. Iska use </w:t>
+      </w:r>
+      <w:proofErr w:type="spellStart"/>
+      <w:r>
+        <w:t>waha</w:t>
+      </w:r>
+      <w:proofErr w:type="spellEnd"/>
+      <w:r>
+        <w:t xml:space="preserve"> </w:t>
+      </w:r>
+      <w:proofErr w:type="spellStart"/>
+      <w:r>
+        <w:t>hota</w:t>
+      </w:r>
+      <w:proofErr w:type="spellEnd"/>
+      <w:r>
+        <w:t xml:space="preserve"> </w:t>
+      </w:r>
+      <w:proofErr w:type="spellStart"/>
+      <w:r>
+        <w:t>hai</w:t>
+      </w:r>
+      <w:proofErr w:type="spellEnd"/>
+      <w:r>
+        <w:t xml:space="preserve"> </w:t>
+      </w:r>
+      <w:proofErr w:type="spellStart"/>
+      <w:r>
+        <w:t>jaha</w:t>
+      </w:r>
+      <w:proofErr w:type="spellEnd"/>
+      <w:r>
+        <w:t xml:space="preserve"> speed </w:t>
+      </w:r>
+      <w:proofErr w:type="spellStart"/>
+      <w:r>
+        <w:t>sabse</w:t>
+      </w:r>
+      <w:proofErr w:type="spellEnd"/>
+      <w:r>
+        <w:t xml:space="preserve"> </w:t>
+      </w:r>
+      <w:proofErr w:type="spellStart"/>
+      <w:r>
+        <w:t>zyada</w:t>
+      </w:r>
+      <w:proofErr w:type="spellEnd"/>
+      <w:r>
+        <w:t xml:space="preserve"> </w:t>
+      </w:r>
+      <w:proofErr w:type="spellStart"/>
+      <w:r>
+        <w:t>chahiye</w:t>
+      </w:r>
+      <w:proofErr w:type="spellEnd"/>
+      <w:r>
+        <w:t xml:space="preserve">, </w:t>
+      </w:r>
+      <w:proofErr w:type="spellStart"/>
+      <w:r>
+        <w:t>jaise</w:t>
+      </w:r>
+      <w:proofErr w:type="spellEnd"/>
+      <w:r>
+        <w:t xml:space="preserve"> High-end Games (Unreal Engine C++ pe </w:t>
+      </w:r>
+      <w:proofErr w:type="spellStart"/>
+      <w:r>
+        <w:t>chalta</w:t>
+      </w:r>
+      <w:proofErr w:type="spellEnd"/>
+      <w:r>
+        <w:t xml:space="preserve"> </w:t>
+      </w:r>
+      <w:proofErr w:type="spellStart"/>
+      <w:r>
+        <w:t>hai</w:t>
+      </w:r>
+      <w:proofErr w:type="spellEnd"/>
+      <w:r>
+        <w:t>).</w:t>
+      </w:r>
+    </w:p>
+    <w:p>
+      <w:pPr>
+        <w:numPr>
+          <w:ilvl w:val="0"/>
+          <w:numId w:val="7"/>
+        </w:numPr>
+      </w:pPr>
+      <w:r>
+        <w:rPr>
+          <w:b/>
+          <w:bCs/>
+        </w:rPr>
+        <w:t>Memory Management:</w:t>
+      </w:r>
+      <w:r>
+        <w:t xml:space="preserve"> Pointers </w:t>
+      </w:r>
+      <w:proofErr w:type="spellStart"/>
+      <w:r>
+        <w:t>ke</w:t>
+      </w:r>
+      <w:proofErr w:type="spellEnd"/>
+      <w:r>
+        <w:t xml:space="preserve"> </w:t>
+      </w:r>
+      <w:proofErr w:type="spellStart"/>
+      <w:r>
+        <w:t>zariye</w:t>
+      </w:r>
+      <w:proofErr w:type="spellEnd"/>
+      <w:r>
+        <w:t xml:space="preserve"> tum memory </w:t>
+      </w:r>
+      <w:proofErr w:type="spellStart"/>
+      <w:r>
+        <w:t>ke</w:t>
+      </w:r>
+      <w:proofErr w:type="spellEnd"/>
+      <w:r>
+        <w:t xml:space="preserve"> ek-ek byte ko control </w:t>
+      </w:r>
+      <w:proofErr w:type="spellStart"/>
+      <w:r>
+        <w:t>kar</w:t>
+      </w:r>
+      <w:proofErr w:type="spellEnd"/>
+      <w:r>
+        <w:t xml:space="preserve"> </w:t>
+      </w:r>
+      <w:proofErr w:type="spellStart"/>
+      <w:r>
+        <w:t>sakte</w:t>
+      </w:r>
+      <w:proofErr w:type="spellEnd"/>
+      <w:r>
+        <w:t xml:space="preserve"> ho.</w:t>
+      </w:r>
+    </w:p>
+    <w:p>
+      <w:pPr>
+        <w:numPr>
+          <w:ilvl w:val="0"/>
+          <w:numId w:val="7"/>
+        </w:numPr>
+      </w:pPr>
+      <w:r>
+        <w:rPr>
+          <w:b/>
+          <w:bCs/>
+        </w:rPr>
+        <w:t>Standard Template Library (STL):</w:t>
+      </w:r>
+      <w:r>
+        <w:t xml:space="preserve"> C++ </w:t>
+      </w:r>
+      <w:proofErr w:type="spellStart"/>
+      <w:r>
+        <w:t>mein</w:t>
+      </w:r>
+      <w:proofErr w:type="spellEnd"/>
+      <w:r>
+        <w:t xml:space="preserve"> </w:t>
+      </w:r>
+      <w:proofErr w:type="spellStart"/>
+      <w:r>
+        <w:t>pehle</w:t>
+      </w:r>
+      <w:proofErr w:type="spellEnd"/>
+      <w:r>
+        <w:t xml:space="preserve"> se bane-</w:t>
+      </w:r>
+      <w:proofErr w:type="spellStart"/>
+      <w:r>
+        <w:t>banaye</w:t>
+      </w:r>
+      <w:proofErr w:type="spellEnd"/>
+      <w:r>
+        <w:t xml:space="preserve"> containers aur algorithms </w:t>
+      </w:r>
+      <w:proofErr w:type="spellStart"/>
+      <w:r>
+        <w:t>milte</w:t>
+      </w:r>
+      <w:proofErr w:type="spellEnd"/>
+      <w:r>
+        <w:t xml:space="preserve"> hain (</w:t>
+      </w:r>
+      <w:proofErr w:type="spellStart"/>
+      <w:r>
+        <w:t>jaise</w:t>
+      </w:r>
+      <w:proofErr w:type="spellEnd"/>
+      <w:r>
+        <w:t xml:space="preserve"> Vectors, Stacks), jo coding ko fast </w:t>
+      </w:r>
+      <w:proofErr w:type="spellStart"/>
+      <w:r>
+        <w:t>banate</w:t>
+      </w:r>
+      <w:proofErr w:type="spellEnd"/>
+      <w:r>
+        <w:t xml:space="preserve"> hain.</w:t>
+      </w:r>
+    </w:p>
+    <w:p>
+      <w:pPr>
+        <w:numPr>
+          <w:ilvl w:val="0"/>
+          <w:numId w:val="7"/>
+        </w:numPr>
+      </w:pPr>
+      <w:r>
+        <w:rPr>
+          <w:b/>
+          <w:bCs/>
+        </w:rPr>
+        <w:lastRenderedPageBreak/>
+        <w:t>Real World Use:</w:t>
+      </w:r>
+      <w:r>
+        <w:t xml:space="preserve"> Browsers (Chrome, Firefox), Operating Systems (Windows ka </w:t>
+      </w:r>
+      <w:proofErr w:type="spellStart"/>
+      <w:r>
+        <w:t>bada</w:t>
+      </w:r>
+      <w:proofErr w:type="spellEnd"/>
+      <w:r>
+        <w:t xml:space="preserve"> </w:t>
+      </w:r>
+      <w:proofErr w:type="spellStart"/>
+      <w:r>
+        <w:t>hissa</w:t>
+      </w:r>
+      <w:proofErr w:type="spellEnd"/>
+      <w:r>
+        <w:t xml:space="preserve">), aur Adobe </w:t>
+      </w:r>
+      <w:proofErr w:type="spellStart"/>
+      <w:r>
+        <w:t>softwares</w:t>
+      </w:r>
+      <w:proofErr w:type="spellEnd"/>
+      <w:r>
+        <w:t xml:space="preserve"> C++ </w:t>
+      </w:r>
+      <w:proofErr w:type="spellStart"/>
+      <w:r>
+        <w:t>mein</w:t>
+      </w:r>
+      <w:proofErr w:type="spellEnd"/>
+      <w:r>
+        <w:t xml:space="preserve"> </w:t>
+      </w:r>
+      <w:proofErr w:type="spellStart"/>
+      <w:r>
+        <w:t>likhe</w:t>
+      </w:r>
+      <w:proofErr w:type="spellEnd"/>
+      <w:r>
+        <w:t xml:space="preserve"> </w:t>
+      </w:r>
+      <w:proofErr w:type="spellStart"/>
+      <w:r>
+        <w:t>gaye</w:t>
+      </w:r>
+      <w:proofErr w:type="spellEnd"/>
+      <w:r>
+        <w:t xml:space="preserve"> hain.</w:t>
+      </w:r>
+    </w:p>
+    <w:p>
+      <w:r>
+        <w:drawing>
+          <wp:inline distT="0" distB="0" distL="0" distR="0" wp14:anchorId="48B15B40" wp14:editId="4D489521">
+            <wp:extent cx="5731510" cy="1730375"/>
+            <wp:effectExtent l="0" t="0" r="2540" b="3175"/>
+            <wp:docPr id="449568419" name="Picture 1"/>
+            <wp:cNvGraphicFramePr>
+              <a:graphicFrameLocks xmlns:a="http://schemas.openxmlformats.org/drawingml/2006/main" noChangeAspect="1"/>
+            </wp:cNvGraphicFramePr>
+            <a:graphic xmlns:a="http://schemas.openxmlformats.org/drawingml/2006/main">
+              <a:graphicData uri="http://schemas.openxmlformats.org/drawingml/2006/picture">
+                <pic:pic xmlns:pic="http://schemas.openxmlformats.org/drawingml/2006/picture">
+                  <pic:nvPicPr>
+                    <pic:cNvPr id="449568419" name=""/>
+                    <pic:cNvPicPr/>
+                  </pic:nvPicPr>
+                  <pic:blipFill>
+                    <a:blip r:embed="rId6"/>
+                    <a:stretch>
+                      <a:fillRect/>
+                    </a:stretch>
+                  </pic:blipFill>
+                  <pic:spPr>
+                    <a:xfrm>
+                      <a:off x="0" y="0"/>
+                      <a:ext cx="5731510" cy="1730375"/>
+                    </a:xfrm>
+                    <a:prstGeom prst="rect">
+                      <a:avLst/>
+                    </a:prstGeom>
+                  </pic:spPr>
+                </pic:pic>
+              </a:graphicData>
+            </a:graphic>
+          </wp:inline>
+        </w:drawing>
+      </w:r>
+      <w:r>
+        <w:t xml:space="preserve"> </w:t>
+      </w:r>
+      <w:r>
+        <w:pict w14:anchorId="21291BEB">
+          <v:rect id="_x0000_i1050" style="width:0;height:1.5pt" o:hralign="center" o:hrstd="t" o:hr="t" fillcolor="#a0a0a0" stroked="f"/>
+        </w:pict>
+      </w:r>
+    </w:p>
+    <w:p>
+      <w:pPr>
+        <w:rPr>
+          <w:b/>
+          <w:bCs/>
+        </w:rPr>
+      </w:pPr>
+      <w:r>
+        <w:rPr>
+          <w:b/>
+          <w:bCs/>
+        </w:rPr>
+        <w:t xml:space="preserve">3. Compilation Process (Source Code se Executable </w:t>
+      </w:r>
+      <w:proofErr w:type="spellStart"/>
+      <w:r>
+        <w:rPr>
+          <w:b/>
+          <w:bCs/>
+        </w:rPr>
+        <w:t>tak</w:t>
+      </w:r>
+      <w:proofErr w:type="spellEnd"/>
+      <w:r>
+        <w:rPr>
+          <w:b/>
+          <w:bCs/>
+        </w:rPr>
+        <w:t>)</w:t>
+      </w:r>
+    </w:p>
+    <w:p>
+      <w:r>
+        <w:t xml:space="preserve">Jab tum code </w:t>
+      </w:r>
+      <w:proofErr w:type="spellStart"/>
+      <w:r>
+        <w:t>likhte</w:t>
+      </w:r>
+      <w:proofErr w:type="spellEnd"/>
+      <w:r>
+        <w:t xml:space="preserve"> </w:t>
+      </w:r>
+      <w:proofErr w:type="spellStart"/>
+      <w:r>
+        <w:t>ho</w:t>
+      </w:r>
+      <w:proofErr w:type="spellEnd"/>
+      <w:r>
+        <w:t xml:space="preserve">, </w:t>
+      </w:r>
+      <w:proofErr w:type="spellStart"/>
+      <w:r>
+        <w:t>toh</w:t>
+      </w:r>
+      <w:proofErr w:type="spellEnd"/>
+      <w:r>
+        <w:t xml:space="preserve"> wo </w:t>
+      </w:r>
+      <w:proofErr w:type="spellStart"/>
+      <w:r>
+        <w:t>sirf</w:t>
+      </w:r>
+      <w:proofErr w:type="spellEnd"/>
+      <w:r>
+        <w:t xml:space="preserve"> ek text file </w:t>
+      </w:r>
+      <w:proofErr w:type="spellStart"/>
+      <w:r>
+        <w:t>hoti</w:t>
+      </w:r>
+      <w:proofErr w:type="spellEnd"/>
+      <w:r>
+        <w:t xml:space="preserve"> </w:t>
+      </w:r>
+      <w:proofErr w:type="spellStart"/>
+      <w:r>
+        <w:t>hai</w:t>
+      </w:r>
+      <w:proofErr w:type="spellEnd"/>
+      <w:r>
+        <w:t xml:space="preserve">. Computer </w:t>
+      </w:r>
+      <w:proofErr w:type="spellStart"/>
+      <w:r>
+        <w:t>usse</w:t>
+      </w:r>
+      <w:proofErr w:type="spellEnd"/>
+      <w:r>
+        <w:t xml:space="preserve"> direct </w:t>
+      </w:r>
+      <w:proofErr w:type="spellStart"/>
+      <w:r>
+        <w:t>nahi</w:t>
+      </w:r>
+      <w:proofErr w:type="spellEnd"/>
+      <w:r>
+        <w:t xml:space="preserve"> </w:t>
+      </w:r>
+      <w:proofErr w:type="spellStart"/>
+      <w:r>
+        <w:t>chala</w:t>
+      </w:r>
+      <w:proofErr w:type="spellEnd"/>
+      <w:r>
+        <w:t xml:space="preserve"> </w:t>
+      </w:r>
+      <w:proofErr w:type="spellStart"/>
+      <w:r>
+        <w:t>sakta</w:t>
+      </w:r>
+      <w:proofErr w:type="spellEnd"/>
+      <w:r>
+        <w:t xml:space="preserve">. Iske </w:t>
+      </w:r>
+      <w:proofErr w:type="spellStart"/>
+      <w:r>
+        <w:t>piche</w:t>
+      </w:r>
+      <w:proofErr w:type="spellEnd"/>
+      <w:r>
+        <w:t xml:space="preserve"> 4 bade steps </w:t>
+      </w:r>
+      <w:proofErr w:type="spellStart"/>
+      <w:r>
+        <w:t>hote</w:t>
+      </w:r>
+      <w:proofErr w:type="spellEnd"/>
+      <w:r>
+        <w:t xml:space="preserve"> hain:</w:t>
+      </w:r>
+    </w:p>
+    <w:p>
+      <w:pPr>
+        <w:numPr>
+          <w:ilvl w:val="0"/>
+          <w:numId w:val="8"/>
+        </w:numPr>
+      </w:pPr>
+      <w:r>
+        <w:rPr>
+          <w:b/>
+          <w:bCs/>
+        </w:rPr>
+        <w:t>Pre-processing:</w:t>
+      </w:r>
+      <w:r>
+        <w:t xml:space="preserve"> Sabse </w:t>
+      </w:r>
+      <w:proofErr w:type="spellStart"/>
+      <w:r>
+        <w:t>pehle</w:t>
+      </w:r>
+      <w:proofErr w:type="spellEnd"/>
+      <w:r>
+        <w:t xml:space="preserve"> #include </w:t>
+      </w:r>
+      <w:proofErr w:type="spellStart"/>
+      <w:r>
+        <w:t>wali</w:t>
+      </w:r>
+      <w:proofErr w:type="spellEnd"/>
+      <w:r>
+        <w:t xml:space="preserve"> lines (directives) ko scan </w:t>
+      </w:r>
+      <w:proofErr w:type="spellStart"/>
+      <w:r>
+        <w:t>kiya</w:t>
+      </w:r>
+      <w:proofErr w:type="spellEnd"/>
+      <w:r>
+        <w:t xml:space="preserve"> </w:t>
+      </w:r>
+      <w:proofErr w:type="spellStart"/>
+      <w:r>
+        <w:t>jata</w:t>
+      </w:r>
+      <w:proofErr w:type="spellEnd"/>
+      <w:r>
+        <w:t xml:space="preserve"> </w:t>
+      </w:r>
+      <w:proofErr w:type="spellStart"/>
+      <w:r>
+        <w:t>hai</w:t>
+      </w:r>
+      <w:proofErr w:type="spellEnd"/>
+      <w:r>
+        <w:t xml:space="preserve"> aur </w:t>
+      </w:r>
+      <w:proofErr w:type="spellStart"/>
+      <w:r>
+        <w:t>unka</w:t>
+      </w:r>
+      <w:proofErr w:type="spellEnd"/>
+      <w:r>
+        <w:t xml:space="preserve"> content file </w:t>
+      </w:r>
+      <w:proofErr w:type="spellStart"/>
+      <w:r>
+        <w:t>mein</w:t>
+      </w:r>
+      <w:proofErr w:type="spellEnd"/>
+      <w:r>
+        <w:t xml:space="preserve"> add </w:t>
+      </w:r>
+      <w:proofErr w:type="spellStart"/>
+      <w:r>
+        <w:t>kiya</w:t>
+      </w:r>
+      <w:proofErr w:type="spellEnd"/>
+      <w:r>
+        <w:t xml:space="preserve"> </w:t>
+      </w:r>
+      <w:proofErr w:type="spellStart"/>
+      <w:r>
+        <w:t>jata</w:t>
+      </w:r>
+      <w:proofErr w:type="spellEnd"/>
+      <w:r>
+        <w:t xml:space="preserve"> </w:t>
+      </w:r>
+      <w:proofErr w:type="spellStart"/>
+      <w:r>
+        <w:t>hai</w:t>
+      </w:r>
+      <w:proofErr w:type="spellEnd"/>
+      <w:r>
+        <w:t>.</w:t>
+      </w:r>
+    </w:p>
+    <w:p>
+      <w:pPr>
+        <w:numPr>
+          <w:ilvl w:val="0"/>
+          <w:numId w:val="8"/>
+        </w:numPr>
+      </w:pPr>
+      <w:r>
+        <w:rPr>
+          <w:b/>
+          <w:bCs/>
+        </w:rPr>
+        <w:t>Compilation:</w:t>
+      </w:r>
+      <w:r>
+        <w:t xml:space="preserve"> </w:t>
+      </w:r>
+      <w:proofErr w:type="spellStart"/>
+      <w:r>
+        <w:t>Tumhare</w:t>
+      </w:r>
+      <w:proofErr w:type="spellEnd"/>
+      <w:r>
+        <w:t xml:space="preserve"> "Source Code" ko </w:t>
+      </w:r>
+      <w:r>
+        <w:rPr>
+          <w:b/>
+          <w:bCs/>
+        </w:rPr>
+        <w:t>Assembly Language</w:t>
+      </w:r>
+      <w:r>
+        <w:t xml:space="preserve"> (Low-level language) </w:t>
+      </w:r>
+      <w:proofErr w:type="spellStart"/>
+      <w:r>
+        <w:t>mein</w:t>
+      </w:r>
+      <w:proofErr w:type="spellEnd"/>
+      <w:r>
+        <w:t xml:space="preserve"> convert </w:t>
+      </w:r>
+      <w:proofErr w:type="spellStart"/>
+      <w:r>
+        <w:t>kiya</w:t>
+      </w:r>
+      <w:proofErr w:type="spellEnd"/>
+      <w:r>
+        <w:t xml:space="preserve"> </w:t>
+      </w:r>
+      <w:proofErr w:type="spellStart"/>
+      <w:r>
+        <w:t>jata</w:t>
+      </w:r>
+      <w:proofErr w:type="spellEnd"/>
+      <w:r>
+        <w:t xml:space="preserve"> </w:t>
+      </w:r>
+      <w:proofErr w:type="spellStart"/>
+      <w:r>
+        <w:t>hai</w:t>
+      </w:r>
+      <w:proofErr w:type="spellEnd"/>
+      <w:r>
+        <w:t>.</w:t>
+      </w:r>
+    </w:p>
+    <w:p>
+      <w:pPr>
+        <w:numPr>
+          <w:ilvl w:val="0"/>
+          <w:numId w:val="8"/>
+        </w:numPr>
+      </w:pPr>
+      <w:r>
+        <w:rPr>
+          <w:b/>
+          <w:bCs/>
+        </w:rPr>
+        <w:t>Assembling:</w:t>
+      </w:r>
+      <w:r>
+        <w:t xml:space="preserve"> Assembly code ko </w:t>
+      </w:r>
+      <w:r>
+        <w:rPr>
+          <w:b/>
+          <w:bCs/>
+        </w:rPr>
+        <w:t>Machine Code</w:t>
+      </w:r>
+      <w:r>
+        <w:t xml:space="preserve"> (0s aur 1s) </w:t>
+      </w:r>
+      <w:proofErr w:type="spellStart"/>
+      <w:r>
+        <w:t>mein</w:t>
+      </w:r>
+      <w:proofErr w:type="spellEnd"/>
+      <w:r>
+        <w:t xml:space="preserve"> </w:t>
+      </w:r>
+      <w:proofErr w:type="spellStart"/>
+      <w:r>
+        <w:t>badla</w:t>
+      </w:r>
+      <w:proofErr w:type="spellEnd"/>
+      <w:r>
+        <w:t xml:space="preserve"> </w:t>
+      </w:r>
+      <w:proofErr w:type="spellStart"/>
+      <w:r>
+        <w:t>jata</w:t>
+      </w:r>
+      <w:proofErr w:type="spellEnd"/>
+      <w:r>
+        <w:t xml:space="preserve"> </w:t>
+      </w:r>
+      <w:proofErr w:type="spellStart"/>
+      <w:r>
+        <w:t>hai</w:t>
+      </w:r>
+      <w:proofErr w:type="spellEnd"/>
+      <w:r>
+        <w:t>.</w:t>
+      </w:r>
+    </w:p>
+    <w:p>
+      <w:pPr>
+        <w:numPr>
+          <w:ilvl w:val="0"/>
+          <w:numId w:val="8"/>
+        </w:numPr>
+      </w:pPr>
+      <w:r>
+        <w:rPr>
+          <w:b/>
+          <w:bCs/>
+        </w:rPr>
+        <w:t>Linking:</w:t>
+      </w:r>
+      <w:r>
+        <w:t xml:space="preserve"> Agar </w:t>
+      </w:r>
+      <w:proofErr w:type="spellStart"/>
+      <w:r>
+        <w:t>tumne</w:t>
+      </w:r>
+      <w:proofErr w:type="spellEnd"/>
+      <w:r>
+        <w:t xml:space="preserve"> koi library </w:t>
+      </w:r>
+      <w:proofErr w:type="gramStart"/>
+      <w:r>
+        <w:t>use</w:t>
+      </w:r>
+      <w:proofErr w:type="gramEnd"/>
+      <w:r>
+        <w:t xml:space="preserve"> ki </w:t>
+      </w:r>
+      <w:proofErr w:type="spellStart"/>
+      <w:r>
+        <w:t>hai</w:t>
+      </w:r>
+      <w:proofErr w:type="spellEnd"/>
+      <w:r>
+        <w:t xml:space="preserve"> (</w:t>
+      </w:r>
+      <w:proofErr w:type="spellStart"/>
+      <w:r>
+        <w:t>jaise</w:t>
+      </w:r>
+      <w:proofErr w:type="spellEnd"/>
+      <w:r>
+        <w:t xml:space="preserve"> iostream), </w:t>
+      </w:r>
+      <w:proofErr w:type="spellStart"/>
+      <w:r>
+        <w:t>toh</w:t>
+      </w:r>
+      <w:proofErr w:type="spellEnd"/>
+      <w:r>
+        <w:t xml:space="preserve"> linker un libraries ko </w:t>
+      </w:r>
+      <w:proofErr w:type="spellStart"/>
+      <w:r>
+        <w:t>tumhare</w:t>
+      </w:r>
+      <w:proofErr w:type="spellEnd"/>
+      <w:r>
+        <w:t xml:space="preserve"> code </w:t>
+      </w:r>
+      <w:proofErr w:type="spellStart"/>
+      <w:r>
+        <w:t>ke</w:t>
+      </w:r>
+      <w:proofErr w:type="spellEnd"/>
+      <w:r>
+        <w:t xml:space="preserve"> </w:t>
+      </w:r>
+      <w:proofErr w:type="spellStart"/>
+      <w:r>
+        <w:t>saath</w:t>
+      </w:r>
+      <w:proofErr w:type="spellEnd"/>
+      <w:r>
+        <w:t xml:space="preserve"> </w:t>
+      </w:r>
+      <w:proofErr w:type="spellStart"/>
+      <w:r>
+        <w:t>jod</w:t>
+      </w:r>
+      <w:proofErr w:type="spellEnd"/>
+      <w:r>
+        <w:t xml:space="preserve"> </w:t>
+      </w:r>
+      <w:proofErr w:type="spellStart"/>
+      <w:r>
+        <w:t>kar</w:t>
+      </w:r>
+      <w:proofErr w:type="spellEnd"/>
+      <w:r>
+        <w:t xml:space="preserve"> ek final </w:t>
+      </w:r>
+      <w:r>
+        <w:rPr>
+          <w:b/>
+          <w:bCs/>
+        </w:rPr>
+        <w:t>Executable File (.exe)</w:t>
+      </w:r>
+      <w:r>
+        <w:t xml:space="preserve"> </w:t>
+      </w:r>
+      <w:proofErr w:type="spellStart"/>
+      <w:r>
+        <w:t>bana</w:t>
+      </w:r>
+      <w:proofErr w:type="spellEnd"/>
+      <w:r>
+        <w:t xml:space="preserve"> </w:t>
+      </w:r>
+      <w:proofErr w:type="spellStart"/>
+      <w:r>
+        <w:t>deta</w:t>
+      </w:r>
+      <w:proofErr w:type="spellEnd"/>
+      <w:r>
+        <w:t xml:space="preserve"> </w:t>
+      </w:r>
+      <w:proofErr w:type="spellStart"/>
+      <w:r>
+        <w:t>hai</w:t>
+      </w:r>
+      <w:proofErr w:type="spellEnd"/>
+      <w:r>
+        <w:t>.</w:t>
+      </w:r>
+    </w:p>
+    <w:p>
+      <w:r>
+        <w:pict w14:anchorId="4120D891">
+          <v:rect id="_x0000_i1051" style="width:0;height:1.5pt" o:hralign="center" o:hrstd="t" o:hr="t" fillcolor="#a0a0a0" stroked="f"/>
+        </w:pict>
+      </w:r>
+    </w:p>
+    <w:p>
+      <w:pPr>
+        <w:rPr>
+          <w:b/>
+          <w:bCs/>
+        </w:rPr>
+      </w:pPr>
+      <w:r>
+        <w:rPr>
+          <w:b/>
+          <w:bCs/>
+        </w:rPr>
+        <w:t>4. Compiler vs Interpreter (Extra Point for Interviews)</w:t>
+      </w:r>
+    </w:p>
+    <w:p>
+      <w:r>
+        <w:t xml:space="preserve">Dono ka </w:t>
+      </w:r>
+      <w:proofErr w:type="spellStart"/>
+      <w:r>
+        <w:t>kaam</w:t>
+      </w:r>
+      <w:proofErr w:type="spellEnd"/>
+      <w:r>
+        <w:t xml:space="preserve"> code translate </w:t>
+      </w:r>
+      <w:proofErr w:type="spellStart"/>
+      <w:r>
+        <w:t>karna</w:t>
+      </w:r>
+      <w:proofErr w:type="spellEnd"/>
+      <w:r>
+        <w:t xml:space="preserve"> </w:t>
+      </w:r>
+      <w:proofErr w:type="spellStart"/>
+      <w:r>
+        <w:t>hai</w:t>
+      </w:r>
+      <w:proofErr w:type="spellEnd"/>
+      <w:r>
+        <w:t xml:space="preserve">, par </w:t>
+      </w:r>
+      <w:proofErr w:type="spellStart"/>
+      <w:r>
+        <w:t>tarika</w:t>
+      </w:r>
+      <w:proofErr w:type="spellEnd"/>
+      <w:r>
+        <w:t xml:space="preserve"> </w:t>
+      </w:r>
+      <w:proofErr w:type="spellStart"/>
+      <w:r>
+        <w:t>alag</w:t>
+      </w:r>
+      <w:proofErr w:type="spellEnd"/>
+      <w:r>
+        <w:t xml:space="preserve"> </w:t>
+      </w:r>
+      <w:proofErr w:type="spellStart"/>
+      <w:r>
+        <w:t>hai</w:t>
+      </w:r>
+      <w:proofErr w:type="spellEnd"/>
+      <w:r>
+        <w:t>:</w:t>
+      </w:r>
+    </w:p>
+    <w:p>
+      <w:pPr>
+        <w:numPr>
+          <w:ilvl w:val="0"/>
+          <w:numId w:val="9"/>
+        </w:numPr>
+      </w:pPr>
+      <w:r>
+        <w:rPr>
+          <w:b/>
+          <w:bCs/>
+        </w:rPr>
+        <w:t xml:space="preserve">Compiler (C++ use </w:t>
+      </w:r>
+      <w:proofErr w:type="spellStart"/>
+      <w:r>
+        <w:rPr>
+          <w:b/>
+          <w:bCs/>
+        </w:rPr>
+        <w:t>karti</w:t>
+      </w:r>
+      <w:proofErr w:type="spellEnd"/>
+      <w:r>
+        <w:rPr>
+          <w:b/>
+          <w:bCs/>
+        </w:rPr>
+        <w:t xml:space="preserve"> </w:t>
+      </w:r>
+      <w:proofErr w:type="spellStart"/>
+      <w:r>
+        <w:rPr>
+          <w:b/>
+          <w:bCs/>
+        </w:rPr>
+        <w:t>hai</w:t>
+      </w:r>
+      <w:proofErr w:type="spellEnd"/>
+      <w:r>
+        <w:rPr>
+          <w:b/>
+          <w:bCs/>
+        </w:rPr>
+        <w:t>):</w:t>
+      </w:r>
+      <w:r>
+        <w:t xml:space="preserve"> Ye pura ka pura code ek </w:t>
+      </w:r>
+      <w:proofErr w:type="spellStart"/>
+      <w:r>
+        <w:t>saath</w:t>
+      </w:r>
+      <w:proofErr w:type="spellEnd"/>
+      <w:r>
+        <w:t xml:space="preserve"> scan </w:t>
+      </w:r>
+      <w:proofErr w:type="spellStart"/>
+      <w:r>
+        <w:t>karta</w:t>
+      </w:r>
+      <w:proofErr w:type="spellEnd"/>
+      <w:r>
+        <w:t xml:space="preserve"> </w:t>
+      </w:r>
+      <w:proofErr w:type="spellStart"/>
+      <w:r>
+        <w:t>hai</w:t>
+      </w:r>
+      <w:proofErr w:type="spellEnd"/>
+      <w:r>
+        <w:t xml:space="preserve"> aur error batata </w:t>
+      </w:r>
+      <w:proofErr w:type="spellStart"/>
+      <w:r>
+        <w:t>hai</w:t>
+      </w:r>
+      <w:proofErr w:type="spellEnd"/>
+      <w:r>
+        <w:t xml:space="preserve">. Ye ek </w:t>
+      </w:r>
+      <w:proofErr w:type="spellStart"/>
+      <w:r>
+        <w:t>alag</w:t>
+      </w:r>
+      <w:proofErr w:type="spellEnd"/>
+      <w:r>
+        <w:t xml:space="preserve"> file (.exe) </w:t>
+      </w:r>
+      <w:proofErr w:type="spellStart"/>
+      <w:r>
+        <w:t>banata</w:t>
+      </w:r>
+      <w:proofErr w:type="spellEnd"/>
+      <w:r>
+        <w:t xml:space="preserve"> </w:t>
+      </w:r>
+      <w:proofErr w:type="spellStart"/>
+      <w:r>
+        <w:t>hai</w:t>
+      </w:r>
+      <w:proofErr w:type="spellEnd"/>
+      <w:r>
+        <w:t xml:space="preserve">. </w:t>
+      </w:r>
+      <w:proofErr w:type="spellStart"/>
+      <w:r>
+        <w:t>Isliye</w:t>
+      </w:r>
+      <w:proofErr w:type="spellEnd"/>
+      <w:r>
+        <w:t xml:space="preserve"> C++ fast </w:t>
+      </w:r>
+      <w:proofErr w:type="spellStart"/>
+      <w:r>
+        <w:t>hai</w:t>
+      </w:r>
+      <w:proofErr w:type="spellEnd"/>
+      <w:r>
+        <w:t>.</w:t>
+      </w:r>
+    </w:p>
+    <w:p>
+      <w:pPr>
+        <w:numPr>
+          <w:ilvl w:val="0"/>
+          <w:numId w:val="9"/>
+        </w:numPr>
+      </w:pPr>
+      <w:r>
+        <w:rPr>
+          <w:b/>
+          <w:bCs/>
+        </w:rPr>
+        <w:t xml:space="preserve">Interpreter (Python use </w:t>
+      </w:r>
+      <w:proofErr w:type="spellStart"/>
+      <w:r>
+        <w:rPr>
+          <w:b/>
+          <w:bCs/>
+        </w:rPr>
+        <w:t>karti</w:t>
+      </w:r>
+      <w:proofErr w:type="spellEnd"/>
+      <w:r>
+        <w:rPr>
+          <w:b/>
+          <w:bCs/>
+        </w:rPr>
+        <w:t xml:space="preserve"> </w:t>
+      </w:r>
+      <w:proofErr w:type="spellStart"/>
+      <w:r>
+        <w:rPr>
+          <w:b/>
+          <w:bCs/>
+        </w:rPr>
+        <w:t>hai</w:t>
+      </w:r>
+      <w:proofErr w:type="spellEnd"/>
+      <w:r>
+        <w:rPr>
+          <w:b/>
+          <w:bCs/>
+        </w:rPr>
+        <w:t>):</w:t>
+      </w:r>
+      <w:r>
+        <w:t xml:space="preserve"> Ye code ko line-by-line read aur execute </w:t>
+      </w:r>
+      <w:proofErr w:type="spellStart"/>
+      <w:r>
+        <w:t>karta</w:t>
+      </w:r>
+      <w:proofErr w:type="spellEnd"/>
+      <w:r>
+        <w:t xml:space="preserve"> </w:t>
+      </w:r>
+      <w:proofErr w:type="spellStart"/>
+      <w:r>
+        <w:t>hai</w:t>
+      </w:r>
+      <w:proofErr w:type="spellEnd"/>
+      <w:r>
+        <w:t xml:space="preserve">. Isme koi .exe file </w:t>
+      </w:r>
+      <w:proofErr w:type="spellStart"/>
+      <w:r>
+        <w:t>nahi</w:t>
+      </w:r>
+      <w:proofErr w:type="spellEnd"/>
+      <w:r>
+        <w:t xml:space="preserve"> </w:t>
+      </w:r>
+      <w:proofErr w:type="spellStart"/>
+      <w:r>
+        <w:t>banti</w:t>
+      </w:r>
+      <w:proofErr w:type="spellEnd"/>
+      <w:r>
+        <w:t>.</w:t>
+      </w:r>
+    </w:p>
+    <w:p>
+      <w:r>
+        <w:pict w14:anchorId="2421167B">
+          <v:rect id="_x0000_i1052" style="width:0;height:1.5pt" o:hralign="center" o:hrstd="t" o:hr="t" fillcolor="#a0a0a0" stroked="f"/>
+        </w:pict>
+      </w:r>
+    </w:p>
+    <w:p>
+      <w:pPr>
+        <w:rPr>
+          <w:b/>
+          <w:bCs/>
+        </w:rPr>
+      </w:pPr>
+      <w:r>
+        <w:rPr>
+          <w:b/>
+          <w:bCs/>
+        </w:rPr>
+        <w:t>5. C++ Case Sensitivity</w:t>
+      </w:r>
+    </w:p>
+    <w:p>
+      <w:r>
+        <w:t xml:space="preserve">Hamesha </w:t>
+      </w:r>
+      <w:proofErr w:type="spellStart"/>
+      <w:r>
+        <w:t>yaad</w:t>
+      </w:r>
+      <w:proofErr w:type="spellEnd"/>
+      <w:r>
+        <w:t xml:space="preserve"> </w:t>
+      </w:r>
+      <w:proofErr w:type="spellStart"/>
+      <w:r>
+        <w:t>rakhna</w:t>
+      </w:r>
+      <w:proofErr w:type="spellEnd"/>
+      <w:r>
+        <w:t xml:space="preserve">, C++ </w:t>
+      </w:r>
+      <w:proofErr w:type="spellStart"/>
+      <w:r>
+        <w:t>mein</w:t>
+      </w:r>
+      <w:proofErr w:type="spellEnd"/>
+      <w:r>
+        <w:t xml:space="preserve"> Capital Letter aur Small Letter ka </w:t>
+      </w:r>
+      <w:proofErr w:type="spellStart"/>
+      <w:r>
+        <w:t>matlab</w:t>
+      </w:r>
+      <w:proofErr w:type="spellEnd"/>
+      <w:r>
+        <w:t xml:space="preserve"> </w:t>
+      </w:r>
+      <w:proofErr w:type="spellStart"/>
+      <w:r>
+        <w:t>alag</w:t>
+      </w:r>
+      <w:proofErr w:type="spellEnd"/>
+      <w:r>
+        <w:t xml:space="preserve"> </w:t>
+      </w:r>
+      <w:proofErr w:type="spellStart"/>
+      <w:r>
+        <w:t>hota</w:t>
+      </w:r>
+      <w:proofErr w:type="spellEnd"/>
+      <w:r>
+        <w:t xml:space="preserve"> </w:t>
+      </w:r>
+      <w:proofErr w:type="spellStart"/>
+      <w:r>
+        <w:t>hai</w:t>
+      </w:r>
+      <w:proofErr w:type="spellEnd"/>
+      <w:r>
+        <w:t>.</w:t>
+      </w:r>
+    </w:p>
+    <w:p>
+      <w:pPr>
+        <w:numPr>
+          <w:ilvl w:val="0"/>
+          <w:numId w:val="10"/>
+        </w:numPr>
+      </w:pPr>
+      <w:r>
+        <w:t xml:space="preserve">int marks; aur int Marks; C++ </w:t>
+      </w:r>
+      <w:proofErr w:type="spellStart"/>
+      <w:r>
+        <w:t>ke</w:t>
+      </w:r>
+      <w:proofErr w:type="spellEnd"/>
+      <w:r>
+        <w:t xml:space="preserve"> </w:t>
+      </w:r>
+      <w:proofErr w:type="spellStart"/>
+      <w:r>
+        <w:t>liye</w:t>
+      </w:r>
+      <w:proofErr w:type="spellEnd"/>
+      <w:r>
+        <w:t xml:space="preserve"> do </w:t>
+      </w:r>
+      <w:proofErr w:type="spellStart"/>
+      <w:r>
+        <w:t>alag-alag</w:t>
+      </w:r>
+      <w:proofErr w:type="spellEnd"/>
+      <w:r>
+        <w:t xml:space="preserve"> variables hain.</w:t>
+      </w:r>
+    </w:p>
+    <w:p>
+      <w:pPr>
+        <w:numPr>
+          <w:ilvl w:val="0"/>
+          <w:numId w:val="10"/>
+        </w:numPr>
+      </w:pPr>
+      <w:r>
+        <w:lastRenderedPageBreak/>
+        <w:t xml:space="preserve">Aksar </w:t>
+      </w:r>
+      <w:proofErr w:type="spellStart"/>
+      <w:r>
+        <w:t>naye</w:t>
+      </w:r>
+      <w:proofErr w:type="spellEnd"/>
+      <w:r>
+        <w:t xml:space="preserve"> coders </w:t>
+      </w:r>
+      <w:proofErr w:type="gramStart"/>
+      <w:r>
+        <w:t>Main(</w:t>
+      </w:r>
+      <w:proofErr w:type="gramEnd"/>
+      <w:r>
+        <w:t xml:space="preserve">) </w:t>
+      </w:r>
+      <w:proofErr w:type="spellStart"/>
+      <w:r>
+        <w:t>likh</w:t>
+      </w:r>
+      <w:proofErr w:type="spellEnd"/>
+      <w:r>
+        <w:t xml:space="preserve"> </w:t>
+      </w:r>
+      <w:proofErr w:type="spellStart"/>
+      <w:r>
+        <w:t>dete</w:t>
+      </w:r>
+      <w:proofErr w:type="spellEnd"/>
+      <w:r>
+        <w:t xml:space="preserve"> hain </w:t>
+      </w:r>
+      <w:proofErr w:type="spellStart"/>
+      <w:r>
+        <w:t>jabki</w:t>
+      </w:r>
+      <w:proofErr w:type="spellEnd"/>
+      <w:r>
+        <w:t xml:space="preserve"> C++ </w:t>
+      </w:r>
+      <w:proofErr w:type="spellStart"/>
+      <w:r>
+        <w:t>sirf</w:t>
+      </w:r>
+      <w:proofErr w:type="spellEnd"/>
+      <w:r>
+        <w:t xml:space="preserve"> </w:t>
+      </w:r>
+      <w:proofErr w:type="gramStart"/>
+      <w:r>
+        <w:t>main(</w:t>
+      </w:r>
+      <w:proofErr w:type="gramEnd"/>
+      <w:r>
+        <w:t xml:space="preserve">) ko starting point </w:t>
+      </w:r>
+      <w:proofErr w:type="spellStart"/>
+      <w:r>
+        <w:t>samajhta</w:t>
+      </w:r>
+      <w:proofErr w:type="spellEnd"/>
+      <w:r>
+        <w:t xml:space="preserve"> </w:t>
+      </w:r>
+      <w:proofErr w:type="spellStart"/>
+      <w:r>
+        <w:t>hai</w:t>
+      </w:r>
+      <w:proofErr w:type="spellEnd"/>
+      <w:r>
+        <w:t>.</w:t>
+      </w:r>
+    </w:p>
+    <w:p>
+      <w:r>
+        <w:pict w14:anchorId="314DD34D">
+          <v:rect id="_x0000_i1057" style="width:0;height:1.5pt" o:hralign="center" o:hrstd="t" o:hr="t" fillcolor="#a0a0a0" stroked="f"/>
+        </w:pict>
       </w:r>
     </w:p>
     <w:p/>
@@ -32,6 +1980,1459 @@
     </w:sectPr>
   </w:body>
 </w:document>
+</file>
+
+<file path=word/numbering.xml><?xml version="1.0" encoding="utf-8"?>
+<w:numbering xmlns:wpc="http://schemas.microsoft.com/office/word/2010/wordprocessingCanvas" xmlns:cx="http://schemas.microsoft.com/office/drawing/2014/chartex" xmlns:cx1="http://schemas.microsoft.com/office/drawing/2015/9/8/chartex" xmlns:cx2="http://schemas.microsoft.com/office/drawing/2015/10/21/chartex" xmlns:cx3="http://schemas.microsoft.com/office/drawing/2016/5/9/chartex" xmlns:cx4="http://schemas.microsoft.com/office/drawing/2016/5/10/chartex" xmlns:cx5="http://schemas.microsoft.com/office/drawing/2016/5/11/chartex" xmlns:cx6="http://schemas.microsoft.com/office/drawing/2016/5/12/chartex" xmlns:cx7="http://schemas.microsoft.com/office/drawing/2016/5/13/chartex" xmlns:cx8="http://schemas.microsoft.com/office/drawing/2016/5/14/chartex" xmlns:mc="http://schemas.openxmlformats.org/markup-compatibility/2006" xmlns:aink="http://schemas.microsoft.com/office/drawing/2016/ink" xmlns:am3d="http://schemas.microsoft.com/office/drawing/2017/model3d" xmlns:o="urn:schemas-microsoft-com:office:office" xmlns:oel="http://schemas.microsoft.com/office/2019/extlst" xmlns:r="http://schemas.openxmlformats.org/officeDocument/2006/relationships" xmlns:m="http://schemas.openxmlformats.org/officeDocument/2006/math" xmlns:v="urn:schemas-microsoft-com:vml" xmlns:wp14="http://schemas.microsoft.com/office/word/2010/wordprocessingDrawing" xmlns:wp="http://schemas.openxmlformats.org/drawingml/2006/wordprocessingDrawing" xmlns:w10="urn:schemas-microsoft-com:office:word" xmlns:w="http://schemas.openxmlformats.org/wordprocessingml/2006/main" xmlns:w14="http://schemas.microsoft.com/office/word/2010/wordml" xmlns:w15="http://schemas.microsoft.com/office/word/2012/wordml" xmlns:w16cex="http://schemas.microsoft.com/office/word/2018/wordml/cex" xmlns:w16cid="http://schemas.microsoft.com/office/word/2016/wordml/cid" xmlns:w16="http://schemas.microsoft.com/office/word/2018/wordml" xmlns:w16du="http://schemas.microsoft.com/office/word/2023/wordml/word16du" xmlns:w16sdtdh="http://schemas.microsoft.com/office/word/2020/wordml/sdtdatahash" xmlns:w16sdtfl="http://schemas.microsoft.com/office/word/2024/wordml/sdtformatlock" xmlns:w16se="http://schemas.microsoft.com/office/word/2015/wordml/symex" xmlns:wpg="http://schemas.microsoft.com/office/word/2010/wordprocessingGroup" xmlns:wpi="http://schemas.microsoft.com/office/word/2010/wordprocessingInk" xmlns:wne="http://schemas.microsoft.com/office/word/2006/wordml" xmlns:wps="http://schemas.microsoft.com/office/word/2010/wordprocessingShape" mc:Ignorable="w14 w15 w16se w16cid w16 w16cex w16sdtdh w16sdtfl w16du wp14">
+  <w:abstractNum w:abstractNumId="0" w15:restartNumberingAfterBreak="0">
+    <w:nsid w:val="097C1168"/>
+    <w:multiLevelType w:val="multilevel"/>
+    <w:tmpl w:val="D2E63EC6"/>
+    <w:lvl w:ilvl="0">
+      <w:start w:val="1"/>
+      <w:numFmt w:val="bullet"/>
+      <w:lvlText w:val=""/>
+      <w:lvlJc w:val="left"/>
+      <w:pPr>
+        <w:tabs>
+          <w:tab w:val="num" w:pos="720"/>
+        </w:tabs>
+        <w:ind w:left="720" w:hanging="360"/>
+      </w:pPr>
+      <w:rPr>
+        <w:rFonts w:ascii="Symbol" w:hAnsi="Symbol" w:hint="default"/>
+        <w:sz w:val="20"/>
+      </w:rPr>
+    </w:lvl>
+    <w:lvl w:ilvl="1" w:tentative="1">
+      <w:start w:val="1"/>
+      <w:numFmt w:val="bullet"/>
+      <w:lvlText w:val="o"/>
+      <w:lvlJc w:val="left"/>
+      <w:pPr>
+        <w:tabs>
+          <w:tab w:val="num" w:pos="1440"/>
+        </w:tabs>
+        <w:ind w:left="1440" w:hanging="360"/>
+      </w:pPr>
+      <w:rPr>
+        <w:rFonts w:ascii="Courier New" w:hAnsi="Courier New" w:hint="default"/>
+        <w:sz w:val="20"/>
+      </w:rPr>
+    </w:lvl>
+    <w:lvl w:ilvl="2" w:tentative="1">
+      <w:start w:val="1"/>
+      <w:numFmt w:val="bullet"/>
+      <w:lvlText w:val=""/>
+      <w:lvlJc w:val="left"/>
+      <w:pPr>
+        <w:tabs>
+          <w:tab w:val="num" w:pos="2160"/>
+        </w:tabs>
+        <w:ind w:left="2160" w:hanging="360"/>
+      </w:pPr>
+      <w:rPr>
+        <w:rFonts w:ascii="Wingdings" w:hAnsi="Wingdings" w:hint="default"/>
+        <w:sz w:val="20"/>
+      </w:rPr>
+    </w:lvl>
+    <w:lvl w:ilvl="3" w:tentative="1">
+      <w:start w:val="1"/>
+      <w:numFmt w:val="bullet"/>
+      <w:lvlText w:val=""/>
+      <w:lvlJc w:val="left"/>
+      <w:pPr>
+        <w:tabs>
+          <w:tab w:val="num" w:pos="2880"/>
+        </w:tabs>
+        <w:ind w:left="2880" w:hanging="360"/>
+      </w:pPr>
+      <w:rPr>
+        <w:rFonts w:ascii="Wingdings" w:hAnsi="Wingdings" w:hint="default"/>
+        <w:sz w:val="20"/>
+      </w:rPr>
+    </w:lvl>
+    <w:lvl w:ilvl="4" w:tentative="1">
+      <w:start w:val="1"/>
+      <w:numFmt w:val="bullet"/>
+      <w:lvlText w:val=""/>
+      <w:lvlJc w:val="left"/>
+      <w:pPr>
+        <w:tabs>
+          <w:tab w:val="num" w:pos="3600"/>
+        </w:tabs>
+        <w:ind w:left="3600" w:hanging="360"/>
+      </w:pPr>
+      <w:rPr>
+        <w:rFonts w:ascii="Wingdings" w:hAnsi="Wingdings" w:hint="default"/>
+        <w:sz w:val="20"/>
+      </w:rPr>
+    </w:lvl>
+    <w:lvl w:ilvl="5" w:tentative="1">
+      <w:start w:val="1"/>
+      <w:numFmt w:val="bullet"/>
+      <w:lvlText w:val=""/>
+      <w:lvlJc w:val="left"/>
+      <w:pPr>
+        <w:tabs>
+          <w:tab w:val="num" w:pos="4320"/>
+        </w:tabs>
+        <w:ind w:left="4320" w:hanging="360"/>
+      </w:pPr>
+      <w:rPr>
+        <w:rFonts w:ascii="Wingdings" w:hAnsi="Wingdings" w:hint="default"/>
+        <w:sz w:val="20"/>
+      </w:rPr>
+    </w:lvl>
+    <w:lvl w:ilvl="6" w:tentative="1">
+      <w:start w:val="1"/>
+      <w:numFmt w:val="bullet"/>
+      <w:lvlText w:val=""/>
+      <w:lvlJc w:val="left"/>
+      <w:pPr>
+        <w:tabs>
+          <w:tab w:val="num" w:pos="5040"/>
+        </w:tabs>
+        <w:ind w:left="5040" w:hanging="360"/>
+      </w:pPr>
+      <w:rPr>
+        <w:rFonts w:ascii="Wingdings" w:hAnsi="Wingdings" w:hint="default"/>
+        <w:sz w:val="20"/>
+      </w:rPr>
+    </w:lvl>
+    <w:lvl w:ilvl="7" w:tentative="1">
+      <w:start w:val="1"/>
+      <w:numFmt w:val="bullet"/>
+      <w:lvlText w:val=""/>
+      <w:lvlJc w:val="left"/>
+      <w:pPr>
+        <w:tabs>
+          <w:tab w:val="num" w:pos="5760"/>
+        </w:tabs>
+        <w:ind w:left="5760" w:hanging="360"/>
+      </w:pPr>
+      <w:rPr>
+        <w:rFonts w:ascii="Wingdings" w:hAnsi="Wingdings" w:hint="default"/>
+        <w:sz w:val="20"/>
+      </w:rPr>
+    </w:lvl>
+    <w:lvl w:ilvl="8" w:tentative="1">
+      <w:start w:val="1"/>
+      <w:numFmt w:val="bullet"/>
+      <w:lvlText w:val=""/>
+      <w:lvlJc w:val="left"/>
+      <w:pPr>
+        <w:tabs>
+          <w:tab w:val="num" w:pos="6480"/>
+        </w:tabs>
+        <w:ind w:left="6480" w:hanging="360"/>
+      </w:pPr>
+      <w:rPr>
+        <w:rFonts w:ascii="Wingdings" w:hAnsi="Wingdings" w:hint="default"/>
+        <w:sz w:val="20"/>
+      </w:rPr>
+    </w:lvl>
+  </w:abstractNum>
+  <w:abstractNum w:abstractNumId="1" w15:restartNumberingAfterBreak="0">
+    <w:nsid w:val="0C485678"/>
+    <w:multiLevelType w:val="multilevel"/>
+    <w:tmpl w:val="0F7C757C"/>
+    <w:lvl w:ilvl="0">
+      <w:start w:val="1"/>
+      <w:numFmt w:val="bullet"/>
+      <w:lvlText w:val=""/>
+      <w:lvlJc w:val="left"/>
+      <w:pPr>
+        <w:tabs>
+          <w:tab w:val="num" w:pos="720"/>
+        </w:tabs>
+        <w:ind w:left="720" w:hanging="360"/>
+      </w:pPr>
+      <w:rPr>
+        <w:rFonts w:ascii="Symbol" w:hAnsi="Symbol" w:hint="default"/>
+        <w:sz w:val="20"/>
+      </w:rPr>
+    </w:lvl>
+    <w:lvl w:ilvl="1" w:tentative="1">
+      <w:start w:val="1"/>
+      <w:numFmt w:val="bullet"/>
+      <w:lvlText w:val="o"/>
+      <w:lvlJc w:val="left"/>
+      <w:pPr>
+        <w:tabs>
+          <w:tab w:val="num" w:pos="1440"/>
+        </w:tabs>
+        <w:ind w:left="1440" w:hanging="360"/>
+      </w:pPr>
+      <w:rPr>
+        <w:rFonts w:ascii="Courier New" w:hAnsi="Courier New" w:hint="default"/>
+        <w:sz w:val="20"/>
+      </w:rPr>
+    </w:lvl>
+    <w:lvl w:ilvl="2" w:tentative="1">
+      <w:start w:val="1"/>
+      <w:numFmt w:val="bullet"/>
+      <w:lvlText w:val=""/>
+      <w:lvlJc w:val="left"/>
+      <w:pPr>
+        <w:tabs>
+          <w:tab w:val="num" w:pos="2160"/>
+        </w:tabs>
+        <w:ind w:left="2160" w:hanging="360"/>
+      </w:pPr>
+      <w:rPr>
+        <w:rFonts w:ascii="Wingdings" w:hAnsi="Wingdings" w:hint="default"/>
+        <w:sz w:val="20"/>
+      </w:rPr>
+    </w:lvl>
+    <w:lvl w:ilvl="3" w:tentative="1">
+      <w:start w:val="1"/>
+      <w:numFmt w:val="bullet"/>
+      <w:lvlText w:val=""/>
+      <w:lvlJc w:val="left"/>
+      <w:pPr>
+        <w:tabs>
+          <w:tab w:val="num" w:pos="2880"/>
+        </w:tabs>
+        <w:ind w:left="2880" w:hanging="360"/>
+      </w:pPr>
+      <w:rPr>
+        <w:rFonts w:ascii="Wingdings" w:hAnsi="Wingdings" w:hint="default"/>
+        <w:sz w:val="20"/>
+      </w:rPr>
+    </w:lvl>
+    <w:lvl w:ilvl="4" w:tentative="1">
+      <w:start w:val="1"/>
+      <w:numFmt w:val="bullet"/>
+      <w:lvlText w:val=""/>
+      <w:lvlJc w:val="left"/>
+      <w:pPr>
+        <w:tabs>
+          <w:tab w:val="num" w:pos="3600"/>
+        </w:tabs>
+        <w:ind w:left="3600" w:hanging="360"/>
+      </w:pPr>
+      <w:rPr>
+        <w:rFonts w:ascii="Wingdings" w:hAnsi="Wingdings" w:hint="default"/>
+        <w:sz w:val="20"/>
+      </w:rPr>
+    </w:lvl>
+    <w:lvl w:ilvl="5" w:tentative="1">
+      <w:start w:val="1"/>
+      <w:numFmt w:val="bullet"/>
+      <w:lvlText w:val=""/>
+      <w:lvlJc w:val="left"/>
+      <w:pPr>
+        <w:tabs>
+          <w:tab w:val="num" w:pos="4320"/>
+        </w:tabs>
+        <w:ind w:left="4320" w:hanging="360"/>
+      </w:pPr>
+      <w:rPr>
+        <w:rFonts w:ascii="Wingdings" w:hAnsi="Wingdings" w:hint="default"/>
+        <w:sz w:val="20"/>
+      </w:rPr>
+    </w:lvl>
+    <w:lvl w:ilvl="6" w:tentative="1">
+      <w:start w:val="1"/>
+      <w:numFmt w:val="bullet"/>
+      <w:lvlText w:val=""/>
+      <w:lvlJc w:val="left"/>
+      <w:pPr>
+        <w:tabs>
+          <w:tab w:val="num" w:pos="5040"/>
+        </w:tabs>
+        <w:ind w:left="5040" w:hanging="360"/>
+      </w:pPr>
+      <w:rPr>
+        <w:rFonts w:ascii="Wingdings" w:hAnsi="Wingdings" w:hint="default"/>
+        <w:sz w:val="20"/>
+      </w:rPr>
+    </w:lvl>
+    <w:lvl w:ilvl="7" w:tentative="1">
+      <w:start w:val="1"/>
+      <w:numFmt w:val="bullet"/>
+      <w:lvlText w:val=""/>
+      <w:lvlJc w:val="left"/>
+      <w:pPr>
+        <w:tabs>
+          <w:tab w:val="num" w:pos="5760"/>
+        </w:tabs>
+        <w:ind w:left="5760" w:hanging="360"/>
+      </w:pPr>
+      <w:rPr>
+        <w:rFonts w:ascii="Wingdings" w:hAnsi="Wingdings" w:hint="default"/>
+        <w:sz w:val="20"/>
+      </w:rPr>
+    </w:lvl>
+    <w:lvl w:ilvl="8" w:tentative="1">
+      <w:start w:val="1"/>
+      <w:numFmt w:val="bullet"/>
+      <w:lvlText w:val=""/>
+      <w:lvlJc w:val="left"/>
+      <w:pPr>
+        <w:tabs>
+          <w:tab w:val="num" w:pos="6480"/>
+        </w:tabs>
+        <w:ind w:left="6480" w:hanging="360"/>
+      </w:pPr>
+      <w:rPr>
+        <w:rFonts w:ascii="Wingdings" w:hAnsi="Wingdings" w:hint="default"/>
+        <w:sz w:val="20"/>
+      </w:rPr>
+    </w:lvl>
+  </w:abstractNum>
+  <w:abstractNum w:abstractNumId="2" w15:restartNumberingAfterBreak="0">
+    <w:nsid w:val="14A523DC"/>
+    <w:multiLevelType w:val="multilevel"/>
+    <w:tmpl w:val="EAECFA80"/>
+    <w:lvl w:ilvl="0">
+      <w:start w:val="1"/>
+      <w:numFmt w:val="bullet"/>
+      <w:lvlText w:val=""/>
+      <w:lvlJc w:val="left"/>
+      <w:pPr>
+        <w:tabs>
+          <w:tab w:val="num" w:pos="720"/>
+        </w:tabs>
+        <w:ind w:left="720" w:hanging="360"/>
+      </w:pPr>
+      <w:rPr>
+        <w:rFonts w:ascii="Symbol" w:hAnsi="Symbol" w:hint="default"/>
+        <w:sz w:val="20"/>
+      </w:rPr>
+    </w:lvl>
+    <w:lvl w:ilvl="1" w:tentative="1">
+      <w:start w:val="1"/>
+      <w:numFmt w:val="bullet"/>
+      <w:lvlText w:val="o"/>
+      <w:lvlJc w:val="left"/>
+      <w:pPr>
+        <w:tabs>
+          <w:tab w:val="num" w:pos="1440"/>
+        </w:tabs>
+        <w:ind w:left="1440" w:hanging="360"/>
+      </w:pPr>
+      <w:rPr>
+        <w:rFonts w:ascii="Courier New" w:hAnsi="Courier New" w:hint="default"/>
+        <w:sz w:val="20"/>
+      </w:rPr>
+    </w:lvl>
+    <w:lvl w:ilvl="2" w:tentative="1">
+      <w:start w:val="1"/>
+      <w:numFmt w:val="bullet"/>
+      <w:lvlText w:val=""/>
+      <w:lvlJc w:val="left"/>
+      <w:pPr>
+        <w:tabs>
+          <w:tab w:val="num" w:pos="2160"/>
+        </w:tabs>
+        <w:ind w:left="2160" w:hanging="360"/>
+      </w:pPr>
+      <w:rPr>
+        <w:rFonts w:ascii="Wingdings" w:hAnsi="Wingdings" w:hint="default"/>
+        <w:sz w:val="20"/>
+      </w:rPr>
+    </w:lvl>
+    <w:lvl w:ilvl="3" w:tentative="1">
+      <w:start w:val="1"/>
+      <w:numFmt w:val="bullet"/>
+      <w:lvlText w:val=""/>
+      <w:lvlJc w:val="left"/>
+      <w:pPr>
+        <w:tabs>
+          <w:tab w:val="num" w:pos="2880"/>
+        </w:tabs>
+        <w:ind w:left="2880" w:hanging="360"/>
+      </w:pPr>
+      <w:rPr>
+        <w:rFonts w:ascii="Wingdings" w:hAnsi="Wingdings" w:hint="default"/>
+        <w:sz w:val="20"/>
+      </w:rPr>
+    </w:lvl>
+    <w:lvl w:ilvl="4" w:tentative="1">
+      <w:start w:val="1"/>
+      <w:numFmt w:val="bullet"/>
+      <w:lvlText w:val=""/>
+      <w:lvlJc w:val="left"/>
+      <w:pPr>
+        <w:tabs>
+          <w:tab w:val="num" w:pos="3600"/>
+        </w:tabs>
+        <w:ind w:left="3600" w:hanging="360"/>
+      </w:pPr>
+      <w:rPr>
+        <w:rFonts w:ascii="Wingdings" w:hAnsi="Wingdings" w:hint="default"/>
+        <w:sz w:val="20"/>
+      </w:rPr>
+    </w:lvl>
+    <w:lvl w:ilvl="5" w:tentative="1">
+      <w:start w:val="1"/>
+      <w:numFmt w:val="bullet"/>
+      <w:lvlText w:val=""/>
+      <w:lvlJc w:val="left"/>
+      <w:pPr>
+        <w:tabs>
+          <w:tab w:val="num" w:pos="4320"/>
+        </w:tabs>
+        <w:ind w:left="4320" w:hanging="360"/>
+      </w:pPr>
+      <w:rPr>
+        <w:rFonts w:ascii="Wingdings" w:hAnsi="Wingdings" w:hint="default"/>
+        <w:sz w:val="20"/>
+      </w:rPr>
+    </w:lvl>
+    <w:lvl w:ilvl="6" w:tentative="1">
+      <w:start w:val="1"/>
+      <w:numFmt w:val="bullet"/>
+      <w:lvlText w:val=""/>
+      <w:lvlJc w:val="left"/>
+      <w:pPr>
+        <w:tabs>
+          <w:tab w:val="num" w:pos="5040"/>
+        </w:tabs>
+        <w:ind w:left="5040" w:hanging="360"/>
+      </w:pPr>
+      <w:rPr>
+        <w:rFonts w:ascii="Wingdings" w:hAnsi="Wingdings" w:hint="default"/>
+        <w:sz w:val="20"/>
+      </w:rPr>
+    </w:lvl>
+    <w:lvl w:ilvl="7" w:tentative="1">
+      <w:start w:val="1"/>
+      <w:numFmt w:val="bullet"/>
+      <w:lvlText w:val=""/>
+      <w:lvlJc w:val="left"/>
+      <w:pPr>
+        <w:tabs>
+          <w:tab w:val="num" w:pos="5760"/>
+        </w:tabs>
+        <w:ind w:left="5760" w:hanging="360"/>
+      </w:pPr>
+      <w:rPr>
+        <w:rFonts w:ascii="Wingdings" w:hAnsi="Wingdings" w:hint="default"/>
+        <w:sz w:val="20"/>
+      </w:rPr>
+    </w:lvl>
+    <w:lvl w:ilvl="8" w:tentative="1">
+      <w:start w:val="1"/>
+      <w:numFmt w:val="bullet"/>
+      <w:lvlText w:val=""/>
+      <w:lvlJc w:val="left"/>
+      <w:pPr>
+        <w:tabs>
+          <w:tab w:val="num" w:pos="6480"/>
+        </w:tabs>
+        <w:ind w:left="6480" w:hanging="360"/>
+      </w:pPr>
+      <w:rPr>
+        <w:rFonts w:ascii="Wingdings" w:hAnsi="Wingdings" w:hint="default"/>
+        <w:sz w:val="20"/>
+      </w:rPr>
+    </w:lvl>
+  </w:abstractNum>
+  <w:abstractNum w:abstractNumId="3" w15:restartNumberingAfterBreak="0">
+    <w:nsid w:val="1BDF7B32"/>
+    <w:multiLevelType w:val="multilevel"/>
+    <w:tmpl w:val="EF8C8248"/>
+    <w:lvl w:ilvl="0">
+      <w:start w:val="1"/>
+      <w:numFmt w:val="decimal"/>
+      <w:lvlText w:val="%1."/>
+      <w:lvlJc w:val="left"/>
+      <w:pPr>
+        <w:tabs>
+          <w:tab w:val="num" w:pos="720"/>
+        </w:tabs>
+        <w:ind w:left="720" w:hanging="360"/>
+      </w:pPr>
+    </w:lvl>
+    <w:lvl w:ilvl="1" w:tentative="1">
+      <w:start w:val="1"/>
+      <w:numFmt w:val="decimal"/>
+      <w:lvlText w:val="%2."/>
+      <w:lvlJc w:val="left"/>
+      <w:pPr>
+        <w:tabs>
+          <w:tab w:val="num" w:pos="1440"/>
+        </w:tabs>
+        <w:ind w:left="1440" w:hanging="360"/>
+      </w:pPr>
+    </w:lvl>
+    <w:lvl w:ilvl="2" w:tentative="1">
+      <w:start w:val="1"/>
+      <w:numFmt w:val="decimal"/>
+      <w:lvlText w:val="%3."/>
+      <w:lvlJc w:val="left"/>
+      <w:pPr>
+        <w:tabs>
+          <w:tab w:val="num" w:pos="2160"/>
+        </w:tabs>
+        <w:ind w:left="2160" w:hanging="360"/>
+      </w:pPr>
+    </w:lvl>
+    <w:lvl w:ilvl="3" w:tentative="1">
+      <w:start w:val="1"/>
+      <w:numFmt w:val="decimal"/>
+      <w:lvlText w:val="%4."/>
+      <w:lvlJc w:val="left"/>
+      <w:pPr>
+        <w:tabs>
+          <w:tab w:val="num" w:pos="2880"/>
+        </w:tabs>
+        <w:ind w:left="2880" w:hanging="360"/>
+      </w:pPr>
+    </w:lvl>
+    <w:lvl w:ilvl="4" w:tentative="1">
+      <w:start w:val="1"/>
+      <w:numFmt w:val="decimal"/>
+      <w:lvlText w:val="%5."/>
+      <w:lvlJc w:val="left"/>
+      <w:pPr>
+        <w:tabs>
+          <w:tab w:val="num" w:pos="3600"/>
+        </w:tabs>
+        <w:ind w:left="3600" w:hanging="360"/>
+      </w:pPr>
+    </w:lvl>
+    <w:lvl w:ilvl="5" w:tentative="1">
+      <w:start w:val="1"/>
+      <w:numFmt w:val="decimal"/>
+      <w:lvlText w:val="%6."/>
+      <w:lvlJc w:val="left"/>
+      <w:pPr>
+        <w:tabs>
+          <w:tab w:val="num" w:pos="4320"/>
+        </w:tabs>
+        <w:ind w:left="4320" w:hanging="360"/>
+      </w:pPr>
+    </w:lvl>
+    <w:lvl w:ilvl="6" w:tentative="1">
+      <w:start w:val="1"/>
+      <w:numFmt w:val="decimal"/>
+      <w:lvlText w:val="%7."/>
+      <w:lvlJc w:val="left"/>
+      <w:pPr>
+        <w:tabs>
+          <w:tab w:val="num" w:pos="5040"/>
+        </w:tabs>
+        <w:ind w:left="5040" w:hanging="360"/>
+      </w:pPr>
+    </w:lvl>
+    <w:lvl w:ilvl="7" w:tentative="1">
+      <w:start w:val="1"/>
+      <w:numFmt w:val="decimal"/>
+      <w:lvlText w:val="%8."/>
+      <w:lvlJc w:val="left"/>
+      <w:pPr>
+        <w:tabs>
+          <w:tab w:val="num" w:pos="5760"/>
+        </w:tabs>
+        <w:ind w:left="5760" w:hanging="360"/>
+      </w:pPr>
+    </w:lvl>
+    <w:lvl w:ilvl="8" w:tentative="1">
+      <w:start w:val="1"/>
+      <w:numFmt w:val="decimal"/>
+      <w:lvlText w:val="%9."/>
+      <w:lvlJc w:val="left"/>
+      <w:pPr>
+        <w:tabs>
+          <w:tab w:val="num" w:pos="6480"/>
+        </w:tabs>
+        <w:ind w:left="6480" w:hanging="360"/>
+      </w:pPr>
+    </w:lvl>
+  </w:abstractNum>
+  <w:abstractNum w:abstractNumId="4" w15:restartNumberingAfterBreak="0">
+    <w:nsid w:val="43A013B6"/>
+    <w:multiLevelType w:val="multilevel"/>
+    <w:tmpl w:val="B7E8E2A0"/>
+    <w:lvl w:ilvl="0">
+      <w:start w:val="1"/>
+      <w:numFmt w:val="bullet"/>
+      <w:lvlText w:val=""/>
+      <w:lvlJc w:val="left"/>
+      <w:pPr>
+        <w:tabs>
+          <w:tab w:val="num" w:pos="720"/>
+        </w:tabs>
+        <w:ind w:left="720" w:hanging="360"/>
+      </w:pPr>
+      <w:rPr>
+        <w:rFonts w:ascii="Symbol" w:hAnsi="Symbol" w:hint="default"/>
+        <w:sz w:val="20"/>
+      </w:rPr>
+    </w:lvl>
+    <w:lvl w:ilvl="1" w:tentative="1">
+      <w:start w:val="1"/>
+      <w:numFmt w:val="bullet"/>
+      <w:lvlText w:val="o"/>
+      <w:lvlJc w:val="left"/>
+      <w:pPr>
+        <w:tabs>
+          <w:tab w:val="num" w:pos="1440"/>
+        </w:tabs>
+        <w:ind w:left="1440" w:hanging="360"/>
+      </w:pPr>
+      <w:rPr>
+        <w:rFonts w:ascii="Courier New" w:hAnsi="Courier New" w:hint="default"/>
+        <w:sz w:val="20"/>
+      </w:rPr>
+    </w:lvl>
+    <w:lvl w:ilvl="2" w:tentative="1">
+      <w:start w:val="1"/>
+      <w:numFmt w:val="bullet"/>
+      <w:lvlText w:val=""/>
+      <w:lvlJc w:val="left"/>
+      <w:pPr>
+        <w:tabs>
+          <w:tab w:val="num" w:pos="2160"/>
+        </w:tabs>
+        <w:ind w:left="2160" w:hanging="360"/>
+      </w:pPr>
+      <w:rPr>
+        <w:rFonts w:ascii="Wingdings" w:hAnsi="Wingdings" w:hint="default"/>
+        <w:sz w:val="20"/>
+      </w:rPr>
+    </w:lvl>
+    <w:lvl w:ilvl="3" w:tentative="1">
+      <w:start w:val="1"/>
+      <w:numFmt w:val="bullet"/>
+      <w:lvlText w:val=""/>
+      <w:lvlJc w:val="left"/>
+      <w:pPr>
+        <w:tabs>
+          <w:tab w:val="num" w:pos="2880"/>
+        </w:tabs>
+        <w:ind w:left="2880" w:hanging="360"/>
+      </w:pPr>
+      <w:rPr>
+        <w:rFonts w:ascii="Wingdings" w:hAnsi="Wingdings" w:hint="default"/>
+        <w:sz w:val="20"/>
+      </w:rPr>
+    </w:lvl>
+    <w:lvl w:ilvl="4" w:tentative="1">
+      <w:start w:val="1"/>
+      <w:numFmt w:val="bullet"/>
+      <w:lvlText w:val=""/>
+      <w:lvlJc w:val="left"/>
+      <w:pPr>
+        <w:tabs>
+          <w:tab w:val="num" w:pos="3600"/>
+        </w:tabs>
+        <w:ind w:left="3600" w:hanging="360"/>
+      </w:pPr>
+      <w:rPr>
+        <w:rFonts w:ascii="Wingdings" w:hAnsi="Wingdings" w:hint="default"/>
+        <w:sz w:val="20"/>
+      </w:rPr>
+    </w:lvl>
+    <w:lvl w:ilvl="5" w:tentative="1">
+      <w:start w:val="1"/>
+      <w:numFmt w:val="bullet"/>
+      <w:lvlText w:val=""/>
+      <w:lvlJc w:val="left"/>
+      <w:pPr>
+        <w:tabs>
+          <w:tab w:val="num" w:pos="4320"/>
+        </w:tabs>
+        <w:ind w:left="4320" w:hanging="360"/>
+      </w:pPr>
+      <w:rPr>
+        <w:rFonts w:ascii="Wingdings" w:hAnsi="Wingdings" w:hint="default"/>
+        <w:sz w:val="20"/>
+      </w:rPr>
+    </w:lvl>
+    <w:lvl w:ilvl="6" w:tentative="1">
+      <w:start w:val="1"/>
+      <w:numFmt w:val="bullet"/>
+      <w:lvlText w:val=""/>
+      <w:lvlJc w:val="left"/>
+      <w:pPr>
+        <w:tabs>
+          <w:tab w:val="num" w:pos="5040"/>
+        </w:tabs>
+        <w:ind w:left="5040" w:hanging="360"/>
+      </w:pPr>
+      <w:rPr>
+        <w:rFonts w:ascii="Wingdings" w:hAnsi="Wingdings" w:hint="default"/>
+        <w:sz w:val="20"/>
+      </w:rPr>
+    </w:lvl>
+    <w:lvl w:ilvl="7" w:tentative="1">
+      <w:start w:val="1"/>
+      <w:numFmt w:val="bullet"/>
+      <w:lvlText w:val=""/>
+      <w:lvlJc w:val="left"/>
+      <w:pPr>
+        <w:tabs>
+          <w:tab w:val="num" w:pos="5760"/>
+        </w:tabs>
+        <w:ind w:left="5760" w:hanging="360"/>
+      </w:pPr>
+      <w:rPr>
+        <w:rFonts w:ascii="Wingdings" w:hAnsi="Wingdings" w:hint="default"/>
+        <w:sz w:val="20"/>
+      </w:rPr>
+    </w:lvl>
+    <w:lvl w:ilvl="8" w:tentative="1">
+      <w:start w:val="1"/>
+      <w:numFmt w:val="bullet"/>
+      <w:lvlText w:val=""/>
+      <w:lvlJc w:val="left"/>
+      <w:pPr>
+        <w:tabs>
+          <w:tab w:val="num" w:pos="6480"/>
+        </w:tabs>
+        <w:ind w:left="6480" w:hanging="360"/>
+      </w:pPr>
+      <w:rPr>
+        <w:rFonts w:ascii="Wingdings" w:hAnsi="Wingdings" w:hint="default"/>
+        <w:sz w:val="20"/>
+      </w:rPr>
+    </w:lvl>
+  </w:abstractNum>
+  <w:abstractNum w:abstractNumId="5" w15:restartNumberingAfterBreak="0">
+    <w:nsid w:val="450E68A2"/>
+    <w:multiLevelType w:val="multilevel"/>
+    <w:tmpl w:val="DAFEDE30"/>
+    <w:lvl w:ilvl="0">
+      <w:start w:val="1"/>
+      <w:numFmt w:val="bullet"/>
+      <w:lvlText w:val=""/>
+      <w:lvlJc w:val="left"/>
+      <w:pPr>
+        <w:tabs>
+          <w:tab w:val="num" w:pos="720"/>
+        </w:tabs>
+        <w:ind w:left="720" w:hanging="360"/>
+      </w:pPr>
+      <w:rPr>
+        <w:rFonts w:ascii="Symbol" w:hAnsi="Symbol" w:hint="default"/>
+        <w:sz w:val="20"/>
+      </w:rPr>
+    </w:lvl>
+    <w:lvl w:ilvl="1" w:tentative="1">
+      <w:start w:val="1"/>
+      <w:numFmt w:val="bullet"/>
+      <w:lvlText w:val="o"/>
+      <w:lvlJc w:val="left"/>
+      <w:pPr>
+        <w:tabs>
+          <w:tab w:val="num" w:pos="1440"/>
+        </w:tabs>
+        <w:ind w:left="1440" w:hanging="360"/>
+      </w:pPr>
+      <w:rPr>
+        <w:rFonts w:ascii="Courier New" w:hAnsi="Courier New" w:hint="default"/>
+        <w:sz w:val="20"/>
+      </w:rPr>
+    </w:lvl>
+    <w:lvl w:ilvl="2" w:tentative="1">
+      <w:start w:val="1"/>
+      <w:numFmt w:val="bullet"/>
+      <w:lvlText w:val=""/>
+      <w:lvlJc w:val="left"/>
+      <w:pPr>
+        <w:tabs>
+          <w:tab w:val="num" w:pos="2160"/>
+        </w:tabs>
+        <w:ind w:left="2160" w:hanging="360"/>
+      </w:pPr>
+      <w:rPr>
+        <w:rFonts w:ascii="Wingdings" w:hAnsi="Wingdings" w:hint="default"/>
+        <w:sz w:val="20"/>
+      </w:rPr>
+    </w:lvl>
+    <w:lvl w:ilvl="3" w:tentative="1">
+      <w:start w:val="1"/>
+      <w:numFmt w:val="bullet"/>
+      <w:lvlText w:val=""/>
+      <w:lvlJc w:val="left"/>
+      <w:pPr>
+        <w:tabs>
+          <w:tab w:val="num" w:pos="2880"/>
+        </w:tabs>
+        <w:ind w:left="2880" w:hanging="360"/>
+      </w:pPr>
+      <w:rPr>
+        <w:rFonts w:ascii="Wingdings" w:hAnsi="Wingdings" w:hint="default"/>
+        <w:sz w:val="20"/>
+      </w:rPr>
+    </w:lvl>
+    <w:lvl w:ilvl="4" w:tentative="1">
+      <w:start w:val="1"/>
+      <w:numFmt w:val="bullet"/>
+      <w:lvlText w:val=""/>
+      <w:lvlJc w:val="left"/>
+      <w:pPr>
+        <w:tabs>
+          <w:tab w:val="num" w:pos="3600"/>
+        </w:tabs>
+        <w:ind w:left="3600" w:hanging="360"/>
+      </w:pPr>
+      <w:rPr>
+        <w:rFonts w:ascii="Wingdings" w:hAnsi="Wingdings" w:hint="default"/>
+        <w:sz w:val="20"/>
+      </w:rPr>
+    </w:lvl>
+    <w:lvl w:ilvl="5" w:tentative="1">
+      <w:start w:val="1"/>
+      <w:numFmt w:val="bullet"/>
+      <w:lvlText w:val=""/>
+      <w:lvlJc w:val="left"/>
+      <w:pPr>
+        <w:tabs>
+          <w:tab w:val="num" w:pos="4320"/>
+        </w:tabs>
+        <w:ind w:left="4320" w:hanging="360"/>
+      </w:pPr>
+      <w:rPr>
+        <w:rFonts w:ascii="Wingdings" w:hAnsi="Wingdings" w:hint="default"/>
+        <w:sz w:val="20"/>
+      </w:rPr>
+    </w:lvl>
+    <w:lvl w:ilvl="6" w:tentative="1">
+      <w:start w:val="1"/>
+      <w:numFmt w:val="bullet"/>
+      <w:lvlText w:val=""/>
+      <w:lvlJc w:val="left"/>
+      <w:pPr>
+        <w:tabs>
+          <w:tab w:val="num" w:pos="5040"/>
+        </w:tabs>
+        <w:ind w:left="5040" w:hanging="360"/>
+      </w:pPr>
+      <w:rPr>
+        <w:rFonts w:ascii="Wingdings" w:hAnsi="Wingdings" w:hint="default"/>
+        <w:sz w:val="20"/>
+      </w:rPr>
+    </w:lvl>
+    <w:lvl w:ilvl="7" w:tentative="1">
+      <w:start w:val="1"/>
+      <w:numFmt w:val="bullet"/>
+      <w:lvlText w:val=""/>
+      <w:lvlJc w:val="left"/>
+      <w:pPr>
+        <w:tabs>
+          <w:tab w:val="num" w:pos="5760"/>
+        </w:tabs>
+        <w:ind w:left="5760" w:hanging="360"/>
+      </w:pPr>
+      <w:rPr>
+        <w:rFonts w:ascii="Wingdings" w:hAnsi="Wingdings" w:hint="default"/>
+        <w:sz w:val="20"/>
+      </w:rPr>
+    </w:lvl>
+    <w:lvl w:ilvl="8" w:tentative="1">
+      <w:start w:val="1"/>
+      <w:numFmt w:val="bullet"/>
+      <w:lvlText w:val=""/>
+      <w:lvlJc w:val="left"/>
+      <w:pPr>
+        <w:tabs>
+          <w:tab w:val="num" w:pos="6480"/>
+        </w:tabs>
+        <w:ind w:left="6480" w:hanging="360"/>
+      </w:pPr>
+      <w:rPr>
+        <w:rFonts w:ascii="Wingdings" w:hAnsi="Wingdings" w:hint="default"/>
+        <w:sz w:val="20"/>
+      </w:rPr>
+    </w:lvl>
+  </w:abstractNum>
+  <w:abstractNum w:abstractNumId="6" w15:restartNumberingAfterBreak="0">
+    <w:nsid w:val="536A5252"/>
+    <w:multiLevelType w:val="multilevel"/>
+    <w:tmpl w:val="B11C2494"/>
+    <w:lvl w:ilvl="0">
+      <w:start w:val="1"/>
+      <w:numFmt w:val="bullet"/>
+      <w:lvlText w:val=""/>
+      <w:lvlJc w:val="left"/>
+      <w:pPr>
+        <w:tabs>
+          <w:tab w:val="num" w:pos="720"/>
+        </w:tabs>
+        <w:ind w:left="720" w:hanging="360"/>
+      </w:pPr>
+      <w:rPr>
+        <w:rFonts w:ascii="Symbol" w:hAnsi="Symbol" w:hint="default"/>
+        <w:sz w:val="20"/>
+      </w:rPr>
+    </w:lvl>
+    <w:lvl w:ilvl="1" w:tentative="1">
+      <w:start w:val="1"/>
+      <w:numFmt w:val="bullet"/>
+      <w:lvlText w:val="o"/>
+      <w:lvlJc w:val="left"/>
+      <w:pPr>
+        <w:tabs>
+          <w:tab w:val="num" w:pos="1440"/>
+        </w:tabs>
+        <w:ind w:left="1440" w:hanging="360"/>
+      </w:pPr>
+      <w:rPr>
+        <w:rFonts w:ascii="Courier New" w:hAnsi="Courier New" w:hint="default"/>
+        <w:sz w:val="20"/>
+      </w:rPr>
+    </w:lvl>
+    <w:lvl w:ilvl="2" w:tentative="1">
+      <w:start w:val="1"/>
+      <w:numFmt w:val="bullet"/>
+      <w:lvlText w:val=""/>
+      <w:lvlJc w:val="left"/>
+      <w:pPr>
+        <w:tabs>
+          <w:tab w:val="num" w:pos="2160"/>
+        </w:tabs>
+        <w:ind w:left="2160" w:hanging="360"/>
+      </w:pPr>
+      <w:rPr>
+        <w:rFonts w:ascii="Wingdings" w:hAnsi="Wingdings" w:hint="default"/>
+        <w:sz w:val="20"/>
+      </w:rPr>
+    </w:lvl>
+    <w:lvl w:ilvl="3" w:tentative="1">
+      <w:start w:val="1"/>
+      <w:numFmt w:val="bullet"/>
+      <w:lvlText w:val=""/>
+      <w:lvlJc w:val="left"/>
+      <w:pPr>
+        <w:tabs>
+          <w:tab w:val="num" w:pos="2880"/>
+        </w:tabs>
+        <w:ind w:left="2880" w:hanging="360"/>
+      </w:pPr>
+      <w:rPr>
+        <w:rFonts w:ascii="Wingdings" w:hAnsi="Wingdings" w:hint="default"/>
+        <w:sz w:val="20"/>
+      </w:rPr>
+    </w:lvl>
+    <w:lvl w:ilvl="4" w:tentative="1">
+      <w:start w:val="1"/>
+      <w:numFmt w:val="bullet"/>
+      <w:lvlText w:val=""/>
+      <w:lvlJc w:val="left"/>
+      <w:pPr>
+        <w:tabs>
+          <w:tab w:val="num" w:pos="3600"/>
+        </w:tabs>
+        <w:ind w:left="3600" w:hanging="360"/>
+      </w:pPr>
+      <w:rPr>
+        <w:rFonts w:ascii="Wingdings" w:hAnsi="Wingdings" w:hint="default"/>
+        <w:sz w:val="20"/>
+      </w:rPr>
+    </w:lvl>
+    <w:lvl w:ilvl="5" w:tentative="1">
+      <w:start w:val="1"/>
+      <w:numFmt w:val="bullet"/>
+      <w:lvlText w:val=""/>
+      <w:lvlJc w:val="left"/>
+      <w:pPr>
+        <w:tabs>
+          <w:tab w:val="num" w:pos="4320"/>
+        </w:tabs>
+        <w:ind w:left="4320" w:hanging="360"/>
+      </w:pPr>
+      <w:rPr>
+        <w:rFonts w:ascii="Wingdings" w:hAnsi="Wingdings" w:hint="default"/>
+        <w:sz w:val="20"/>
+      </w:rPr>
+    </w:lvl>
+    <w:lvl w:ilvl="6" w:tentative="1">
+      <w:start w:val="1"/>
+      <w:numFmt w:val="bullet"/>
+      <w:lvlText w:val=""/>
+      <w:lvlJc w:val="left"/>
+      <w:pPr>
+        <w:tabs>
+          <w:tab w:val="num" w:pos="5040"/>
+        </w:tabs>
+        <w:ind w:left="5040" w:hanging="360"/>
+      </w:pPr>
+      <w:rPr>
+        <w:rFonts w:ascii="Wingdings" w:hAnsi="Wingdings" w:hint="default"/>
+        <w:sz w:val="20"/>
+      </w:rPr>
+    </w:lvl>
+    <w:lvl w:ilvl="7" w:tentative="1">
+      <w:start w:val="1"/>
+      <w:numFmt w:val="bullet"/>
+      <w:lvlText w:val=""/>
+      <w:lvlJc w:val="left"/>
+      <w:pPr>
+        <w:tabs>
+          <w:tab w:val="num" w:pos="5760"/>
+        </w:tabs>
+        <w:ind w:left="5760" w:hanging="360"/>
+      </w:pPr>
+      <w:rPr>
+        <w:rFonts w:ascii="Wingdings" w:hAnsi="Wingdings" w:hint="default"/>
+        <w:sz w:val="20"/>
+      </w:rPr>
+    </w:lvl>
+    <w:lvl w:ilvl="8" w:tentative="1">
+      <w:start w:val="1"/>
+      <w:numFmt w:val="bullet"/>
+      <w:lvlText w:val=""/>
+      <w:lvlJc w:val="left"/>
+      <w:pPr>
+        <w:tabs>
+          <w:tab w:val="num" w:pos="6480"/>
+        </w:tabs>
+        <w:ind w:left="6480" w:hanging="360"/>
+      </w:pPr>
+      <w:rPr>
+        <w:rFonts w:ascii="Wingdings" w:hAnsi="Wingdings" w:hint="default"/>
+        <w:sz w:val="20"/>
+      </w:rPr>
+    </w:lvl>
+  </w:abstractNum>
+  <w:abstractNum w:abstractNumId="7" w15:restartNumberingAfterBreak="0">
+    <w:nsid w:val="5E5E7BB0"/>
+    <w:multiLevelType w:val="multilevel"/>
+    <w:tmpl w:val="B33463EC"/>
+    <w:lvl w:ilvl="0">
+      <w:start w:val="1"/>
+      <w:numFmt w:val="decimal"/>
+      <w:lvlText w:val="%1."/>
+      <w:lvlJc w:val="left"/>
+      <w:pPr>
+        <w:tabs>
+          <w:tab w:val="num" w:pos="720"/>
+        </w:tabs>
+        <w:ind w:left="720" w:hanging="360"/>
+      </w:pPr>
+    </w:lvl>
+    <w:lvl w:ilvl="1" w:tentative="1">
+      <w:start w:val="1"/>
+      <w:numFmt w:val="decimal"/>
+      <w:lvlText w:val="%2."/>
+      <w:lvlJc w:val="left"/>
+      <w:pPr>
+        <w:tabs>
+          <w:tab w:val="num" w:pos="1440"/>
+        </w:tabs>
+        <w:ind w:left="1440" w:hanging="360"/>
+      </w:pPr>
+    </w:lvl>
+    <w:lvl w:ilvl="2" w:tentative="1">
+      <w:start w:val="1"/>
+      <w:numFmt w:val="decimal"/>
+      <w:lvlText w:val="%3."/>
+      <w:lvlJc w:val="left"/>
+      <w:pPr>
+        <w:tabs>
+          <w:tab w:val="num" w:pos="2160"/>
+        </w:tabs>
+        <w:ind w:left="2160" w:hanging="360"/>
+      </w:pPr>
+    </w:lvl>
+    <w:lvl w:ilvl="3" w:tentative="1">
+      <w:start w:val="1"/>
+      <w:numFmt w:val="decimal"/>
+      <w:lvlText w:val="%4."/>
+      <w:lvlJc w:val="left"/>
+      <w:pPr>
+        <w:tabs>
+          <w:tab w:val="num" w:pos="2880"/>
+        </w:tabs>
+        <w:ind w:left="2880" w:hanging="360"/>
+      </w:pPr>
+    </w:lvl>
+    <w:lvl w:ilvl="4" w:tentative="1">
+      <w:start w:val="1"/>
+      <w:numFmt w:val="decimal"/>
+      <w:lvlText w:val="%5."/>
+      <w:lvlJc w:val="left"/>
+      <w:pPr>
+        <w:tabs>
+          <w:tab w:val="num" w:pos="3600"/>
+        </w:tabs>
+        <w:ind w:left="3600" w:hanging="360"/>
+      </w:pPr>
+    </w:lvl>
+    <w:lvl w:ilvl="5" w:tentative="1">
+      <w:start w:val="1"/>
+      <w:numFmt w:val="decimal"/>
+      <w:lvlText w:val="%6."/>
+      <w:lvlJc w:val="left"/>
+      <w:pPr>
+        <w:tabs>
+          <w:tab w:val="num" w:pos="4320"/>
+        </w:tabs>
+        <w:ind w:left="4320" w:hanging="360"/>
+      </w:pPr>
+    </w:lvl>
+    <w:lvl w:ilvl="6" w:tentative="1">
+      <w:start w:val="1"/>
+      <w:numFmt w:val="decimal"/>
+      <w:lvlText w:val="%7."/>
+      <w:lvlJc w:val="left"/>
+      <w:pPr>
+        <w:tabs>
+          <w:tab w:val="num" w:pos="5040"/>
+        </w:tabs>
+        <w:ind w:left="5040" w:hanging="360"/>
+      </w:pPr>
+    </w:lvl>
+    <w:lvl w:ilvl="7" w:tentative="1">
+      <w:start w:val="1"/>
+      <w:numFmt w:val="decimal"/>
+      <w:lvlText w:val="%8."/>
+      <w:lvlJc w:val="left"/>
+      <w:pPr>
+        <w:tabs>
+          <w:tab w:val="num" w:pos="5760"/>
+        </w:tabs>
+        <w:ind w:left="5760" w:hanging="360"/>
+      </w:pPr>
+    </w:lvl>
+    <w:lvl w:ilvl="8" w:tentative="1">
+      <w:start w:val="1"/>
+      <w:numFmt w:val="decimal"/>
+      <w:lvlText w:val="%9."/>
+      <w:lvlJc w:val="left"/>
+      <w:pPr>
+        <w:tabs>
+          <w:tab w:val="num" w:pos="6480"/>
+        </w:tabs>
+        <w:ind w:left="6480" w:hanging="360"/>
+      </w:pPr>
+    </w:lvl>
+  </w:abstractNum>
+  <w:abstractNum w:abstractNumId="8" w15:restartNumberingAfterBreak="0">
+    <w:nsid w:val="670A2C89"/>
+    <w:multiLevelType w:val="multilevel"/>
+    <w:tmpl w:val="6FFA24D4"/>
+    <w:lvl w:ilvl="0">
+      <w:start w:val="1"/>
+      <w:numFmt w:val="bullet"/>
+      <w:lvlText w:val=""/>
+      <w:lvlJc w:val="left"/>
+      <w:pPr>
+        <w:tabs>
+          <w:tab w:val="num" w:pos="720"/>
+        </w:tabs>
+        <w:ind w:left="720" w:hanging="360"/>
+      </w:pPr>
+      <w:rPr>
+        <w:rFonts w:ascii="Symbol" w:hAnsi="Symbol" w:hint="default"/>
+        <w:sz w:val="20"/>
+      </w:rPr>
+    </w:lvl>
+    <w:lvl w:ilvl="1" w:tentative="1">
+      <w:start w:val="1"/>
+      <w:numFmt w:val="bullet"/>
+      <w:lvlText w:val="o"/>
+      <w:lvlJc w:val="left"/>
+      <w:pPr>
+        <w:tabs>
+          <w:tab w:val="num" w:pos="1440"/>
+        </w:tabs>
+        <w:ind w:left="1440" w:hanging="360"/>
+      </w:pPr>
+      <w:rPr>
+        <w:rFonts w:ascii="Courier New" w:hAnsi="Courier New" w:hint="default"/>
+        <w:sz w:val="20"/>
+      </w:rPr>
+    </w:lvl>
+    <w:lvl w:ilvl="2" w:tentative="1">
+      <w:start w:val="1"/>
+      <w:numFmt w:val="bullet"/>
+      <w:lvlText w:val=""/>
+      <w:lvlJc w:val="left"/>
+      <w:pPr>
+        <w:tabs>
+          <w:tab w:val="num" w:pos="2160"/>
+        </w:tabs>
+        <w:ind w:left="2160" w:hanging="360"/>
+      </w:pPr>
+      <w:rPr>
+        <w:rFonts w:ascii="Wingdings" w:hAnsi="Wingdings" w:hint="default"/>
+        <w:sz w:val="20"/>
+      </w:rPr>
+    </w:lvl>
+    <w:lvl w:ilvl="3" w:tentative="1">
+      <w:start w:val="1"/>
+      <w:numFmt w:val="bullet"/>
+      <w:lvlText w:val=""/>
+      <w:lvlJc w:val="left"/>
+      <w:pPr>
+        <w:tabs>
+          <w:tab w:val="num" w:pos="2880"/>
+        </w:tabs>
+        <w:ind w:left="2880" w:hanging="360"/>
+      </w:pPr>
+      <w:rPr>
+        <w:rFonts w:ascii="Wingdings" w:hAnsi="Wingdings" w:hint="default"/>
+        <w:sz w:val="20"/>
+      </w:rPr>
+    </w:lvl>
+    <w:lvl w:ilvl="4" w:tentative="1">
+      <w:start w:val="1"/>
+      <w:numFmt w:val="bullet"/>
+      <w:lvlText w:val=""/>
+      <w:lvlJc w:val="left"/>
+      <w:pPr>
+        <w:tabs>
+          <w:tab w:val="num" w:pos="3600"/>
+        </w:tabs>
+        <w:ind w:left="3600" w:hanging="360"/>
+      </w:pPr>
+      <w:rPr>
+        <w:rFonts w:ascii="Wingdings" w:hAnsi="Wingdings" w:hint="default"/>
+        <w:sz w:val="20"/>
+      </w:rPr>
+    </w:lvl>
+    <w:lvl w:ilvl="5" w:tentative="1">
+      <w:start w:val="1"/>
+      <w:numFmt w:val="bullet"/>
+      <w:lvlText w:val=""/>
+      <w:lvlJc w:val="left"/>
+      <w:pPr>
+        <w:tabs>
+          <w:tab w:val="num" w:pos="4320"/>
+        </w:tabs>
+        <w:ind w:left="4320" w:hanging="360"/>
+      </w:pPr>
+      <w:rPr>
+        <w:rFonts w:ascii="Wingdings" w:hAnsi="Wingdings" w:hint="default"/>
+        <w:sz w:val="20"/>
+      </w:rPr>
+    </w:lvl>
+    <w:lvl w:ilvl="6" w:tentative="1">
+      <w:start w:val="1"/>
+      <w:numFmt w:val="bullet"/>
+      <w:lvlText w:val=""/>
+      <w:lvlJc w:val="left"/>
+      <w:pPr>
+        <w:tabs>
+          <w:tab w:val="num" w:pos="5040"/>
+        </w:tabs>
+        <w:ind w:left="5040" w:hanging="360"/>
+      </w:pPr>
+      <w:rPr>
+        <w:rFonts w:ascii="Wingdings" w:hAnsi="Wingdings" w:hint="default"/>
+        <w:sz w:val="20"/>
+      </w:rPr>
+    </w:lvl>
+    <w:lvl w:ilvl="7" w:tentative="1">
+      <w:start w:val="1"/>
+      <w:numFmt w:val="bullet"/>
+      <w:lvlText w:val=""/>
+      <w:lvlJc w:val="left"/>
+      <w:pPr>
+        <w:tabs>
+          <w:tab w:val="num" w:pos="5760"/>
+        </w:tabs>
+        <w:ind w:left="5760" w:hanging="360"/>
+      </w:pPr>
+      <w:rPr>
+        <w:rFonts w:ascii="Wingdings" w:hAnsi="Wingdings" w:hint="default"/>
+        <w:sz w:val="20"/>
+      </w:rPr>
+    </w:lvl>
+    <w:lvl w:ilvl="8" w:tentative="1">
+      <w:start w:val="1"/>
+      <w:numFmt w:val="bullet"/>
+      <w:lvlText w:val=""/>
+      <w:lvlJc w:val="left"/>
+      <w:pPr>
+        <w:tabs>
+          <w:tab w:val="num" w:pos="6480"/>
+        </w:tabs>
+        <w:ind w:left="6480" w:hanging="360"/>
+      </w:pPr>
+      <w:rPr>
+        <w:rFonts w:ascii="Wingdings" w:hAnsi="Wingdings" w:hint="default"/>
+        <w:sz w:val="20"/>
+      </w:rPr>
+    </w:lvl>
+  </w:abstractNum>
+  <w:abstractNum w:abstractNumId="9" w15:restartNumberingAfterBreak="0">
+    <w:nsid w:val="69B21EEC"/>
+    <w:multiLevelType w:val="multilevel"/>
+    <w:tmpl w:val="13CA7F46"/>
+    <w:lvl w:ilvl="0">
+      <w:start w:val="1"/>
+      <w:numFmt w:val="bullet"/>
+      <w:lvlText w:val=""/>
+      <w:lvlJc w:val="left"/>
+      <w:pPr>
+        <w:tabs>
+          <w:tab w:val="num" w:pos="720"/>
+        </w:tabs>
+        <w:ind w:left="720" w:hanging="360"/>
+      </w:pPr>
+      <w:rPr>
+        <w:rFonts w:ascii="Symbol" w:hAnsi="Symbol" w:hint="default"/>
+        <w:sz w:val="20"/>
+      </w:rPr>
+    </w:lvl>
+    <w:lvl w:ilvl="1" w:tentative="1">
+      <w:start w:val="1"/>
+      <w:numFmt w:val="bullet"/>
+      <w:lvlText w:val="o"/>
+      <w:lvlJc w:val="left"/>
+      <w:pPr>
+        <w:tabs>
+          <w:tab w:val="num" w:pos="1440"/>
+        </w:tabs>
+        <w:ind w:left="1440" w:hanging="360"/>
+      </w:pPr>
+      <w:rPr>
+        <w:rFonts w:ascii="Courier New" w:hAnsi="Courier New" w:hint="default"/>
+        <w:sz w:val="20"/>
+      </w:rPr>
+    </w:lvl>
+    <w:lvl w:ilvl="2" w:tentative="1">
+      <w:start w:val="1"/>
+      <w:numFmt w:val="bullet"/>
+      <w:lvlText w:val=""/>
+      <w:lvlJc w:val="left"/>
+      <w:pPr>
+        <w:tabs>
+          <w:tab w:val="num" w:pos="2160"/>
+        </w:tabs>
+        <w:ind w:left="2160" w:hanging="360"/>
+      </w:pPr>
+      <w:rPr>
+        <w:rFonts w:ascii="Wingdings" w:hAnsi="Wingdings" w:hint="default"/>
+        <w:sz w:val="20"/>
+      </w:rPr>
+    </w:lvl>
+    <w:lvl w:ilvl="3" w:tentative="1">
+      <w:start w:val="1"/>
+      <w:numFmt w:val="bullet"/>
+      <w:lvlText w:val=""/>
+      <w:lvlJc w:val="left"/>
+      <w:pPr>
+        <w:tabs>
+          <w:tab w:val="num" w:pos="2880"/>
+        </w:tabs>
+        <w:ind w:left="2880" w:hanging="360"/>
+      </w:pPr>
+      <w:rPr>
+        <w:rFonts w:ascii="Wingdings" w:hAnsi="Wingdings" w:hint="default"/>
+        <w:sz w:val="20"/>
+      </w:rPr>
+    </w:lvl>
+    <w:lvl w:ilvl="4" w:tentative="1">
+      <w:start w:val="1"/>
+      <w:numFmt w:val="bullet"/>
+      <w:lvlText w:val=""/>
+      <w:lvlJc w:val="left"/>
+      <w:pPr>
+        <w:tabs>
+          <w:tab w:val="num" w:pos="3600"/>
+        </w:tabs>
+        <w:ind w:left="3600" w:hanging="360"/>
+      </w:pPr>
+      <w:rPr>
+        <w:rFonts w:ascii="Wingdings" w:hAnsi="Wingdings" w:hint="default"/>
+        <w:sz w:val="20"/>
+      </w:rPr>
+    </w:lvl>
+    <w:lvl w:ilvl="5" w:tentative="1">
+      <w:start w:val="1"/>
+      <w:numFmt w:val="bullet"/>
+      <w:lvlText w:val=""/>
+      <w:lvlJc w:val="left"/>
+      <w:pPr>
+        <w:tabs>
+          <w:tab w:val="num" w:pos="4320"/>
+        </w:tabs>
+        <w:ind w:left="4320" w:hanging="360"/>
+      </w:pPr>
+      <w:rPr>
+        <w:rFonts w:ascii="Wingdings" w:hAnsi="Wingdings" w:hint="default"/>
+        <w:sz w:val="20"/>
+      </w:rPr>
+    </w:lvl>
+    <w:lvl w:ilvl="6" w:tentative="1">
+      <w:start w:val="1"/>
+      <w:numFmt w:val="bullet"/>
+      <w:lvlText w:val=""/>
+      <w:lvlJc w:val="left"/>
+      <w:pPr>
+        <w:tabs>
+          <w:tab w:val="num" w:pos="5040"/>
+        </w:tabs>
+        <w:ind w:left="5040" w:hanging="360"/>
+      </w:pPr>
+      <w:rPr>
+        <w:rFonts w:ascii="Wingdings" w:hAnsi="Wingdings" w:hint="default"/>
+        <w:sz w:val="20"/>
+      </w:rPr>
+    </w:lvl>
+    <w:lvl w:ilvl="7" w:tentative="1">
+      <w:start w:val="1"/>
+      <w:numFmt w:val="bullet"/>
+      <w:lvlText w:val=""/>
+      <w:lvlJc w:val="left"/>
+      <w:pPr>
+        <w:tabs>
+          <w:tab w:val="num" w:pos="5760"/>
+        </w:tabs>
+        <w:ind w:left="5760" w:hanging="360"/>
+      </w:pPr>
+      <w:rPr>
+        <w:rFonts w:ascii="Wingdings" w:hAnsi="Wingdings" w:hint="default"/>
+        <w:sz w:val="20"/>
+      </w:rPr>
+    </w:lvl>
+    <w:lvl w:ilvl="8" w:tentative="1">
+      <w:start w:val="1"/>
+      <w:numFmt w:val="bullet"/>
+      <w:lvlText w:val=""/>
+      <w:lvlJc w:val="left"/>
+      <w:pPr>
+        <w:tabs>
+          <w:tab w:val="num" w:pos="6480"/>
+        </w:tabs>
+        <w:ind w:left="6480" w:hanging="360"/>
+      </w:pPr>
+      <w:rPr>
+        <w:rFonts w:ascii="Wingdings" w:hAnsi="Wingdings" w:hint="default"/>
+        <w:sz w:val="20"/>
+      </w:rPr>
+    </w:lvl>
+  </w:abstractNum>
+  <w:num w:numId="1" w16cid:durableId="1378773662">
+    <w:abstractNumId w:val="6"/>
+  </w:num>
+  <w:num w:numId="2" w16cid:durableId="1442067054">
+    <w:abstractNumId w:val="1"/>
+  </w:num>
+  <w:num w:numId="3" w16cid:durableId="1977298117">
+    <w:abstractNumId w:val="7"/>
+  </w:num>
+  <w:num w:numId="4" w16cid:durableId="1207257235">
+    <w:abstractNumId w:val="5"/>
+  </w:num>
+  <w:num w:numId="5" w16cid:durableId="493492940">
+    <w:abstractNumId w:val="8"/>
+  </w:num>
+  <w:num w:numId="6" w16cid:durableId="1614625912">
+    <w:abstractNumId w:val="0"/>
+  </w:num>
+  <w:num w:numId="7" w16cid:durableId="1321927189">
+    <w:abstractNumId w:val="2"/>
+  </w:num>
+  <w:num w:numId="8" w16cid:durableId="1311441131">
+    <w:abstractNumId w:val="3"/>
+  </w:num>
+  <w:num w:numId="9" w16cid:durableId="138546685">
+    <w:abstractNumId w:val="9"/>
+  </w:num>
+  <w:num w:numId="10" w16cid:durableId="1339580471">
+    <w:abstractNumId w:val="4"/>
+  </w:num>
+</w:numbering>
 </file>
 
 <file path=word/styles.xml><?xml version="1.0" encoding="utf-8"?>
@@ -637,7 +4038,6 @@
   <w:style w:type="character" w:default="1" w:styleId="DefaultParagraphFont">
     <w:name w:val="Default Paragraph Font"/>
     <w:uiPriority w:val="1"/>
-    <w:semiHidden/>
     <w:unhideWhenUsed/>
   </w:style>
   <w:style w:type="table" w:default="1" w:styleId="TableNormal">

--- a/C++ REBOOT NOTES/C++ NOTES.docx
+++ b/C++ REBOOT NOTES/C++ NOTES.docx
@@ -40,47 +40,7 @@
     </w:p>
     <w:p>
       <w:r>
-        <w:t xml:space="preserve">Computer </w:t>
-      </w:r>
-      <w:proofErr w:type="spellStart"/>
-      <w:r>
-        <w:t>humari</w:t>
-      </w:r>
-      <w:proofErr w:type="spellEnd"/>
-      <w:r>
-        <w:t xml:space="preserve"> normal bhasha (Hindi/English) </w:t>
-      </w:r>
-      <w:proofErr w:type="spellStart"/>
-      <w:r>
-        <w:t>nahi</w:t>
-      </w:r>
-      <w:proofErr w:type="spellEnd"/>
-      <w:r>
-        <w:t xml:space="preserve"> </w:t>
-      </w:r>
-      <w:proofErr w:type="spellStart"/>
-      <w:r>
-        <w:t>samajhta</w:t>
-      </w:r>
-      <w:proofErr w:type="spellEnd"/>
-      <w:r>
-        <w:t xml:space="preserve">. Computer ek electronic machine </w:t>
-      </w:r>
-      <w:proofErr w:type="spellStart"/>
-      <w:r>
-        <w:t>hai</w:t>
-      </w:r>
-      <w:proofErr w:type="spellEnd"/>
-      <w:r>
-        <w:t xml:space="preserve"> jo </w:t>
-      </w:r>
-      <w:proofErr w:type="spellStart"/>
-      <w:r>
-        <w:t>sirf</w:t>
-      </w:r>
-      <w:proofErr w:type="spellEnd"/>
-      <w:r>
-        <w:t xml:space="preserve"> </w:t>
+        <w:t xml:space="preserve">Computer humari normal bhasha (Hindi/English) nahi samajhta. Computer ek electronic machine hai jo sirf </w:t>
       </w:r>
       <w:r>
         <w:rPr>
@@ -100,31 +60,7 @@
         <w:t>Electricity OFF (0)</w:t>
       </w:r>
       <w:r>
-        <w:t xml:space="preserve"> </w:t>
-      </w:r>
-      <w:proofErr w:type="spellStart"/>
-      <w:r>
-        <w:t>samajhti</w:t>
-      </w:r>
-      <w:proofErr w:type="spellEnd"/>
-      <w:r>
-        <w:t xml:space="preserve"> </w:t>
-      </w:r>
-      <w:proofErr w:type="spellStart"/>
-      <w:r>
-        <w:t>hai</w:t>
-      </w:r>
-      <w:proofErr w:type="spellEnd"/>
-      <w:r>
-        <w:t xml:space="preserve">, </w:t>
-      </w:r>
-      <w:proofErr w:type="spellStart"/>
-      <w:r>
-        <w:t>jise</w:t>
-      </w:r>
-      <w:proofErr w:type="spellEnd"/>
-      <w:r>
-        <w:t xml:space="preserve"> hum </w:t>
+        <w:t xml:space="preserve"> samajhti hai, jise hum </w:t>
       </w:r>
       <w:r>
         <w:rPr>
@@ -134,15 +70,7 @@
         <w:t>Binary Language</w:t>
       </w:r>
       <w:r>
-        <w:t xml:space="preserve"> </w:t>
-      </w:r>
-      <w:proofErr w:type="spellStart"/>
-      <w:r>
-        <w:t>kehte</w:t>
-      </w:r>
-      <w:proofErr w:type="spellEnd"/>
-      <w:r>
-        <w:t xml:space="preserve"> hain.</w:t>
+        <w:t xml:space="preserve"> kehte hain.</w:t>
       </w:r>
     </w:p>
     <w:p>
@@ -160,119 +88,7 @@
         <w:t>Problem:</w:t>
       </w:r>
       <w:r>
-        <w:t xml:space="preserve"> Agar </w:t>
-      </w:r>
-      <w:proofErr w:type="spellStart"/>
-      <w:r>
-        <w:t>humein</w:t>
-      </w:r>
-      <w:proofErr w:type="spellEnd"/>
-      <w:r>
-        <w:t xml:space="preserve"> computer ko </w:t>
-      </w:r>
-      <w:proofErr w:type="spellStart"/>
-      <w:r>
-        <w:t>bolna</w:t>
-      </w:r>
-      <w:proofErr w:type="spellEnd"/>
-      <w:r>
-        <w:t xml:space="preserve"> </w:t>
-      </w:r>
-      <w:proofErr w:type="spellStart"/>
-      <w:r>
-        <w:t>hai</w:t>
-      </w:r>
-      <w:proofErr w:type="spellEnd"/>
-      <w:r>
-        <w:t xml:space="preserve"> "Hello", </w:t>
-      </w:r>
-      <w:proofErr w:type="spellStart"/>
-      <w:r>
-        <w:t>toh</w:t>
-      </w:r>
-      <w:proofErr w:type="spellEnd"/>
-      <w:r>
-        <w:t xml:space="preserve"> </w:t>
-      </w:r>
-      <w:proofErr w:type="spellStart"/>
-      <w:r>
-        <w:t>humein</w:t>
-      </w:r>
-      <w:proofErr w:type="spellEnd"/>
-      <w:r>
-        <w:t xml:space="preserve"> </w:t>
-      </w:r>
-      <w:proofErr w:type="spellStart"/>
-      <w:r>
-        <w:t>hazaron</w:t>
-      </w:r>
-      <w:proofErr w:type="spellEnd"/>
-      <w:r>
-        <w:t xml:space="preserve"> </w:t>
-      </w:r>
-      <w:proofErr w:type="spellStart"/>
-      <w:r>
-        <w:t>baar</w:t>
-      </w:r>
-      <w:proofErr w:type="spellEnd"/>
-      <w:r>
-        <w:t xml:space="preserve"> 010101 </w:t>
-      </w:r>
-      <w:proofErr w:type="spellStart"/>
-      <w:r>
-        <w:t>likhna</w:t>
-      </w:r>
-      <w:proofErr w:type="spellEnd"/>
-      <w:r>
-        <w:t xml:space="preserve"> </w:t>
-      </w:r>
-      <w:proofErr w:type="spellStart"/>
-      <w:r>
-        <w:t>padega</w:t>
-      </w:r>
-      <w:proofErr w:type="spellEnd"/>
-      <w:r>
-        <w:t xml:space="preserve">, jo </w:t>
-      </w:r>
-      <w:proofErr w:type="spellStart"/>
-      <w:r>
-        <w:t>insaan</w:t>
-      </w:r>
-      <w:proofErr w:type="spellEnd"/>
-      <w:r>
-        <w:t xml:space="preserve"> </w:t>
-      </w:r>
-      <w:proofErr w:type="spellStart"/>
-      <w:r>
-        <w:t>ke</w:t>
-      </w:r>
-      <w:proofErr w:type="spellEnd"/>
-      <w:r>
-        <w:t xml:space="preserve"> </w:t>
-      </w:r>
-      <w:proofErr w:type="spellStart"/>
-      <w:r>
-        <w:t>liye</w:t>
-      </w:r>
-      <w:proofErr w:type="spellEnd"/>
-      <w:r>
-        <w:t xml:space="preserve"> </w:t>
-      </w:r>
-      <w:proofErr w:type="spellStart"/>
-      <w:r>
-        <w:t>namumkin</w:t>
-      </w:r>
-      <w:proofErr w:type="spellEnd"/>
-      <w:r>
-        <w:t xml:space="preserve"> </w:t>
-      </w:r>
-      <w:proofErr w:type="spellStart"/>
-      <w:r>
-        <w:t>hai</w:t>
-      </w:r>
-      <w:proofErr w:type="spellEnd"/>
-      <w:r>
-        <w:t>.</w:t>
+        <w:t xml:space="preserve"> Agar humein computer ko bolna hai "Hello", toh humein hazaron baar 010101 likhna padega, jo insaan ke liye namumkin hai.</w:t>
       </w:r>
     </w:p>
     <w:p>
@@ -290,119 +106,7 @@
         <w:t>Solution:</w:t>
       </w:r>
       <w:r>
-        <w:t xml:space="preserve"> </w:t>
-      </w:r>
-      <w:proofErr w:type="spellStart"/>
-      <w:r>
-        <w:t>Humne</w:t>
-      </w:r>
-      <w:proofErr w:type="spellEnd"/>
-      <w:r>
-        <w:t xml:space="preserve"> "High-level languages" </w:t>
-      </w:r>
-      <w:proofErr w:type="spellStart"/>
-      <w:r>
-        <w:t>banayi</w:t>
-      </w:r>
-      <w:proofErr w:type="spellEnd"/>
-      <w:r>
-        <w:t xml:space="preserve"> (</w:t>
-      </w:r>
-      <w:proofErr w:type="spellStart"/>
-      <w:r>
-        <w:t>jaise</w:t>
-      </w:r>
-      <w:proofErr w:type="spellEnd"/>
-      <w:r>
-        <w:t xml:space="preserve"> C++). Isme hum English </w:t>
-      </w:r>
-      <w:proofErr w:type="spellStart"/>
-      <w:r>
-        <w:t>jaisa</w:t>
-      </w:r>
-      <w:proofErr w:type="spellEnd"/>
-      <w:r>
-        <w:t xml:space="preserve"> code </w:t>
-      </w:r>
-      <w:proofErr w:type="spellStart"/>
-      <w:r>
-        <w:t>likhte</w:t>
-      </w:r>
-      <w:proofErr w:type="spellEnd"/>
-      <w:r>
-        <w:t xml:space="preserve"> hain, aur beech </w:t>
-      </w:r>
-      <w:proofErr w:type="spellStart"/>
-      <w:r>
-        <w:t>mein</w:t>
-      </w:r>
-      <w:proofErr w:type="spellEnd"/>
-      <w:r>
-        <w:t xml:space="preserve"> ek "Translator" (Compiler) </w:t>
-      </w:r>
-      <w:proofErr w:type="spellStart"/>
-      <w:r>
-        <w:t>hota</w:t>
-      </w:r>
-      <w:proofErr w:type="spellEnd"/>
-      <w:r>
-        <w:t xml:space="preserve"> </w:t>
-      </w:r>
-      <w:proofErr w:type="spellStart"/>
-      <w:r>
-        <w:t>hai</w:t>
-      </w:r>
-      <w:proofErr w:type="spellEnd"/>
-      <w:r>
-        <w:t xml:space="preserve"> jo </w:t>
-      </w:r>
-      <w:proofErr w:type="spellStart"/>
-      <w:r>
-        <w:t>hamari</w:t>
-      </w:r>
-      <w:proofErr w:type="spellEnd"/>
-      <w:r>
-        <w:t xml:space="preserve"> </w:t>
-      </w:r>
-      <w:proofErr w:type="spellStart"/>
-      <w:r>
-        <w:t>baat</w:t>
-      </w:r>
-      <w:proofErr w:type="spellEnd"/>
-      <w:r>
-        <w:t xml:space="preserve"> computer ko 0 aur 1 </w:t>
-      </w:r>
-      <w:proofErr w:type="spellStart"/>
-      <w:r>
-        <w:t>mein</w:t>
-      </w:r>
-      <w:proofErr w:type="spellEnd"/>
-      <w:r>
-        <w:t xml:space="preserve"> </w:t>
-      </w:r>
-      <w:proofErr w:type="spellStart"/>
-      <w:r>
-        <w:t>samjha</w:t>
-      </w:r>
-      <w:proofErr w:type="spellEnd"/>
-      <w:r>
-        <w:t xml:space="preserve"> </w:t>
-      </w:r>
-      <w:proofErr w:type="spellStart"/>
-      <w:r>
-        <w:t>deta</w:t>
-      </w:r>
-      <w:proofErr w:type="spellEnd"/>
-      <w:r>
-        <w:t xml:space="preserve"> </w:t>
-      </w:r>
-      <w:proofErr w:type="spellStart"/>
-      <w:r>
-        <w:t>hai</w:t>
-      </w:r>
-      <w:proofErr w:type="spellEnd"/>
-      <w:r>
-        <w:t>.</w:t>
+        <w:t xml:space="preserve"> Humne "High-level languages" banayi (jaise C++). Isme hum English jaisa code likhte hain, aur beech mein ek "Translator" (Compiler) hota hai jo hamari baat computer ko 0 aur 1 mein samjha deta hai.</w:t>
       </w:r>
     </w:p>
     <w:p>
@@ -420,43 +124,14 @@
         <w:t>Summary:</w:t>
       </w:r>
       <w:r>
-        <w:t xml:space="preserve"> Programming language ek </w:t>
-      </w:r>
-      <w:proofErr w:type="spellStart"/>
-      <w:r>
-        <w:t>zariya</w:t>
-      </w:r>
-      <w:proofErr w:type="spellEnd"/>
-      <w:r>
-        <w:t xml:space="preserve"> (medium) </w:t>
-      </w:r>
-      <w:proofErr w:type="spellStart"/>
-      <w:r>
-        <w:t>hai</w:t>
-      </w:r>
-      <w:proofErr w:type="spellEnd"/>
-      <w:r>
-        <w:t xml:space="preserve"> </w:t>
-      </w:r>
-      <w:proofErr w:type="spellStart"/>
-      <w:r>
-        <w:t>insaan</w:t>
-      </w:r>
-      <w:proofErr w:type="spellEnd"/>
-      <w:r>
-        <w:t xml:space="preserve"> aur computer </w:t>
-      </w:r>
-      <w:proofErr w:type="spellStart"/>
-      <w:r>
-        <w:t>ke</w:t>
-      </w:r>
-      <w:proofErr w:type="spellEnd"/>
-      <w:r>
-        <w:t xml:space="preserve"> beech communication ka.</w:t>
-      </w:r>
-    </w:p>
-    <w:p>
-      <w:r>
+        <w:t xml:space="preserve"> Programming language ek zariya (medium) hai insaan aur computer ke beech communication ka.</w:t>
+      </w:r>
+    </w:p>
+    <w:p>
+      <w:r>
+        <w:rPr>
+          <w:noProof/>
+        </w:rPr>
         <w:drawing>
           <wp:inline distT="0" distB="0" distL="0" distR="0" wp14:anchorId="5E327917" wp14:editId="5289C7AA">
             <wp:extent cx="5731510" cy="2280920"/>
@@ -495,7 +170,7 @@
       </w:r>
       <w:r>
         <w:pict w14:anchorId="43D017AD">
-          <v:rect id="_x0000_i1049" style="width:0;height:1.5pt" o:hralign="center" o:hrstd="t" o:hr="t" fillcolor="#a0a0a0" stroked="f"/>
+          <v:rect id="_x0000_i1025" style="width:0;height:1.5pt" o:hralign="center" o:hrstd="t" o:hr="t" fillcolor="#a0a0a0" stroked="f"/>
         </w:pict>
       </w:r>
     </w:p>
@@ -516,31 +191,7 @@
     </w:p>
     <w:p>
       <w:r>
-        <w:t xml:space="preserve">C++ ko Bjarne Stroustrup ne 1979 </w:t>
-      </w:r>
-      <w:proofErr w:type="spellStart"/>
-      <w:r>
-        <w:t>mein</w:t>
-      </w:r>
-      <w:proofErr w:type="spellEnd"/>
-      <w:r>
-        <w:t xml:space="preserve"> </w:t>
-      </w:r>
-      <w:proofErr w:type="spellStart"/>
-      <w:r>
-        <w:t>banaya</w:t>
-      </w:r>
-      <w:proofErr w:type="spellEnd"/>
-      <w:r>
-        <w:t xml:space="preserve"> </w:t>
-      </w:r>
-      <w:proofErr w:type="spellStart"/>
-      <w:r>
-        <w:t>tha</w:t>
-      </w:r>
-      <w:proofErr w:type="spellEnd"/>
-      <w:r>
-        <w:t xml:space="preserve">. Ye ek </w:t>
+        <w:t xml:space="preserve">C++ ko Bjarne Stroustrup ne 1979 mein banaya tha. Ye ek </w:t>
       </w:r>
       <w:r>
         <w:rPr>
@@ -550,55 +201,7 @@
         <w:t>Middle-Level Language</w:t>
       </w:r>
       <w:r>
-        <w:t xml:space="preserve"> </w:t>
-      </w:r>
-      <w:proofErr w:type="spellStart"/>
-      <w:r>
-        <w:t>maani</w:t>
-      </w:r>
-      <w:proofErr w:type="spellEnd"/>
-      <w:r>
-        <w:t xml:space="preserve"> jati </w:t>
-      </w:r>
-      <w:proofErr w:type="spellStart"/>
-      <w:r>
-        <w:t>hai</w:t>
-      </w:r>
-      <w:proofErr w:type="spellEnd"/>
-      <w:r>
-        <w:t xml:space="preserve"> </w:t>
-      </w:r>
-      <w:proofErr w:type="spellStart"/>
-      <w:r>
-        <w:t>kyunki</w:t>
-      </w:r>
-      <w:proofErr w:type="spellEnd"/>
-      <w:r>
-        <w:t xml:space="preserve"> </w:t>
-      </w:r>
-      <w:proofErr w:type="spellStart"/>
-      <w:r>
-        <w:t>isme</w:t>
-      </w:r>
-      <w:proofErr w:type="spellEnd"/>
-      <w:r>
-        <w:t xml:space="preserve"> High-level features </w:t>
-      </w:r>
-      <w:proofErr w:type="spellStart"/>
-      <w:r>
-        <w:t>bhi</w:t>
-      </w:r>
-      <w:proofErr w:type="spellEnd"/>
-      <w:r>
-        <w:t xml:space="preserve"> hain aur Low-level controls </w:t>
-      </w:r>
-      <w:proofErr w:type="spellStart"/>
-      <w:r>
-        <w:t>bhi</w:t>
-      </w:r>
-      <w:proofErr w:type="spellEnd"/>
-      <w:r>
-        <w:t>.</w:t>
+        <w:t xml:space="preserve"> maani jati hai kyunki isme High-level features bhi hain aur Low-level controls bhi.</w:t>
       </w:r>
     </w:p>
     <w:p>
@@ -616,143 +219,7 @@
         <w:t>High Speed &amp; Performance:</w:t>
       </w:r>
       <w:r>
-        <w:t xml:space="preserve"> C++ direct hardware se </w:t>
-      </w:r>
-      <w:proofErr w:type="spellStart"/>
-      <w:r>
-        <w:t>baat</w:t>
-      </w:r>
-      <w:proofErr w:type="spellEnd"/>
-      <w:r>
-        <w:t xml:space="preserve"> </w:t>
-      </w:r>
-      <w:proofErr w:type="spellStart"/>
-      <w:r>
-        <w:t>kar</w:t>
-      </w:r>
-      <w:proofErr w:type="spellEnd"/>
-      <w:r>
-        <w:t xml:space="preserve"> </w:t>
-      </w:r>
-      <w:proofErr w:type="spellStart"/>
-      <w:r>
-        <w:t>sakti</w:t>
-      </w:r>
-      <w:proofErr w:type="spellEnd"/>
-      <w:r>
-        <w:t xml:space="preserve"> </w:t>
-      </w:r>
-      <w:proofErr w:type="spellStart"/>
-      <w:r>
-        <w:t>hai</w:t>
-      </w:r>
-      <w:proofErr w:type="spellEnd"/>
-      <w:r>
-        <w:t xml:space="preserve">, </w:t>
-      </w:r>
-      <w:proofErr w:type="spellStart"/>
-      <w:r>
-        <w:t>isliye</w:t>
-      </w:r>
-      <w:proofErr w:type="spellEnd"/>
-      <w:r>
-        <w:t xml:space="preserve"> ye </w:t>
-      </w:r>
-      <w:proofErr w:type="spellStart"/>
-      <w:r>
-        <w:t>bohot</w:t>
-      </w:r>
-      <w:proofErr w:type="spellEnd"/>
-      <w:r>
-        <w:t xml:space="preserve"> fast </w:t>
-      </w:r>
-      <w:proofErr w:type="spellStart"/>
-      <w:r>
-        <w:t>hai</w:t>
-      </w:r>
-      <w:proofErr w:type="spellEnd"/>
-      <w:r>
-        <w:t xml:space="preserve">. Iska use </w:t>
-      </w:r>
-      <w:proofErr w:type="spellStart"/>
-      <w:r>
-        <w:t>waha</w:t>
-      </w:r>
-      <w:proofErr w:type="spellEnd"/>
-      <w:r>
-        <w:t xml:space="preserve"> </w:t>
-      </w:r>
-      <w:proofErr w:type="spellStart"/>
-      <w:r>
-        <w:t>hota</w:t>
-      </w:r>
-      <w:proofErr w:type="spellEnd"/>
-      <w:r>
-        <w:t xml:space="preserve"> </w:t>
-      </w:r>
-      <w:proofErr w:type="spellStart"/>
-      <w:r>
-        <w:t>hai</w:t>
-      </w:r>
-      <w:proofErr w:type="spellEnd"/>
-      <w:r>
-        <w:t xml:space="preserve"> </w:t>
-      </w:r>
-      <w:proofErr w:type="spellStart"/>
-      <w:r>
-        <w:t>jaha</w:t>
-      </w:r>
-      <w:proofErr w:type="spellEnd"/>
-      <w:r>
-        <w:t xml:space="preserve"> speed </w:t>
-      </w:r>
-      <w:proofErr w:type="spellStart"/>
-      <w:r>
-        <w:t>sabse</w:t>
-      </w:r>
-      <w:proofErr w:type="spellEnd"/>
-      <w:r>
-        <w:t xml:space="preserve"> </w:t>
-      </w:r>
-      <w:proofErr w:type="spellStart"/>
-      <w:r>
-        <w:t>zyada</w:t>
-      </w:r>
-      <w:proofErr w:type="spellEnd"/>
-      <w:r>
-        <w:t xml:space="preserve"> </w:t>
-      </w:r>
-      <w:proofErr w:type="spellStart"/>
-      <w:r>
-        <w:t>chahiye</w:t>
-      </w:r>
-      <w:proofErr w:type="spellEnd"/>
-      <w:r>
-        <w:t xml:space="preserve">, </w:t>
-      </w:r>
-      <w:proofErr w:type="spellStart"/>
-      <w:r>
-        <w:t>jaise</w:t>
-      </w:r>
-      <w:proofErr w:type="spellEnd"/>
-      <w:r>
-        <w:t xml:space="preserve"> High-end Games (Unreal Engine C++ pe </w:t>
-      </w:r>
-      <w:proofErr w:type="spellStart"/>
-      <w:r>
-        <w:t>chalta</w:t>
-      </w:r>
-      <w:proofErr w:type="spellEnd"/>
-      <w:r>
-        <w:t xml:space="preserve"> </w:t>
-      </w:r>
-      <w:proofErr w:type="spellStart"/>
-      <w:r>
-        <w:t>hai</w:t>
-      </w:r>
-      <w:proofErr w:type="spellEnd"/>
-      <w:r>
-        <w:t>).</w:t>
+        <w:t xml:space="preserve"> C++ direct hardware se baat kar sakti hai, isliye ye bohot fast hai. Iska use waha hota hai jaha speed sabse zyada chahiye, jaise High-end Games (Unreal Engine C++ pe chalta hai).</w:t>
       </w:r>
     </w:p>
     <w:p>
@@ -770,47 +237,7 @@
         <w:t>Memory Management:</w:t>
       </w:r>
       <w:r>
-        <w:t xml:space="preserve"> Pointers </w:t>
-      </w:r>
-      <w:proofErr w:type="spellStart"/>
-      <w:r>
-        <w:t>ke</w:t>
-      </w:r>
-      <w:proofErr w:type="spellEnd"/>
-      <w:r>
-        <w:t xml:space="preserve"> </w:t>
-      </w:r>
-      <w:proofErr w:type="spellStart"/>
-      <w:r>
-        <w:t>zariye</w:t>
-      </w:r>
-      <w:proofErr w:type="spellEnd"/>
-      <w:r>
-        <w:t xml:space="preserve"> tum memory </w:t>
-      </w:r>
-      <w:proofErr w:type="spellStart"/>
-      <w:r>
-        <w:t>ke</w:t>
-      </w:r>
-      <w:proofErr w:type="spellEnd"/>
-      <w:r>
-        <w:t xml:space="preserve"> ek-ek byte ko control </w:t>
-      </w:r>
-      <w:proofErr w:type="spellStart"/>
-      <w:r>
-        <w:t>kar</w:t>
-      </w:r>
-      <w:proofErr w:type="spellEnd"/>
-      <w:r>
-        <w:t xml:space="preserve"> </w:t>
-      </w:r>
-      <w:proofErr w:type="spellStart"/>
-      <w:r>
-        <w:t>sakte</w:t>
-      </w:r>
-      <w:proofErr w:type="spellEnd"/>
-      <w:r>
-        <w:t xml:space="preserve"> ho.</w:t>
+        <w:t xml:space="preserve"> Pointers ke zariye tum memory ke ek-ek byte ko control kar sakte ho.</w:t>
       </w:r>
     </w:p>
     <w:p>
@@ -828,55 +255,7 @@
         <w:t>Standard Template Library (STL):</w:t>
       </w:r>
       <w:r>
-        <w:t xml:space="preserve"> C++ </w:t>
-      </w:r>
-      <w:proofErr w:type="spellStart"/>
-      <w:r>
-        <w:t>mein</w:t>
-      </w:r>
-      <w:proofErr w:type="spellEnd"/>
-      <w:r>
-        <w:t xml:space="preserve"> </w:t>
-      </w:r>
-      <w:proofErr w:type="spellStart"/>
-      <w:r>
-        <w:t>pehle</w:t>
-      </w:r>
-      <w:proofErr w:type="spellEnd"/>
-      <w:r>
-        <w:t xml:space="preserve"> se bane-</w:t>
-      </w:r>
-      <w:proofErr w:type="spellStart"/>
-      <w:r>
-        <w:t>banaye</w:t>
-      </w:r>
-      <w:proofErr w:type="spellEnd"/>
-      <w:r>
-        <w:t xml:space="preserve"> containers aur algorithms </w:t>
-      </w:r>
-      <w:proofErr w:type="spellStart"/>
-      <w:r>
-        <w:t>milte</w:t>
-      </w:r>
-      <w:proofErr w:type="spellEnd"/>
-      <w:r>
-        <w:t xml:space="preserve"> hain (</w:t>
-      </w:r>
-      <w:proofErr w:type="spellStart"/>
-      <w:r>
-        <w:t>jaise</w:t>
-      </w:r>
-      <w:proofErr w:type="spellEnd"/>
-      <w:r>
-        <w:t xml:space="preserve"> Vectors, Stacks), jo coding ko fast </w:t>
-      </w:r>
-      <w:proofErr w:type="spellStart"/>
-      <w:r>
-        <w:t>banate</w:t>
-      </w:r>
-      <w:proofErr w:type="spellEnd"/>
-      <w:r>
-        <w:t xml:space="preserve"> hain.</w:t>
+        <w:t xml:space="preserve"> C++ mein pehle se bane-banaye containers aur algorithms milte hain (jaise Vectors, Stacks), jo coding ko fast banate hain.</w:t>
       </w:r>
     </w:p>
     <w:p>
@@ -895,59 +274,14 @@
         <w:t>Real World Use:</w:t>
       </w:r>
       <w:r>
-        <w:t xml:space="preserve"> Browsers (Chrome, Firefox), Operating Systems (Windows ka </w:t>
-      </w:r>
-      <w:proofErr w:type="spellStart"/>
-      <w:r>
-        <w:t>bada</w:t>
-      </w:r>
-      <w:proofErr w:type="spellEnd"/>
-      <w:r>
-        <w:t xml:space="preserve"> </w:t>
-      </w:r>
-      <w:proofErr w:type="spellStart"/>
-      <w:r>
-        <w:t>hissa</w:t>
-      </w:r>
-      <w:proofErr w:type="spellEnd"/>
-      <w:r>
-        <w:t xml:space="preserve">), aur Adobe </w:t>
-      </w:r>
-      <w:proofErr w:type="spellStart"/>
-      <w:r>
-        <w:t>softwares</w:t>
-      </w:r>
-      <w:proofErr w:type="spellEnd"/>
-      <w:r>
-        <w:t xml:space="preserve"> C++ </w:t>
-      </w:r>
-      <w:proofErr w:type="spellStart"/>
-      <w:r>
-        <w:t>mein</w:t>
-      </w:r>
-      <w:proofErr w:type="spellEnd"/>
-      <w:r>
-        <w:t xml:space="preserve"> </w:t>
-      </w:r>
-      <w:proofErr w:type="spellStart"/>
-      <w:r>
-        <w:t>likhe</w:t>
-      </w:r>
-      <w:proofErr w:type="spellEnd"/>
-      <w:r>
-        <w:t xml:space="preserve"> </w:t>
-      </w:r>
-      <w:proofErr w:type="spellStart"/>
-      <w:r>
-        <w:t>gaye</w:t>
-      </w:r>
-      <w:proofErr w:type="spellEnd"/>
-      <w:r>
-        <w:t xml:space="preserve"> hain.</w:t>
-      </w:r>
-    </w:p>
-    <w:p>
-      <w:r>
+        <w:t xml:space="preserve"> Browsers (Chrome, Firefox), Operating Systems (Windows ka bada hissa), aur Adobe softwares C++ mein likhe gaye hain.</w:t>
+      </w:r>
+    </w:p>
+    <w:p>
+      <w:r>
+        <w:rPr>
+          <w:noProof/>
+        </w:rPr>
         <w:drawing>
           <wp:inline distT="0" distB="0" distL="0" distR="0" wp14:anchorId="48B15B40" wp14:editId="4D489521">
             <wp:extent cx="5731510" cy="1730375"/>
@@ -989,7 +323,7 @@
       </w:r>
       <w:r>
         <w:pict w14:anchorId="21291BEB">
-          <v:rect id="_x0000_i1050" style="width:0;height:1.5pt" o:hralign="center" o:hrstd="t" o:hr="t" fillcolor="#a0a0a0" stroked="f"/>
+          <v:rect id="_x0000_i1026" style="width:0;height:1.5pt" o:hralign="center" o:hrstd="t" o:hr="t" fillcolor="#a0a0a0" stroked="f"/>
         </w:pict>
       </w:r>
     </w:p>
@@ -1005,124 +339,12 @@
           <w:b/>
           <w:bCs/>
         </w:rPr>
-        <w:t xml:space="preserve">3. Compilation Process (Source Code se Executable </w:t>
-      </w:r>
-      <w:proofErr w:type="spellStart"/>
-      <w:r>
-        <w:rPr>
-          <w:b/>
-          <w:bCs/>
-        </w:rPr>
-        <w:t>tak</w:t>
-      </w:r>
-      <w:proofErr w:type="spellEnd"/>
-      <w:r>
-        <w:rPr>
-          <w:b/>
-          <w:bCs/>
-        </w:rPr>
-        <w:t>)</w:t>
-      </w:r>
-    </w:p>
-    <w:p>
-      <w:r>
-        <w:t xml:space="preserve">Jab tum code </w:t>
-      </w:r>
-      <w:proofErr w:type="spellStart"/>
-      <w:r>
-        <w:t>likhte</w:t>
-      </w:r>
-      <w:proofErr w:type="spellEnd"/>
-      <w:r>
-        <w:t xml:space="preserve"> </w:t>
-      </w:r>
-      <w:proofErr w:type="spellStart"/>
-      <w:r>
-        <w:t>ho</w:t>
-      </w:r>
-      <w:proofErr w:type="spellEnd"/>
-      <w:r>
-        <w:t xml:space="preserve">, </w:t>
-      </w:r>
-      <w:proofErr w:type="spellStart"/>
-      <w:r>
-        <w:t>toh</w:t>
-      </w:r>
-      <w:proofErr w:type="spellEnd"/>
-      <w:r>
-        <w:t xml:space="preserve"> wo </w:t>
-      </w:r>
-      <w:proofErr w:type="spellStart"/>
-      <w:r>
-        <w:t>sirf</w:t>
-      </w:r>
-      <w:proofErr w:type="spellEnd"/>
-      <w:r>
-        <w:t xml:space="preserve"> ek text file </w:t>
-      </w:r>
-      <w:proofErr w:type="spellStart"/>
-      <w:r>
-        <w:t>hoti</w:t>
-      </w:r>
-      <w:proofErr w:type="spellEnd"/>
-      <w:r>
-        <w:t xml:space="preserve"> </w:t>
-      </w:r>
-      <w:proofErr w:type="spellStart"/>
-      <w:r>
-        <w:t>hai</w:t>
-      </w:r>
-      <w:proofErr w:type="spellEnd"/>
-      <w:r>
-        <w:t xml:space="preserve">. Computer </w:t>
-      </w:r>
-      <w:proofErr w:type="spellStart"/>
-      <w:r>
-        <w:t>usse</w:t>
-      </w:r>
-      <w:proofErr w:type="spellEnd"/>
-      <w:r>
-        <w:t xml:space="preserve"> direct </w:t>
-      </w:r>
-      <w:proofErr w:type="spellStart"/>
-      <w:r>
-        <w:t>nahi</w:t>
-      </w:r>
-      <w:proofErr w:type="spellEnd"/>
-      <w:r>
-        <w:t xml:space="preserve"> </w:t>
-      </w:r>
-      <w:proofErr w:type="spellStart"/>
-      <w:r>
-        <w:t>chala</w:t>
-      </w:r>
-      <w:proofErr w:type="spellEnd"/>
-      <w:r>
-        <w:t xml:space="preserve"> </w:t>
-      </w:r>
-      <w:proofErr w:type="spellStart"/>
-      <w:r>
-        <w:t>sakta</w:t>
-      </w:r>
-      <w:proofErr w:type="spellEnd"/>
-      <w:r>
-        <w:t xml:space="preserve">. Iske </w:t>
-      </w:r>
-      <w:proofErr w:type="spellStart"/>
-      <w:r>
-        <w:t>piche</w:t>
-      </w:r>
-      <w:proofErr w:type="spellEnd"/>
-      <w:r>
-        <w:t xml:space="preserve"> 4 bade steps </w:t>
-      </w:r>
-      <w:proofErr w:type="spellStart"/>
-      <w:r>
-        <w:t>hote</w:t>
-      </w:r>
-      <w:proofErr w:type="spellEnd"/>
-      <w:r>
-        <w:t xml:space="preserve"> hain:</w:t>
+        <w:t>3. Compilation Process (Source Code se Executable tak)</w:t>
+      </w:r>
+    </w:p>
+    <w:p>
+      <w:r>
+        <w:t>Jab tum code likhte ho, toh wo sirf ek text file hoti hai. Computer usse direct nahi chala sakta. Iske piche 4 bade steps hote hain:</w:t>
       </w:r>
     </w:p>
     <w:p>
@@ -1140,87 +362,7 @@
         <w:t>Pre-processing:</w:t>
       </w:r>
       <w:r>
-        <w:t xml:space="preserve"> Sabse </w:t>
-      </w:r>
-      <w:proofErr w:type="spellStart"/>
-      <w:r>
-        <w:t>pehle</w:t>
-      </w:r>
-      <w:proofErr w:type="spellEnd"/>
-      <w:r>
-        <w:t xml:space="preserve"> #include </w:t>
-      </w:r>
-      <w:proofErr w:type="spellStart"/>
-      <w:r>
-        <w:t>wali</w:t>
-      </w:r>
-      <w:proofErr w:type="spellEnd"/>
-      <w:r>
-        <w:t xml:space="preserve"> lines (directives) ko scan </w:t>
-      </w:r>
-      <w:proofErr w:type="spellStart"/>
-      <w:r>
-        <w:t>kiya</w:t>
-      </w:r>
-      <w:proofErr w:type="spellEnd"/>
-      <w:r>
-        <w:t xml:space="preserve"> </w:t>
-      </w:r>
-      <w:proofErr w:type="spellStart"/>
-      <w:r>
-        <w:t>jata</w:t>
-      </w:r>
-      <w:proofErr w:type="spellEnd"/>
-      <w:r>
-        <w:t xml:space="preserve"> </w:t>
-      </w:r>
-      <w:proofErr w:type="spellStart"/>
-      <w:r>
-        <w:t>hai</w:t>
-      </w:r>
-      <w:proofErr w:type="spellEnd"/>
-      <w:r>
-        <w:t xml:space="preserve"> aur </w:t>
-      </w:r>
-      <w:proofErr w:type="spellStart"/>
-      <w:r>
-        <w:t>unka</w:t>
-      </w:r>
-      <w:proofErr w:type="spellEnd"/>
-      <w:r>
-        <w:t xml:space="preserve"> content file </w:t>
-      </w:r>
-      <w:proofErr w:type="spellStart"/>
-      <w:r>
-        <w:t>mein</w:t>
-      </w:r>
-      <w:proofErr w:type="spellEnd"/>
-      <w:r>
-        <w:t xml:space="preserve"> add </w:t>
-      </w:r>
-      <w:proofErr w:type="spellStart"/>
-      <w:r>
-        <w:t>kiya</w:t>
-      </w:r>
-      <w:proofErr w:type="spellEnd"/>
-      <w:r>
-        <w:t xml:space="preserve"> </w:t>
-      </w:r>
-      <w:proofErr w:type="spellStart"/>
-      <w:r>
-        <w:t>jata</w:t>
-      </w:r>
-      <w:proofErr w:type="spellEnd"/>
-      <w:r>
-        <w:t xml:space="preserve"> </w:t>
-      </w:r>
-      <w:proofErr w:type="spellStart"/>
-      <w:r>
-        <w:t>hai</w:t>
-      </w:r>
-      <w:proofErr w:type="spellEnd"/>
-      <w:r>
-        <w:t>.</w:t>
+        <w:t xml:space="preserve"> Sabse pehle #include wali lines (directives) ko scan kiya jata hai aur unka content file mein add kiya jata hai.</w:t>
       </w:r>
     </w:p>
     <w:p>
@@ -1238,15 +380,7 @@
         <w:t>Compilation:</w:t>
       </w:r>
       <w:r>
-        <w:t xml:space="preserve"> </w:t>
-      </w:r>
-      <w:proofErr w:type="spellStart"/>
-      <w:r>
-        <w:t>Tumhare</w:t>
-      </w:r>
-      <w:proofErr w:type="spellEnd"/>
-      <w:r>
-        <w:t xml:space="preserve"> "Source Code" ko </w:t>
+        <w:t xml:space="preserve"> Tumhare "Source Code" ko </w:t>
       </w:r>
       <w:r>
         <w:rPr>
@@ -1256,39 +390,7 @@
         <w:t>Assembly Language</w:t>
       </w:r>
       <w:r>
-        <w:t xml:space="preserve"> (Low-level language) </w:t>
-      </w:r>
-      <w:proofErr w:type="spellStart"/>
-      <w:r>
-        <w:t>mein</w:t>
-      </w:r>
-      <w:proofErr w:type="spellEnd"/>
-      <w:r>
-        <w:t xml:space="preserve"> convert </w:t>
-      </w:r>
-      <w:proofErr w:type="spellStart"/>
-      <w:r>
-        <w:t>kiya</w:t>
-      </w:r>
-      <w:proofErr w:type="spellEnd"/>
-      <w:r>
-        <w:t xml:space="preserve"> </w:t>
-      </w:r>
-      <w:proofErr w:type="spellStart"/>
-      <w:r>
-        <w:t>jata</w:t>
-      </w:r>
-      <w:proofErr w:type="spellEnd"/>
-      <w:r>
-        <w:t xml:space="preserve"> </w:t>
-      </w:r>
-      <w:proofErr w:type="spellStart"/>
-      <w:r>
-        <w:t>hai</w:t>
-      </w:r>
-      <w:proofErr w:type="spellEnd"/>
-      <w:r>
-        <w:t>.</w:t>
+        <w:t xml:space="preserve"> (Low-level language) mein convert kiya jata hai.</w:t>
       </w:r>
     </w:p>
     <w:p>
@@ -1316,39 +418,7 @@
         <w:t>Machine Code</w:t>
       </w:r>
       <w:r>
-        <w:t xml:space="preserve"> (0s aur 1s) </w:t>
-      </w:r>
-      <w:proofErr w:type="spellStart"/>
-      <w:r>
-        <w:t>mein</w:t>
-      </w:r>
-      <w:proofErr w:type="spellEnd"/>
-      <w:r>
-        <w:t xml:space="preserve"> </w:t>
-      </w:r>
-      <w:proofErr w:type="spellStart"/>
-      <w:r>
-        <w:t>badla</w:t>
-      </w:r>
-      <w:proofErr w:type="spellEnd"/>
-      <w:r>
-        <w:t xml:space="preserve"> </w:t>
-      </w:r>
-      <w:proofErr w:type="spellStart"/>
-      <w:r>
-        <w:t>jata</w:t>
-      </w:r>
-      <w:proofErr w:type="spellEnd"/>
-      <w:r>
-        <w:t xml:space="preserve"> </w:t>
-      </w:r>
-      <w:proofErr w:type="spellStart"/>
-      <w:r>
-        <w:t>hai</w:t>
-      </w:r>
-      <w:proofErr w:type="spellEnd"/>
-      <w:r>
-        <w:t>.</w:t>
+        <w:t xml:space="preserve"> (0s aur 1s) mein badla jata hai.</w:t>
       </w:r>
     </w:p>
     <w:p>
@@ -1366,87 +436,7 @@
         <w:t>Linking:</w:t>
       </w:r>
       <w:r>
-        <w:t xml:space="preserve"> Agar </w:t>
-      </w:r>
-      <w:proofErr w:type="spellStart"/>
-      <w:r>
-        <w:t>tumne</w:t>
-      </w:r>
-      <w:proofErr w:type="spellEnd"/>
-      <w:r>
-        <w:t xml:space="preserve"> koi library </w:t>
-      </w:r>
-      <w:proofErr w:type="gramStart"/>
-      <w:r>
-        <w:t>use</w:t>
-      </w:r>
-      <w:proofErr w:type="gramEnd"/>
-      <w:r>
-        <w:t xml:space="preserve"> ki </w:t>
-      </w:r>
-      <w:proofErr w:type="spellStart"/>
-      <w:r>
-        <w:t>hai</w:t>
-      </w:r>
-      <w:proofErr w:type="spellEnd"/>
-      <w:r>
-        <w:t xml:space="preserve"> (</w:t>
-      </w:r>
-      <w:proofErr w:type="spellStart"/>
-      <w:r>
-        <w:t>jaise</w:t>
-      </w:r>
-      <w:proofErr w:type="spellEnd"/>
-      <w:r>
-        <w:t xml:space="preserve"> iostream), </w:t>
-      </w:r>
-      <w:proofErr w:type="spellStart"/>
-      <w:r>
-        <w:t>toh</w:t>
-      </w:r>
-      <w:proofErr w:type="spellEnd"/>
-      <w:r>
-        <w:t xml:space="preserve"> linker un libraries ko </w:t>
-      </w:r>
-      <w:proofErr w:type="spellStart"/>
-      <w:r>
-        <w:t>tumhare</w:t>
-      </w:r>
-      <w:proofErr w:type="spellEnd"/>
-      <w:r>
-        <w:t xml:space="preserve"> code </w:t>
-      </w:r>
-      <w:proofErr w:type="spellStart"/>
-      <w:r>
-        <w:t>ke</w:t>
-      </w:r>
-      <w:proofErr w:type="spellEnd"/>
-      <w:r>
-        <w:t xml:space="preserve"> </w:t>
-      </w:r>
-      <w:proofErr w:type="spellStart"/>
-      <w:r>
-        <w:t>saath</w:t>
-      </w:r>
-      <w:proofErr w:type="spellEnd"/>
-      <w:r>
-        <w:t xml:space="preserve"> </w:t>
-      </w:r>
-      <w:proofErr w:type="spellStart"/>
-      <w:r>
-        <w:t>jod</w:t>
-      </w:r>
-      <w:proofErr w:type="spellEnd"/>
-      <w:r>
-        <w:t xml:space="preserve"> </w:t>
-      </w:r>
-      <w:proofErr w:type="spellStart"/>
-      <w:r>
-        <w:t>kar</w:t>
-      </w:r>
-      <w:proofErr w:type="spellEnd"/>
-      <w:r>
-        <w:t xml:space="preserve"> ek final </w:t>
+        <w:t xml:space="preserve"> Agar tumne koi library use ki hai (jaise iostream), toh linker un libraries ko tumhare code ke saath jod kar ek final </w:t>
       </w:r>
       <w:r>
         <w:rPr>
@@ -1456,37 +446,50 @@
         <w:t>Executable File (.exe)</w:t>
       </w:r>
       <w:r>
-        <w:t xml:space="preserve"> </w:t>
-      </w:r>
-      <w:proofErr w:type="spellStart"/>
-      <w:r>
-        <w:t>bana</w:t>
-      </w:r>
-      <w:proofErr w:type="spellEnd"/>
-      <w:r>
-        <w:t xml:space="preserve"> </w:t>
-      </w:r>
-      <w:proofErr w:type="spellStart"/>
-      <w:r>
-        <w:t>deta</w:t>
-      </w:r>
-      <w:proofErr w:type="spellEnd"/>
-      <w:r>
-        <w:t xml:space="preserve"> </w:t>
-      </w:r>
-      <w:proofErr w:type="spellStart"/>
-      <w:r>
-        <w:t>hai</w:t>
-      </w:r>
-      <w:proofErr w:type="spellEnd"/>
-      <w:r>
-        <w:t>.</w:t>
-      </w:r>
-    </w:p>
-    <w:p>
+        <w:t xml:space="preserve"> bana deta hai.</w:t>
+      </w:r>
+    </w:p>
+    <w:p>
+      <w:r>
+        <w:drawing>
+          <wp:inline distT="0" distB="0" distL="0" distR="0" wp14:anchorId="5F97BC8F" wp14:editId="5156F88D">
+            <wp:extent cx="5731510" cy="742950"/>
+            <wp:effectExtent l="0" t="0" r="2540" b="0"/>
+            <wp:docPr id="2054685334" name="Picture 1"/>
+            <wp:cNvGraphicFramePr>
+              <a:graphicFrameLocks xmlns:a="http://schemas.openxmlformats.org/drawingml/2006/main" noChangeAspect="1"/>
+            </wp:cNvGraphicFramePr>
+            <a:graphic xmlns:a="http://schemas.openxmlformats.org/drawingml/2006/main">
+              <a:graphicData uri="http://schemas.openxmlformats.org/drawingml/2006/picture">
+                <pic:pic xmlns:pic="http://schemas.openxmlformats.org/drawingml/2006/picture">
+                  <pic:nvPicPr>
+                    <pic:cNvPr id="2054685334" name=""/>
+                    <pic:cNvPicPr/>
+                  </pic:nvPicPr>
+                  <pic:blipFill>
+                    <a:blip r:embed="rId7"/>
+                    <a:stretch>
+                      <a:fillRect/>
+                    </a:stretch>
+                  </pic:blipFill>
+                  <pic:spPr>
+                    <a:xfrm>
+                      <a:off x="0" y="0"/>
+                      <a:ext cx="5731510" cy="742950"/>
+                    </a:xfrm>
+                    <a:prstGeom prst="rect">
+                      <a:avLst/>
+                    </a:prstGeom>
+                  </pic:spPr>
+                </pic:pic>
+              </a:graphicData>
+            </a:graphic>
+          </wp:inline>
+        </w:drawing>
+      </w:r>
       <w:r>
         <w:pict w14:anchorId="4120D891">
-          <v:rect id="_x0000_i1051" style="width:0;height:1.5pt" o:hralign="center" o:hrstd="t" o:hr="t" fillcolor="#a0a0a0" stroked="f"/>
+          <v:rect id="_x0000_i1027" style="width:0;height:1.5pt" o:hralign="center" o:hrstd="t" o:hr="t" fillcolor="#a0a0a0" stroked="f"/>
         </w:pict>
       </w:r>
     </w:p>
@@ -1507,55 +510,7 @@
     </w:p>
     <w:p>
       <w:r>
-        <w:t xml:space="preserve">Dono ka </w:t>
-      </w:r>
-      <w:proofErr w:type="spellStart"/>
-      <w:r>
-        <w:t>kaam</w:t>
-      </w:r>
-      <w:proofErr w:type="spellEnd"/>
-      <w:r>
-        <w:t xml:space="preserve"> code translate </w:t>
-      </w:r>
-      <w:proofErr w:type="spellStart"/>
-      <w:r>
-        <w:t>karna</w:t>
-      </w:r>
-      <w:proofErr w:type="spellEnd"/>
-      <w:r>
-        <w:t xml:space="preserve"> </w:t>
-      </w:r>
-      <w:proofErr w:type="spellStart"/>
-      <w:r>
-        <w:t>hai</w:t>
-      </w:r>
-      <w:proofErr w:type="spellEnd"/>
-      <w:r>
-        <w:t xml:space="preserve">, par </w:t>
-      </w:r>
-      <w:proofErr w:type="spellStart"/>
-      <w:r>
-        <w:t>tarika</w:t>
-      </w:r>
-      <w:proofErr w:type="spellEnd"/>
-      <w:r>
-        <w:t xml:space="preserve"> </w:t>
-      </w:r>
-      <w:proofErr w:type="spellStart"/>
-      <w:r>
-        <w:t>alag</w:t>
-      </w:r>
-      <w:proofErr w:type="spellEnd"/>
-      <w:r>
-        <w:t xml:space="preserve"> </w:t>
-      </w:r>
-      <w:proofErr w:type="spellStart"/>
-      <w:r>
-        <w:t>hai</w:t>
-      </w:r>
-      <w:proofErr w:type="spellEnd"/>
-      <w:r>
-        <w:t>:</w:t>
+        <w:t>Dono ka kaam code translate karna hai, par tarika alag hai:</w:t>
       </w:r>
     </w:p>
     <w:p>
@@ -1570,114 +525,10 @@
           <w:b/>
           <w:bCs/>
         </w:rPr>
-        <w:t xml:space="preserve">Compiler (C++ use </w:t>
-      </w:r>
-      <w:proofErr w:type="spellStart"/>
-      <w:r>
-        <w:rPr>
-          <w:b/>
-          <w:bCs/>
-        </w:rPr>
-        <w:t>karti</w:t>
-      </w:r>
-      <w:proofErr w:type="spellEnd"/>
-      <w:r>
-        <w:rPr>
-          <w:b/>
-          <w:bCs/>
-        </w:rPr>
-        <w:t xml:space="preserve"> </w:t>
-      </w:r>
-      <w:proofErr w:type="spellStart"/>
-      <w:r>
-        <w:rPr>
-          <w:b/>
-          <w:bCs/>
-        </w:rPr>
-        <w:t>hai</w:t>
-      </w:r>
-      <w:proofErr w:type="spellEnd"/>
-      <w:r>
-        <w:rPr>
-          <w:b/>
-          <w:bCs/>
-        </w:rPr>
-        <w:t>):</w:t>
-      </w:r>
-      <w:r>
-        <w:t xml:space="preserve"> Ye pura ka pura code ek </w:t>
-      </w:r>
-      <w:proofErr w:type="spellStart"/>
-      <w:r>
-        <w:t>saath</w:t>
-      </w:r>
-      <w:proofErr w:type="spellEnd"/>
-      <w:r>
-        <w:t xml:space="preserve"> scan </w:t>
-      </w:r>
-      <w:proofErr w:type="spellStart"/>
-      <w:r>
-        <w:t>karta</w:t>
-      </w:r>
-      <w:proofErr w:type="spellEnd"/>
-      <w:r>
-        <w:t xml:space="preserve"> </w:t>
-      </w:r>
-      <w:proofErr w:type="spellStart"/>
-      <w:r>
-        <w:t>hai</w:t>
-      </w:r>
-      <w:proofErr w:type="spellEnd"/>
-      <w:r>
-        <w:t xml:space="preserve"> aur error batata </w:t>
-      </w:r>
-      <w:proofErr w:type="spellStart"/>
-      <w:r>
-        <w:t>hai</w:t>
-      </w:r>
-      <w:proofErr w:type="spellEnd"/>
-      <w:r>
-        <w:t xml:space="preserve">. Ye ek </w:t>
-      </w:r>
-      <w:proofErr w:type="spellStart"/>
-      <w:r>
-        <w:t>alag</w:t>
-      </w:r>
-      <w:proofErr w:type="spellEnd"/>
-      <w:r>
-        <w:t xml:space="preserve"> file (.exe) </w:t>
-      </w:r>
-      <w:proofErr w:type="spellStart"/>
-      <w:r>
-        <w:t>banata</w:t>
-      </w:r>
-      <w:proofErr w:type="spellEnd"/>
-      <w:r>
-        <w:t xml:space="preserve"> </w:t>
-      </w:r>
-      <w:proofErr w:type="spellStart"/>
-      <w:r>
-        <w:t>hai</w:t>
-      </w:r>
-      <w:proofErr w:type="spellEnd"/>
-      <w:r>
-        <w:t xml:space="preserve">. </w:t>
-      </w:r>
-      <w:proofErr w:type="spellStart"/>
-      <w:r>
-        <w:t>Isliye</w:t>
-      </w:r>
-      <w:proofErr w:type="spellEnd"/>
-      <w:r>
-        <w:t xml:space="preserve"> C++ fast </w:t>
-      </w:r>
-      <w:proofErr w:type="spellStart"/>
-      <w:r>
-        <w:t>hai</w:t>
-      </w:r>
-      <w:proofErr w:type="spellEnd"/>
-      <w:r>
-        <w:t>.</w:t>
+        <w:t>Compiler (C++ use karti hai):</w:t>
+      </w:r>
+      <w:r>
+        <w:t xml:space="preserve"> Ye pura ka pura code ek saath scan karta hai aur error batata hai. Ye ek alag file (.exe) banata hai. Isliye C++ fast hai.</w:t>
       </w:r>
     </w:p>
     <w:p>
@@ -1692,80 +543,16 @@
           <w:b/>
           <w:bCs/>
         </w:rPr>
-        <w:t xml:space="preserve">Interpreter (Python use </w:t>
-      </w:r>
-      <w:proofErr w:type="spellStart"/>
-      <w:r>
-        <w:rPr>
-          <w:b/>
-          <w:bCs/>
-        </w:rPr>
-        <w:t>karti</w:t>
-      </w:r>
-      <w:proofErr w:type="spellEnd"/>
-      <w:r>
-        <w:rPr>
-          <w:b/>
-          <w:bCs/>
-        </w:rPr>
-        <w:t xml:space="preserve"> </w:t>
-      </w:r>
-      <w:proofErr w:type="spellStart"/>
-      <w:r>
-        <w:rPr>
-          <w:b/>
-          <w:bCs/>
-        </w:rPr>
-        <w:t>hai</w:t>
-      </w:r>
-      <w:proofErr w:type="spellEnd"/>
-      <w:r>
-        <w:rPr>
-          <w:b/>
-          <w:bCs/>
-        </w:rPr>
-        <w:t>):</w:t>
-      </w:r>
-      <w:r>
-        <w:t xml:space="preserve"> Ye code ko line-by-line read aur execute </w:t>
-      </w:r>
-      <w:proofErr w:type="spellStart"/>
-      <w:r>
-        <w:t>karta</w:t>
-      </w:r>
-      <w:proofErr w:type="spellEnd"/>
-      <w:r>
-        <w:t xml:space="preserve"> </w:t>
-      </w:r>
-      <w:proofErr w:type="spellStart"/>
-      <w:r>
-        <w:t>hai</w:t>
-      </w:r>
-      <w:proofErr w:type="spellEnd"/>
-      <w:r>
-        <w:t xml:space="preserve">. Isme koi .exe file </w:t>
-      </w:r>
-      <w:proofErr w:type="spellStart"/>
-      <w:r>
-        <w:t>nahi</w:t>
-      </w:r>
-      <w:proofErr w:type="spellEnd"/>
-      <w:r>
-        <w:t xml:space="preserve"> </w:t>
-      </w:r>
-      <w:proofErr w:type="spellStart"/>
-      <w:r>
-        <w:t>banti</w:t>
-      </w:r>
-      <w:proofErr w:type="spellEnd"/>
-      <w:r>
-        <w:t>.</w:t>
+        <w:t>Interpreter (Python use karti hai):</w:t>
+      </w:r>
+      <w:r>
+        <w:t xml:space="preserve"> Ye code ko line-by-line read aur execute karta hai. Isme koi .exe file nahi banti.</w:t>
       </w:r>
     </w:p>
     <w:p>
       <w:r>
         <w:pict w14:anchorId="2421167B">
-          <v:rect id="_x0000_i1052" style="width:0;height:1.5pt" o:hralign="center" o:hrstd="t" o:hr="t" fillcolor="#a0a0a0" stroked="f"/>
+          <v:rect id="_x0000_i1028" style="width:0;height:1.5pt" o:hralign="center" o:hrstd="t" o:hr="t" fillcolor="#a0a0a0" stroked="f"/>
         </w:pict>
       </w:r>
     </w:p>
@@ -1786,63 +573,8 @@
     </w:p>
     <w:p>
       <w:r>
-        <w:t xml:space="preserve">Hamesha </w:t>
-      </w:r>
-      <w:proofErr w:type="spellStart"/>
-      <w:r>
-        <w:t>yaad</w:t>
-      </w:r>
-      <w:proofErr w:type="spellEnd"/>
-      <w:r>
-        <w:t xml:space="preserve"> </w:t>
-      </w:r>
-      <w:proofErr w:type="spellStart"/>
-      <w:r>
-        <w:t>rakhna</w:t>
-      </w:r>
-      <w:proofErr w:type="spellEnd"/>
-      <w:r>
-        <w:t xml:space="preserve">, C++ </w:t>
-      </w:r>
-      <w:proofErr w:type="spellStart"/>
-      <w:r>
-        <w:t>mein</w:t>
-      </w:r>
-      <w:proofErr w:type="spellEnd"/>
-      <w:r>
-        <w:t xml:space="preserve"> Capital Letter aur Small Letter ka </w:t>
-      </w:r>
-      <w:proofErr w:type="spellStart"/>
-      <w:r>
-        <w:t>matlab</w:t>
-      </w:r>
-      <w:proofErr w:type="spellEnd"/>
-      <w:r>
-        <w:t xml:space="preserve"> </w:t>
-      </w:r>
-      <w:proofErr w:type="spellStart"/>
-      <w:r>
-        <w:t>alag</w:t>
-      </w:r>
-      <w:proofErr w:type="spellEnd"/>
-      <w:r>
-        <w:t xml:space="preserve"> </w:t>
-      </w:r>
-      <w:proofErr w:type="spellStart"/>
-      <w:r>
-        <w:t>hota</w:t>
-      </w:r>
-      <w:proofErr w:type="spellEnd"/>
-      <w:r>
-        <w:t xml:space="preserve"> </w:t>
-      </w:r>
-      <w:proofErr w:type="spellStart"/>
-      <w:r>
-        <w:t>hai</w:t>
-      </w:r>
-      <w:proofErr w:type="spellEnd"/>
-      <w:r>
-        <w:t>.</w:t>
+        <w:lastRenderedPageBreak/>
+        <w:t>Hamesha yaad rakhna, C++ mein Capital Letter aur Small Letter ka matlab alag hota hai.</w:t>
       </w:r>
     </w:p>
     <w:p>
@@ -1853,31 +585,7 @@
         </w:numPr>
       </w:pPr>
       <w:r>
-        <w:t xml:space="preserve">int marks; aur int Marks; C++ </w:t>
-      </w:r>
-      <w:proofErr w:type="spellStart"/>
-      <w:r>
-        <w:t>ke</w:t>
-      </w:r>
-      <w:proofErr w:type="spellEnd"/>
-      <w:r>
-        <w:t xml:space="preserve"> </w:t>
-      </w:r>
-      <w:proofErr w:type="spellStart"/>
-      <w:r>
-        <w:t>liye</w:t>
-      </w:r>
-      <w:proofErr w:type="spellEnd"/>
-      <w:r>
-        <w:t xml:space="preserve"> do </w:t>
-      </w:r>
-      <w:proofErr w:type="spellStart"/>
-      <w:r>
-        <w:t>alag-alag</w:t>
-      </w:r>
-      <w:proofErr w:type="spellEnd"/>
-      <w:r>
-        <w:t xml:space="preserve"> variables hain.</w:t>
+        <w:t>int marks; aur int Marks; C++ ke liye do alag-alag variables hain.</w:t>
       </w:r>
     </w:p>
     <w:p>
@@ -1888,86 +596,1960 @@
         </w:numPr>
       </w:pPr>
       <w:r>
+        <w:t>Aksar naye coders Main() likh dete hain jabki C++ sirf main() ko starting point samajhta hai.</w:t>
+      </w:r>
+    </w:p>
+    <w:p>
+      <w:r>
+        <w:pict w14:anchorId="40273979">
+          <v:rect id="_x0000_i1030" style="width:0;height:1.5pt" o:hralign="center" o:hrstd="t" o:hr="t" fillcolor="#a0a0a0" stroked="f"/>
+        </w:pict>
+      </w:r>
+    </w:p>
+    <w:p>
+      <w:pPr>
+        <w:rPr>
+          <w:b/>
+          <w:bCs/>
+          <w:sz w:val="32"/>
+          <w:szCs w:val="32"/>
+          <w:u w:val="single"/>
+        </w:rPr>
+      </w:pPr>
+      <w:r>
+        <w:rPr>
+          <w:b/>
+          <w:bCs/>
+          <w:sz w:val="32"/>
+          <w:szCs w:val="32"/>
+        </w:rPr>
+        <w:t xml:space="preserve"># </w:t>
+      </w:r>
+      <w:r>
+        <w:rPr>
+          <w:b/>
+          <w:bCs/>
+          <w:sz w:val="32"/>
+          <w:szCs w:val="32"/>
+          <w:u w:val="single"/>
+        </w:rPr>
+        <w:t>IMPORTANT (H.W) -&gt; C++ IS LOW LEVEL OR HIGH LEVEL LANGUAGE??</w:t>
+      </w:r>
+    </w:p>
+    <w:p>
+      <w:r>
+        <w:drawing>
+          <wp:inline distT="0" distB="0" distL="0" distR="0" wp14:anchorId="14F8E479" wp14:editId="29EF4C4F">
+            <wp:extent cx="5731510" cy="3289300"/>
+            <wp:effectExtent l="0" t="0" r="2540" b="6350"/>
+            <wp:docPr id="1559624297" name="Picture 1"/>
+            <wp:cNvGraphicFramePr>
+              <a:graphicFrameLocks xmlns:a="http://schemas.openxmlformats.org/drawingml/2006/main" noChangeAspect="1"/>
+            </wp:cNvGraphicFramePr>
+            <a:graphic xmlns:a="http://schemas.openxmlformats.org/drawingml/2006/main">
+              <a:graphicData uri="http://schemas.openxmlformats.org/drawingml/2006/picture">
+                <pic:pic xmlns:pic="http://schemas.openxmlformats.org/drawingml/2006/picture">
+                  <pic:nvPicPr>
+                    <pic:cNvPr id="1559624297" name=""/>
+                    <pic:cNvPicPr/>
+                  </pic:nvPicPr>
+                  <pic:blipFill>
+                    <a:blip r:embed="rId8"/>
+                    <a:stretch>
+                      <a:fillRect/>
+                    </a:stretch>
+                  </pic:blipFill>
+                  <pic:spPr>
+                    <a:xfrm>
+                      <a:off x="0" y="0"/>
+                      <a:ext cx="5731510" cy="3289300"/>
+                    </a:xfrm>
+                    <a:prstGeom prst="rect">
+                      <a:avLst/>
+                    </a:prstGeom>
+                  </pic:spPr>
+                </pic:pic>
+              </a:graphicData>
+            </a:graphic>
+          </wp:inline>
+        </w:drawing>
+      </w:r>
+    </w:p>
+    <w:p>
+      <w:r>
+        <w:drawing>
+          <wp:inline distT="0" distB="0" distL="0" distR="0" wp14:anchorId="5706BDB8" wp14:editId="2C34DE3A">
+            <wp:extent cx="5731510" cy="2551430"/>
+            <wp:effectExtent l="0" t="0" r="2540" b="1270"/>
+            <wp:docPr id="2064165088" name="Picture 1"/>
+            <wp:cNvGraphicFramePr>
+              <a:graphicFrameLocks xmlns:a="http://schemas.openxmlformats.org/drawingml/2006/main" noChangeAspect="1"/>
+            </wp:cNvGraphicFramePr>
+            <a:graphic xmlns:a="http://schemas.openxmlformats.org/drawingml/2006/main">
+              <a:graphicData uri="http://schemas.openxmlformats.org/drawingml/2006/picture">
+                <pic:pic xmlns:pic="http://schemas.openxmlformats.org/drawingml/2006/picture">
+                  <pic:nvPicPr>
+                    <pic:cNvPr id="2064165088" name=""/>
+                    <pic:cNvPicPr/>
+                  </pic:nvPicPr>
+                  <pic:blipFill>
+                    <a:blip r:embed="rId9"/>
+                    <a:stretch>
+                      <a:fillRect/>
+                    </a:stretch>
+                  </pic:blipFill>
+                  <pic:spPr>
+                    <a:xfrm>
+                      <a:off x="0" y="0"/>
+                      <a:ext cx="5731510" cy="2551430"/>
+                    </a:xfrm>
+                    <a:prstGeom prst="rect">
+                      <a:avLst/>
+                    </a:prstGeom>
+                  </pic:spPr>
+                </pic:pic>
+              </a:graphicData>
+            </a:graphic>
+          </wp:inline>
+        </w:drawing>
+      </w:r>
+    </w:p>
+    <w:p>
+      <w:r>
         <w:lastRenderedPageBreak/>
-        <w:t xml:space="preserve">Aksar </w:t>
-      </w:r>
-      <w:proofErr w:type="spellStart"/>
-      <w:r>
-        <w:t>naye</w:t>
-      </w:r>
-      <w:proofErr w:type="spellEnd"/>
-      <w:r>
-        <w:t xml:space="preserve"> coders </w:t>
-      </w:r>
-      <w:proofErr w:type="gramStart"/>
-      <w:r>
-        <w:t>Main(</w:t>
-      </w:r>
-      <w:proofErr w:type="gramEnd"/>
-      <w:r>
-        <w:t xml:space="preserve">) </w:t>
-      </w:r>
-      <w:proofErr w:type="spellStart"/>
-      <w:r>
-        <w:t>likh</w:t>
-      </w:r>
-      <w:proofErr w:type="spellEnd"/>
-      <w:r>
+        <w:drawing>
+          <wp:inline distT="0" distB="0" distL="0" distR="0" wp14:anchorId="56B9346F" wp14:editId="624A120F">
+            <wp:extent cx="5731510" cy="2606040"/>
+            <wp:effectExtent l="0" t="0" r="2540" b="3810"/>
+            <wp:docPr id="455524466" name="Picture 1"/>
+            <wp:cNvGraphicFramePr>
+              <a:graphicFrameLocks xmlns:a="http://schemas.openxmlformats.org/drawingml/2006/main" noChangeAspect="1"/>
+            </wp:cNvGraphicFramePr>
+            <a:graphic xmlns:a="http://schemas.openxmlformats.org/drawingml/2006/main">
+              <a:graphicData uri="http://schemas.openxmlformats.org/drawingml/2006/picture">
+                <pic:pic xmlns:pic="http://schemas.openxmlformats.org/drawingml/2006/picture">
+                  <pic:nvPicPr>
+                    <pic:cNvPr id="455524466" name=""/>
+                    <pic:cNvPicPr/>
+                  </pic:nvPicPr>
+                  <pic:blipFill>
+                    <a:blip r:embed="rId10"/>
+                    <a:stretch>
+                      <a:fillRect/>
+                    </a:stretch>
+                  </pic:blipFill>
+                  <pic:spPr>
+                    <a:xfrm>
+                      <a:off x="0" y="0"/>
+                      <a:ext cx="5731510" cy="2606040"/>
+                    </a:xfrm>
+                    <a:prstGeom prst="rect">
+                      <a:avLst/>
+                    </a:prstGeom>
+                  </pic:spPr>
+                </pic:pic>
+              </a:graphicData>
+            </a:graphic>
+          </wp:inline>
+        </w:drawing>
+      </w:r>
+      <w:r>
+        <w:pict w14:anchorId="1FD8F247">
+          <v:rect id="_x0000_i1031" style="width:0;height:1.5pt" o:hralign="center" o:hrstd="t" o:hr="t" fillcolor="#a0a0a0" stroked="f"/>
+        </w:pict>
+      </w:r>
+    </w:p>
+    <w:p>
+      <w:pPr>
+        <w:rPr>
+          <w:b/>
+          <w:bCs/>
+          <w:sz w:val="32"/>
+          <w:szCs w:val="32"/>
+        </w:rPr>
+      </w:pPr>
+      <w:r>
+        <w:rPr>
+          <w:b/>
+          <w:bCs/>
+          <w:sz w:val="32"/>
+          <w:szCs w:val="32"/>
+        </w:rPr>
+        <w:t xml:space="preserve"># </w:t>
+      </w:r>
+      <w:r>
+        <w:rPr>
+          <w:b/>
+          <w:bCs/>
+          <w:sz w:val="32"/>
+          <w:szCs w:val="32"/>
+          <w:u w:val="single"/>
+        </w:rPr>
+        <w:t>ESSENTIAL:-</w:t>
+      </w:r>
+      <w:r>
+        <w:rPr>
+          <w:b/>
+          <w:bCs/>
+          <w:sz w:val="32"/>
+          <w:szCs w:val="32"/>
+          <w:u w:val="single"/>
+        </w:rPr>
         <w:t xml:space="preserve"> </w:t>
       </w:r>
-      <w:proofErr w:type="spellStart"/>
-      <w:r>
-        <w:t>dete</w:t>
-      </w:r>
-      <w:proofErr w:type="spellEnd"/>
-      <w:r>
-        <w:t xml:space="preserve"> hain </w:t>
-      </w:r>
-      <w:proofErr w:type="spellStart"/>
-      <w:r>
-        <w:t>jabki</w:t>
-      </w:r>
-      <w:proofErr w:type="spellEnd"/>
-      <w:r>
-        <w:t xml:space="preserve"> C++ </w:t>
-      </w:r>
-      <w:proofErr w:type="spellStart"/>
-      <w:r>
-        <w:t>sirf</w:t>
-      </w:r>
-      <w:proofErr w:type="spellEnd"/>
-      <w:r>
+    </w:p>
+    <w:p>
+      <w:r>
+        <w:drawing>
+          <wp:inline distT="0" distB="0" distL="0" distR="0" wp14:anchorId="3C2F8F09" wp14:editId="02CE5A8F">
+            <wp:extent cx="5731510" cy="3268345"/>
+            <wp:effectExtent l="0" t="0" r="2540" b="8255"/>
+            <wp:docPr id="1590245266" name="Picture 1"/>
+            <wp:cNvGraphicFramePr>
+              <a:graphicFrameLocks xmlns:a="http://schemas.openxmlformats.org/drawingml/2006/main" noChangeAspect="1"/>
+            </wp:cNvGraphicFramePr>
+            <a:graphic xmlns:a="http://schemas.openxmlformats.org/drawingml/2006/main">
+              <a:graphicData uri="http://schemas.openxmlformats.org/drawingml/2006/picture">
+                <pic:pic xmlns:pic="http://schemas.openxmlformats.org/drawingml/2006/picture">
+                  <pic:nvPicPr>
+                    <pic:cNvPr id="1590245266" name=""/>
+                    <pic:cNvPicPr/>
+                  </pic:nvPicPr>
+                  <pic:blipFill>
+                    <a:blip r:embed="rId11"/>
+                    <a:stretch>
+                      <a:fillRect/>
+                    </a:stretch>
+                  </pic:blipFill>
+                  <pic:spPr>
+                    <a:xfrm>
+                      <a:off x="0" y="0"/>
+                      <a:ext cx="5731510" cy="3268345"/>
+                    </a:xfrm>
+                    <a:prstGeom prst="rect">
+                      <a:avLst/>
+                    </a:prstGeom>
+                  </pic:spPr>
+                </pic:pic>
+              </a:graphicData>
+            </a:graphic>
+          </wp:inline>
+        </w:drawing>
+      </w:r>
+      <w:r>
+        <w:pict w14:anchorId="314DD34D">
+          <v:rect id="_x0000_i1029" style="width:0;height:1.5pt" o:hralign="center" o:hrstd="t" o:hr="t" fillcolor="#a0a0a0" stroked="f"/>
+        </w:pict>
+      </w:r>
+    </w:p>
+    <w:p>
+      <w:pPr>
+        <w:rPr>
+          <w:b/>
+          <w:bCs/>
+          <w:sz w:val="40"/>
+          <w:szCs w:val="40"/>
+          <w:u w:val="single"/>
+        </w:rPr>
+      </w:pPr>
+      <w:r>
+        <w:rPr>
+          <w:b/>
+          <w:bCs/>
+          <w:sz w:val="40"/>
+          <w:szCs w:val="40"/>
+          <w:u w:val="single"/>
+        </w:rPr>
+        <w:t>C++ NOTES (</w:t>
+      </w:r>
+      <w:r>
+        <w:rPr>
+          <w:b/>
+          <w:bCs/>
+          <w:sz w:val="40"/>
+          <w:szCs w:val="40"/>
+          <w:u w:val="single"/>
+        </w:rPr>
+        <w:t>2</w:t>
+      </w:r>
+      <w:r>
+        <w:rPr>
+          <w:b/>
+          <w:bCs/>
+          <w:sz w:val="40"/>
+          <w:szCs w:val="40"/>
+          <w:u w:val="single"/>
+        </w:rPr>
+        <w:t>)</w:t>
+      </w:r>
+    </w:p>
+    <w:p>
+      <w:pPr>
+        <w:rPr>
+          <w:b/>
+          <w:bCs/>
+        </w:rPr>
+      </w:pPr>
+      <w:r>
+        <w:rPr>
+          <w:b/>
+          <w:bCs/>
+        </w:rPr>
+        <w:t>1. Components Needed (Zaroori Cheezein)</w:t>
+      </w:r>
+    </w:p>
+    <w:p>
+      <w:r>
+        <w:t>Windows par C++ chalane ke liye 3 main cheezein chahiye:</w:t>
+      </w:r>
+    </w:p>
+    <w:p>
+      <w:pPr>
+        <w:numPr>
+          <w:ilvl w:val="0"/>
+          <w:numId w:val="12"/>
+        </w:numPr>
+      </w:pPr>
+      <w:r>
+        <w:rPr>
+          <w:b/>
+          <w:bCs/>
+        </w:rPr>
+        <w:t>Compiler (MinGW):</w:t>
+      </w:r>
+      <w:r>
+        <w:t xml:space="preserve"> Windows ke paas apna C++ compiler nahi hota, isliye hum </w:t>
+      </w:r>
+      <w:r>
+        <w:rPr>
+          <w:b/>
+          <w:bCs/>
+        </w:rPr>
+        <w:t>MinGW (Minimalist GNU for Windows)</w:t>
+      </w:r>
+      <w:r>
+        <w:t xml:space="preserve"> install karte hain taaki g++ command use kar sakein.</w:t>
+      </w:r>
+    </w:p>
+    <w:p>
+      <w:pPr>
+        <w:numPr>
+          <w:ilvl w:val="0"/>
+          <w:numId w:val="12"/>
+        </w:numPr>
+      </w:pPr>
+      <w:r>
+        <w:rPr>
+          <w:b/>
+          <w:bCs/>
+        </w:rPr>
+        <w:lastRenderedPageBreak/>
+        <w:t>Editor (VS Code):</w:t>
+      </w:r>
+      <w:r>
+        <w:t xml:space="preserve"> Jaha hum apna code likhenge.</w:t>
+      </w:r>
+    </w:p>
+    <w:p>
+      <w:pPr>
+        <w:numPr>
+          <w:ilvl w:val="0"/>
+          <w:numId w:val="12"/>
+        </w:numPr>
+      </w:pPr>
+      <w:r>
+        <w:rPr>
+          <w:b/>
+          <w:bCs/>
+        </w:rPr>
+        <w:t>Extensions:</w:t>
+      </w:r>
+      <w:r>
+        <w:t xml:space="preserve"> VS Code ke andar "C/C++" aur "Code Runner" (ya Babbar bhaiya ne jo bataya) install karte hain taaki button dabate hi code run ho jaye.</w:t>
+      </w:r>
+    </w:p>
+    <w:p>
+      <w:r>
+        <w:pict w14:anchorId="3A550878">
+          <v:rect id="_x0000_i1063" style="width:0;height:1.5pt" o:hralign="center" o:hrstd="t" o:hr="t" fillcolor="#a0a0a0" stroked="f"/>
+        </w:pict>
+      </w:r>
+    </w:p>
+    <w:p>
+      <w:pPr>
+        <w:rPr>
+          <w:b/>
+          <w:bCs/>
+        </w:rPr>
+      </w:pPr>
+      <w:r>
+        <w:rPr>
+          <w:b/>
+          <w:bCs/>
+        </w:rPr>
+        <w:t>2. Step 1: MinGW (Compiler) Installation</w:t>
+      </w:r>
+    </w:p>
+    <w:p>
+      <w:pPr>
+        <w:numPr>
+          <w:ilvl w:val="0"/>
+          <w:numId w:val="13"/>
+        </w:numPr>
+      </w:pPr>
+      <w:r>
+        <w:rPr>
+          <w:b/>
+          <w:bCs/>
+        </w:rPr>
+        <w:t>Download:</w:t>
+      </w:r>
+      <w:r>
+        <w:t xml:space="preserve"> sourceforge.net pe ja kar MinGW setup download karo.</w:t>
+      </w:r>
+    </w:p>
+    <w:p>
+      <w:r>
+        <w:drawing>
+          <wp:inline distT="0" distB="0" distL="0" distR="0" wp14:anchorId="3D878A96" wp14:editId="5969B7A3">
+            <wp:extent cx="5731510" cy="2983865"/>
+            <wp:effectExtent l="0" t="0" r="2540" b="6985"/>
+            <wp:docPr id="1087883425" name="Picture 1"/>
+            <wp:cNvGraphicFramePr>
+              <a:graphicFrameLocks xmlns:a="http://schemas.openxmlformats.org/drawingml/2006/main" noChangeAspect="1"/>
+            </wp:cNvGraphicFramePr>
+            <a:graphic xmlns:a="http://schemas.openxmlformats.org/drawingml/2006/main">
+              <a:graphicData uri="http://schemas.openxmlformats.org/drawingml/2006/picture">
+                <pic:pic xmlns:pic="http://schemas.openxmlformats.org/drawingml/2006/picture">
+                  <pic:nvPicPr>
+                    <pic:cNvPr id="1087883425" name=""/>
+                    <pic:cNvPicPr/>
+                  </pic:nvPicPr>
+                  <pic:blipFill>
+                    <a:blip r:embed="rId12"/>
+                    <a:stretch>
+                      <a:fillRect/>
+                    </a:stretch>
+                  </pic:blipFill>
+                  <pic:spPr>
+                    <a:xfrm>
+                      <a:off x="0" y="0"/>
+                      <a:ext cx="5731510" cy="2983865"/>
+                    </a:xfrm>
+                    <a:prstGeom prst="rect">
+                      <a:avLst/>
+                    </a:prstGeom>
+                  </pic:spPr>
+                </pic:pic>
+              </a:graphicData>
+            </a:graphic>
+          </wp:inline>
+        </w:drawing>
+      </w:r>
+    </w:p>
+    <w:p>
+      <w:r>
+        <w:drawing>
+          <wp:inline distT="0" distB="0" distL="0" distR="0" wp14:anchorId="736C90EC" wp14:editId="723EA70C">
+            <wp:extent cx="5731510" cy="3882390"/>
+            <wp:effectExtent l="0" t="0" r="2540" b="3810"/>
+            <wp:docPr id="1281721379" name="Picture 1"/>
+            <wp:cNvGraphicFramePr>
+              <a:graphicFrameLocks xmlns:a="http://schemas.openxmlformats.org/drawingml/2006/main" noChangeAspect="1"/>
+            </wp:cNvGraphicFramePr>
+            <a:graphic xmlns:a="http://schemas.openxmlformats.org/drawingml/2006/main">
+              <a:graphicData uri="http://schemas.openxmlformats.org/drawingml/2006/picture">
+                <pic:pic xmlns:pic="http://schemas.openxmlformats.org/drawingml/2006/picture">
+                  <pic:nvPicPr>
+                    <pic:cNvPr id="1281721379" name=""/>
+                    <pic:cNvPicPr/>
+                  </pic:nvPicPr>
+                  <pic:blipFill>
+                    <a:blip r:embed="rId13"/>
+                    <a:stretch>
+                      <a:fillRect/>
+                    </a:stretch>
+                  </pic:blipFill>
+                  <pic:spPr>
+                    <a:xfrm>
+                      <a:off x="0" y="0"/>
+                      <a:ext cx="5731510" cy="3882390"/>
+                    </a:xfrm>
+                    <a:prstGeom prst="rect">
+                      <a:avLst/>
+                    </a:prstGeom>
+                  </pic:spPr>
+                </pic:pic>
+              </a:graphicData>
+            </a:graphic>
+          </wp:inline>
+        </w:drawing>
+      </w:r>
+    </w:p>
+    <w:p>
+      <w:pPr>
+        <w:numPr>
+          <w:ilvl w:val="0"/>
+          <w:numId w:val="13"/>
+        </w:numPr>
+      </w:pPr>
+      <w:r>
+        <w:rPr>
+          <w:b/>
+          <w:bCs/>
+        </w:rPr>
+        <w:lastRenderedPageBreak/>
+        <w:t>Installation:</w:t>
+      </w:r>
+      <w:r>
+        <w:t xml:space="preserve"> Setup chalao aur mingw32-gcc-g++ (bin) wala option zaroor select karo (yahi C++ ka asli compiler hai).</w:t>
+      </w:r>
+    </w:p>
+    <w:p>
+      <w:pPr>
+        <w:numPr>
+          <w:ilvl w:val="0"/>
+          <w:numId w:val="13"/>
+        </w:numPr>
+      </w:pPr>
+      <w:r>
+        <w:rPr>
+          <w:b/>
+          <w:bCs/>
+        </w:rPr>
+        <w:t>Apply Changes:</w:t>
+      </w:r>
+      <w:r>
+        <w:t xml:space="preserve"> Installation menu mein ja kar 'Apply Changes' par click karo taaki saari files download aur install ho jayein.</w:t>
+      </w:r>
+    </w:p>
+    <w:p>
+      <w:r>
+        <w:drawing>
+          <wp:inline distT="0" distB="0" distL="0" distR="0" wp14:anchorId="1E788FB2" wp14:editId="70A9C449">
+            <wp:extent cx="5731510" cy="2571115"/>
+            <wp:effectExtent l="0" t="0" r="2540" b="635"/>
+            <wp:docPr id="2124446583" name="Picture 1"/>
+            <wp:cNvGraphicFramePr>
+              <a:graphicFrameLocks xmlns:a="http://schemas.openxmlformats.org/drawingml/2006/main" noChangeAspect="1"/>
+            </wp:cNvGraphicFramePr>
+            <a:graphic xmlns:a="http://schemas.openxmlformats.org/drawingml/2006/main">
+              <a:graphicData uri="http://schemas.openxmlformats.org/drawingml/2006/picture">
+                <pic:pic xmlns:pic="http://schemas.openxmlformats.org/drawingml/2006/picture">
+                  <pic:nvPicPr>
+                    <pic:cNvPr id="2124446583" name=""/>
+                    <pic:cNvPicPr/>
+                  </pic:nvPicPr>
+                  <pic:blipFill>
+                    <a:blip r:embed="rId14"/>
+                    <a:stretch>
+                      <a:fillRect/>
+                    </a:stretch>
+                  </pic:blipFill>
+                  <pic:spPr>
+                    <a:xfrm>
+                      <a:off x="0" y="0"/>
+                      <a:ext cx="5731510" cy="2571115"/>
+                    </a:xfrm>
+                    <a:prstGeom prst="rect">
+                      <a:avLst/>
+                    </a:prstGeom>
+                  </pic:spPr>
+                </pic:pic>
+              </a:graphicData>
+            </a:graphic>
+          </wp:inline>
+        </w:drawing>
+      </w:r>
+    </w:p>
+    <w:p>
+      <w:r>
+        <w:drawing>
+          <wp:inline distT="0" distB="0" distL="0" distR="0" wp14:anchorId="0B9A0093" wp14:editId="4739199F">
+            <wp:extent cx="5731510" cy="3770630"/>
+            <wp:effectExtent l="0" t="0" r="2540" b="1270"/>
+            <wp:docPr id="341213396" name="Picture 1"/>
+            <wp:cNvGraphicFramePr>
+              <a:graphicFrameLocks xmlns:a="http://schemas.openxmlformats.org/drawingml/2006/main" noChangeAspect="1"/>
+            </wp:cNvGraphicFramePr>
+            <a:graphic xmlns:a="http://schemas.openxmlformats.org/drawingml/2006/main">
+              <a:graphicData uri="http://schemas.openxmlformats.org/drawingml/2006/picture">
+                <pic:pic xmlns:pic="http://schemas.openxmlformats.org/drawingml/2006/picture">
+                  <pic:nvPicPr>
+                    <pic:cNvPr id="341213396" name=""/>
+                    <pic:cNvPicPr/>
+                  </pic:nvPicPr>
+                  <pic:blipFill>
+                    <a:blip r:embed="rId15"/>
+                    <a:stretch>
+                      <a:fillRect/>
+                    </a:stretch>
+                  </pic:blipFill>
+                  <pic:spPr>
+                    <a:xfrm>
+                      <a:off x="0" y="0"/>
+                      <a:ext cx="5731510" cy="3770630"/>
+                    </a:xfrm>
+                    <a:prstGeom prst="rect">
+                      <a:avLst/>
+                    </a:prstGeom>
+                  </pic:spPr>
+                </pic:pic>
+              </a:graphicData>
+            </a:graphic>
+          </wp:inline>
+        </w:drawing>
+      </w:r>
+    </w:p>
+    <w:p>
+      <w:r>
+        <w:pict w14:anchorId="6B32A664">
+          <v:rect id="_x0000_i1064" style="width:0;height:1.5pt" o:hralign="center" o:hrstd="t" o:hr="t" fillcolor="#a0a0a0" stroked="f"/>
+        </w:pict>
+      </w:r>
+    </w:p>
+    <w:p>
+      <w:pPr>
+        <w:rPr>
+          <w:b/>
+          <w:bCs/>
+        </w:rPr>
+      </w:pPr>
+      <w:r>
+        <w:rPr>
+          <w:b/>
+          <w:bCs/>
+        </w:rPr>
+        <w:t>3. Step 2: Environment Variables Set Karna (Crucial Step)</w:t>
+      </w:r>
+    </w:p>
+    <w:p>
+      <w:r>
+        <w:t>Ye sabse important step hai, iske bina computer ko pata nahi chalega ki compiler kaha hai.</w:t>
+      </w:r>
+    </w:p>
+    <w:p>
+      <w:pPr>
+        <w:numPr>
+          <w:ilvl w:val="0"/>
+          <w:numId w:val="14"/>
+        </w:numPr>
+      </w:pPr>
+      <w:r>
+        <w:t xml:space="preserve">MinGW jaha install hua hai (usually C:\MinGW\bin), us </w:t>
+      </w:r>
+      <w:r>
+        <w:rPr>
+          <w:b/>
+          <w:bCs/>
+        </w:rPr>
+        <w:t>bin</w:t>
+      </w:r>
+      <w:r>
+        <w:t xml:space="preserve"> folder ka path copy karo.</w:t>
+      </w:r>
+    </w:p>
+    <w:p>
+      <w:r>
+        <w:lastRenderedPageBreak/>
+        <w:drawing>
+          <wp:inline distT="0" distB="0" distL="0" distR="0" wp14:anchorId="1E9A032D" wp14:editId="7F9DC050">
+            <wp:extent cx="5731510" cy="3169285"/>
+            <wp:effectExtent l="0" t="0" r="2540" b="0"/>
+            <wp:docPr id="222076442" name="Picture 1"/>
+            <wp:cNvGraphicFramePr>
+              <a:graphicFrameLocks xmlns:a="http://schemas.openxmlformats.org/drawingml/2006/main" noChangeAspect="1"/>
+            </wp:cNvGraphicFramePr>
+            <a:graphic xmlns:a="http://schemas.openxmlformats.org/drawingml/2006/main">
+              <a:graphicData uri="http://schemas.openxmlformats.org/drawingml/2006/picture">
+                <pic:pic xmlns:pic="http://schemas.openxmlformats.org/drawingml/2006/picture">
+                  <pic:nvPicPr>
+                    <pic:cNvPr id="222076442" name=""/>
+                    <pic:cNvPicPr/>
+                  </pic:nvPicPr>
+                  <pic:blipFill>
+                    <a:blip r:embed="rId16"/>
+                    <a:stretch>
+                      <a:fillRect/>
+                    </a:stretch>
+                  </pic:blipFill>
+                  <pic:spPr>
+                    <a:xfrm>
+                      <a:off x="0" y="0"/>
+                      <a:ext cx="5731510" cy="3169285"/>
+                    </a:xfrm>
+                    <a:prstGeom prst="rect">
+                      <a:avLst/>
+                    </a:prstGeom>
+                  </pic:spPr>
+                </pic:pic>
+              </a:graphicData>
+            </a:graphic>
+          </wp:inline>
+        </w:drawing>
+      </w:r>
+    </w:p>
+    <w:p>
+      <w:pPr>
+        <w:numPr>
+          <w:ilvl w:val="0"/>
+          <w:numId w:val="14"/>
+        </w:numPr>
+      </w:pPr>
+      <w:r>
+        <w:t xml:space="preserve">Windows search mein </w:t>
+      </w:r>
+      <w:r>
+        <w:rPr>
+          <w:b/>
+          <w:bCs/>
+        </w:rPr>
+        <w:t>"Environment Variables"</w:t>
+      </w:r>
+      <w:r>
+        <w:t xml:space="preserve"> type karo aur use open karo.</w:t>
+      </w:r>
+    </w:p>
+    <w:p>
+      <w:r>
+        <w:drawing>
+          <wp:inline distT="0" distB="0" distL="0" distR="0" wp14:anchorId="54255950" wp14:editId="514B5859">
+            <wp:extent cx="5731510" cy="3647440"/>
+            <wp:effectExtent l="0" t="0" r="2540" b="0"/>
+            <wp:docPr id="689732637" name="Picture 1"/>
+            <wp:cNvGraphicFramePr>
+              <a:graphicFrameLocks xmlns:a="http://schemas.openxmlformats.org/drawingml/2006/main" noChangeAspect="1"/>
+            </wp:cNvGraphicFramePr>
+            <a:graphic xmlns:a="http://schemas.openxmlformats.org/drawingml/2006/main">
+              <a:graphicData uri="http://schemas.openxmlformats.org/drawingml/2006/picture">
+                <pic:pic xmlns:pic="http://schemas.openxmlformats.org/drawingml/2006/picture">
+                  <pic:nvPicPr>
+                    <pic:cNvPr id="689732637" name=""/>
+                    <pic:cNvPicPr/>
+                  </pic:nvPicPr>
+                  <pic:blipFill>
+                    <a:blip r:embed="rId17"/>
+                    <a:stretch>
+                      <a:fillRect/>
+                    </a:stretch>
+                  </pic:blipFill>
+                  <pic:spPr>
+                    <a:xfrm>
+                      <a:off x="0" y="0"/>
+                      <a:ext cx="5731510" cy="3647440"/>
+                    </a:xfrm>
+                    <a:prstGeom prst="rect">
+                      <a:avLst/>
+                    </a:prstGeom>
+                  </pic:spPr>
+                </pic:pic>
+              </a:graphicData>
+            </a:graphic>
+          </wp:inline>
+        </w:drawing>
+      </w:r>
+    </w:p>
+    <w:p>
+      <w:pPr>
+        <w:numPr>
+          <w:ilvl w:val="0"/>
+          <w:numId w:val="14"/>
+        </w:numPr>
+      </w:pPr>
+      <w:r>
+        <w:rPr>
+          <w:b/>
+          <w:bCs/>
+        </w:rPr>
+        <w:t>System Variables</w:t>
+      </w:r>
+      <w:r>
+        <w:t xml:space="preserve"> ke andar </w:t>
+      </w:r>
+      <w:r>
+        <w:rPr>
+          <w:b/>
+          <w:bCs/>
+        </w:rPr>
+        <w:t>'Path'</w:t>
+      </w:r>
+      <w:r>
+        <w:t xml:space="preserve"> ko select karke 'Edit' karo.</w:t>
+      </w:r>
+    </w:p>
+    <w:p>
+      <w:pPr>
+        <w:numPr>
+          <w:ilvl w:val="0"/>
+          <w:numId w:val="14"/>
+        </w:numPr>
+      </w:pPr>
+      <w:r>
+        <w:t>'New' par click karke wo copied path (bin folder wala) paste kar do aur 'OK' daba do.</w:t>
+      </w:r>
+    </w:p>
+    <w:p>
+      <w:r>
+        <w:lastRenderedPageBreak/>
+        <w:drawing>
+          <wp:inline distT="0" distB="0" distL="0" distR="0" wp14:anchorId="45AF4772" wp14:editId="6584BF4A">
+            <wp:extent cx="5731510" cy="4454525"/>
+            <wp:effectExtent l="0" t="0" r="2540" b="3175"/>
+            <wp:docPr id="632253130" name="Picture 1"/>
+            <wp:cNvGraphicFramePr>
+              <a:graphicFrameLocks xmlns:a="http://schemas.openxmlformats.org/drawingml/2006/main" noChangeAspect="1"/>
+            </wp:cNvGraphicFramePr>
+            <a:graphic xmlns:a="http://schemas.openxmlformats.org/drawingml/2006/main">
+              <a:graphicData uri="http://schemas.openxmlformats.org/drawingml/2006/picture">
+                <pic:pic xmlns:pic="http://schemas.openxmlformats.org/drawingml/2006/picture">
+                  <pic:nvPicPr>
+                    <pic:cNvPr id="632253130" name=""/>
+                    <pic:cNvPicPr/>
+                  </pic:nvPicPr>
+                  <pic:blipFill>
+                    <a:blip r:embed="rId18"/>
+                    <a:stretch>
+                      <a:fillRect/>
+                    </a:stretch>
+                  </pic:blipFill>
+                  <pic:spPr>
+                    <a:xfrm>
+                      <a:off x="0" y="0"/>
+                      <a:ext cx="5731510" cy="4454525"/>
+                    </a:xfrm>
+                    <a:prstGeom prst="rect">
+                      <a:avLst/>
+                    </a:prstGeom>
+                  </pic:spPr>
+                </pic:pic>
+              </a:graphicData>
+            </a:graphic>
+          </wp:inline>
+        </w:drawing>
+      </w:r>
+    </w:p>
+    <w:p>
+      <w:r>
+        <w:drawing>
+          <wp:inline distT="0" distB="0" distL="0" distR="0" wp14:anchorId="1FCF5F84" wp14:editId="00A48F6E">
+            <wp:extent cx="5731510" cy="698500"/>
+            <wp:effectExtent l="0" t="0" r="2540" b="6350"/>
+            <wp:docPr id="1080738144" name="Picture 1"/>
+            <wp:cNvGraphicFramePr>
+              <a:graphicFrameLocks xmlns:a="http://schemas.openxmlformats.org/drawingml/2006/main" noChangeAspect="1"/>
+            </wp:cNvGraphicFramePr>
+            <a:graphic xmlns:a="http://schemas.openxmlformats.org/drawingml/2006/main">
+              <a:graphicData uri="http://schemas.openxmlformats.org/drawingml/2006/picture">
+                <pic:pic xmlns:pic="http://schemas.openxmlformats.org/drawingml/2006/picture">
+                  <pic:nvPicPr>
+                    <pic:cNvPr id="1080738144" name=""/>
+                    <pic:cNvPicPr/>
+                  </pic:nvPicPr>
+                  <pic:blipFill>
+                    <a:blip r:embed="rId19"/>
+                    <a:stretch>
+                      <a:fillRect/>
+                    </a:stretch>
+                  </pic:blipFill>
+                  <pic:spPr>
+                    <a:xfrm>
+                      <a:off x="0" y="0"/>
+                      <a:ext cx="5731510" cy="698500"/>
+                    </a:xfrm>
+                    <a:prstGeom prst="rect">
+                      <a:avLst/>
+                    </a:prstGeom>
+                  </pic:spPr>
+                </pic:pic>
+              </a:graphicData>
+            </a:graphic>
+          </wp:inline>
+        </w:drawing>
+      </w:r>
+    </w:p>
+    <w:p>
+      <w:r>
+        <w:t xml:space="preserve">         </w:t>
+      </w:r>
+      <w:r>
+        <w:drawing>
+          <wp:inline distT="0" distB="0" distL="0" distR="0" wp14:anchorId="27CACE21" wp14:editId="553D67AB">
+            <wp:extent cx="5093906" cy="1866900"/>
+            <wp:effectExtent l="0" t="0" r="0" b="0"/>
+            <wp:docPr id="1546507180" name="Picture 1"/>
+            <wp:cNvGraphicFramePr>
+              <a:graphicFrameLocks xmlns:a="http://schemas.openxmlformats.org/drawingml/2006/main" noChangeAspect="1"/>
+            </wp:cNvGraphicFramePr>
+            <a:graphic xmlns:a="http://schemas.openxmlformats.org/drawingml/2006/main">
+              <a:graphicData uri="http://schemas.openxmlformats.org/drawingml/2006/picture">
+                <pic:pic xmlns:pic="http://schemas.openxmlformats.org/drawingml/2006/picture">
+                  <pic:nvPicPr>
+                    <pic:cNvPr id="1546507180" name=""/>
+                    <pic:cNvPicPr/>
+                  </pic:nvPicPr>
+                  <pic:blipFill>
+                    <a:blip r:embed="rId20"/>
+                    <a:stretch>
+                      <a:fillRect/>
+                    </a:stretch>
+                  </pic:blipFill>
+                  <pic:spPr>
+                    <a:xfrm>
+                      <a:off x="0" y="0"/>
+                      <a:ext cx="5100701" cy="1869390"/>
+                    </a:xfrm>
+                    <a:prstGeom prst="rect">
+                      <a:avLst/>
+                    </a:prstGeom>
+                  </pic:spPr>
+                </pic:pic>
+              </a:graphicData>
+            </a:graphic>
+          </wp:inline>
+        </w:drawing>
+      </w:r>
+    </w:p>
+    <w:p>
+      <w:r>
+        <w:lastRenderedPageBreak/>
+        <w:t xml:space="preserve">         </w:t>
+      </w:r>
+      <w:r>
+        <w:drawing>
+          <wp:inline distT="0" distB="0" distL="0" distR="0" wp14:anchorId="04D32A23" wp14:editId="18408C23">
+            <wp:extent cx="5082540" cy="1740542"/>
+            <wp:effectExtent l="0" t="0" r="3810" b="0"/>
+            <wp:docPr id="337189864" name="Picture 1"/>
+            <wp:cNvGraphicFramePr>
+              <a:graphicFrameLocks xmlns:a="http://schemas.openxmlformats.org/drawingml/2006/main" noChangeAspect="1"/>
+            </wp:cNvGraphicFramePr>
+            <a:graphic xmlns:a="http://schemas.openxmlformats.org/drawingml/2006/main">
+              <a:graphicData uri="http://schemas.openxmlformats.org/drawingml/2006/picture">
+                <pic:pic xmlns:pic="http://schemas.openxmlformats.org/drawingml/2006/picture">
+                  <pic:nvPicPr>
+                    <pic:cNvPr id="337189864" name=""/>
+                    <pic:cNvPicPr/>
+                  </pic:nvPicPr>
+                  <pic:blipFill>
+                    <a:blip r:embed="rId21"/>
+                    <a:stretch>
+                      <a:fillRect/>
+                    </a:stretch>
+                  </pic:blipFill>
+                  <pic:spPr>
+                    <a:xfrm>
+                      <a:off x="0" y="0"/>
+                      <a:ext cx="5090430" cy="1743244"/>
+                    </a:xfrm>
+                    <a:prstGeom prst="rect">
+                      <a:avLst/>
+                    </a:prstGeom>
+                  </pic:spPr>
+                </pic:pic>
+              </a:graphicData>
+            </a:graphic>
+          </wp:inline>
+        </w:drawing>
+      </w:r>
+      <w:r>
+        <w:pict w14:anchorId="112634BB">
+          <v:rect id="_x0000_i1065" style="width:0;height:1.5pt" o:hralign="center" o:hrstd="t" o:hr="t" fillcolor="#a0a0a0" stroked="f"/>
+        </w:pict>
+      </w:r>
+    </w:p>
+    <w:p>
+      <w:pPr>
+        <w:rPr>
+          <w:b/>
+          <w:bCs/>
+        </w:rPr>
+      </w:pPr>
+    </w:p>
+    <w:p>
+      <w:pPr>
+        <w:rPr>
+          <w:b/>
+          <w:bCs/>
+        </w:rPr>
+      </w:pPr>
+      <w:r>
+        <w:rPr>
+          <w:b/>
+          <w:bCs/>
+        </w:rPr>
+        <w:t>4. Step 3: VS Code Setup &amp; Extensions</w:t>
+      </w:r>
+    </w:p>
+    <w:p>
+      <w:pPr>
+        <w:numPr>
+          <w:ilvl w:val="0"/>
+          <w:numId w:val="15"/>
+        </w:numPr>
+      </w:pPr>
+      <w:r>
+        <w:rPr>
+          <w:b/>
+          <w:bCs/>
+        </w:rPr>
+        <w:t>Download VS Code:</w:t>
+      </w:r>
+      <w:r>
+        <w:t xml:space="preserve"> code.visualstudio.com se download aur install karo.</w:t>
+      </w:r>
+    </w:p>
+    <w:p>
+      <w:pPr>
+        <w:numPr>
+          <w:ilvl w:val="0"/>
+          <w:numId w:val="15"/>
+        </w:numPr>
+      </w:pPr>
+      <w:r>
+        <w:rPr>
+          <w:b/>
+          <w:bCs/>
+        </w:rPr>
+        <w:t>Install C/C++ Extension:</w:t>
+      </w:r>
+      <w:r>
+        <w:t xml:space="preserve"> VS Code ke 'Extensions' tab (Ctrl+Shift+X) mein ja kar Microsoft ki official </w:t>
+      </w:r>
+      <w:r>
+        <w:rPr>
+          <w:b/>
+          <w:bCs/>
+        </w:rPr>
+        <w:t>"C/C++"</w:t>
+      </w:r>
+      <w:r>
+        <w:t xml:space="preserve"> extension install karo (isse autocomplete aur debugging mil jati hai).</w:t>
+      </w:r>
+    </w:p>
+    <w:p>
+      <w:pPr>
+        <w:numPr>
+          <w:ilvl w:val="0"/>
+          <w:numId w:val="15"/>
+        </w:numPr>
+      </w:pPr>
+      <w:r>
+        <w:rPr>
+          <w:b/>
+          <w:bCs/>
+        </w:rPr>
+        <w:t>Code Runner:</w:t>
+      </w:r>
+      <w:r>
+        <w:t xml:space="preserve"> Ek aur extension install kar sakte ho "Code Runner" ya Babbar bhaiya ki batayi hui specialized extension taaki direct run button mil jaye.</w:t>
+      </w:r>
+    </w:p>
+    <w:p>
+      <w:r>
+        <w:t xml:space="preserve">                          </w:t>
+      </w:r>
+      <w:r>
+        <w:drawing>
+          <wp:inline distT="0" distB="0" distL="0" distR="0" wp14:anchorId="67208404" wp14:editId="657587F5">
+            <wp:extent cx="4143953" cy="1933845"/>
+            <wp:effectExtent l="0" t="0" r="0" b="9525"/>
+            <wp:docPr id="443577454" name="Picture 1"/>
+            <wp:cNvGraphicFramePr>
+              <a:graphicFrameLocks xmlns:a="http://schemas.openxmlformats.org/drawingml/2006/main" noChangeAspect="1"/>
+            </wp:cNvGraphicFramePr>
+            <a:graphic xmlns:a="http://schemas.openxmlformats.org/drawingml/2006/main">
+              <a:graphicData uri="http://schemas.openxmlformats.org/drawingml/2006/picture">
+                <pic:pic xmlns:pic="http://schemas.openxmlformats.org/drawingml/2006/picture">
+                  <pic:nvPicPr>
+                    <pic:cNvPr id="443577454" name=""/>
+                    <pic:cNvPicPr/>
+                  </pic:nvPicPr>
+                  <pic:blipFill>
+                    <a:blip r:embed="rId22"/>
+                    <a:stretch>
+                      <a:fillRect/>
+                    </a:stretch>
+                  </pic:blipFill>
+                  <pic:spPr>
+                    <a:xfrm>
+                      <a:off x="0" y="0"/>
+                      <a:ext cx="4143953" cy="1933845"/>
+                    </a:xfrm>
+                    <a:prstGeom prst="rect">
+                      <a:avLst/>
+                    </a:prstGeom>
+                  </pic:spPr>
+                </pic:pic>
+              </a:graphicData>
+            </a:graphic>
+          </wp:inline>
+        </w:drawing>
+      </w:r>
+      <w:r>
+        <w:pict w14:anchorId="01C19AB7">
+          <v:rect id="_x0000_i1066" style="width:0;height:1.5pt" o:hralign="center" o:hrstd="t" o:hr="t" fillcolor="#a0a0a0" stroked="f"/>
+        </w:pict>
+      </w:r>
+    </w:p>
+    <w:p>
+      <w:pPr>
+        <w:rPr>
+          <w:b/>
+          <w:bCs/>
+        </w:rPr>
+      </w:pPr>
+      <w:r>
+        <w:rPr>
+          <w:b/>
+          <w:bCs/>
+        </w:rPr>
+        <w:t>5. Step 4: First Program Run Karna</w:t>
+      </w:r>
+    </w:p>
+    <w:p>
+      <w:pPr>
+        <w:numPr>
+          <w:ilvl w:val="0"/>
+          <w:numId w:val="16"/>
+        </w:numPr>
+      </w:pPr>
+      <w:r>
+        <w:t>Ek folder banao (jaise CPP_Course).</w:t>
+      </w:r>
+    </w:p>
+    <w:p>
+      <w:pPr>
+        <w:numPr>
+          <w:ilvl w:val="0"/>
+          <w:numId w:val="16"/>
+        </w:numPr>
+      </w:pPr>
+      <w:r>
+        <w:t>VS Code mein wo folder open karo aur ek nayi file banao: hello.cpp (.cpp extension mandatory hai).</w:t>
+      </w:r>
+    </w:p>
+    <w:p>
+      <w:pPr>
+        <w:numPr>
+          <w:ilvl w:val="0"/>
+          <w:numId w:val="16"/>
+        </w:numPr>
+      </w:pPr>
+      <w:r>
+        <w:t>Apna "Namaste Duniya" wala code likho.</w:t>
+      </w:r>
+    </w:p>
+    <w:p>
+      <w:pPr>
+        <w:numPr>
+          <w:ilvl w:val="0"/>
+          <w:numId w:val="16"/>
+        </w:numPr>
+      </w:pPr>
+      <w:r>
+        <w:rPr>
+          <w:b/>
+          <w:bCs/>
+        </w:rPr>
+        <w:t>Terminal Check:</w:t>
+      </w:r>
+      <w:r>
+        <w:t xml:space="preserve"> VS Code ke terminal mein g++ --version type karke check karo. Agar version dikha raha hai, matlab setup successful hai!</w:t>
+      </w:r>
+    </w:p>
+    <w:p>
+      <w:r>
+        <w:pict w14:anchorId="7B591B78">
+          <v:rect id="_x0000_i1067" style="width:0;height:1.5pt" o:hralign="center" o:hrstd="t" o:hr="t" fillcolor="#a0a0a0" stroked="f"/>
+        </w:pict>
+      </w:r>
+    </w:p>
+    <w:p>
+      <w:pPr>
+        <w:rPr>
+          <w:b/>
+          <w:bCs/>
+        </w:rPr>
+      </w:pPr>
+      <w:r>
+        <w:rPr>
+          <w:b/>
+          <w:bCs/>
+        </w:rPr>
+        <w:lastRenderedPageBreak/>
+        <w:t>Extra Pro-Tips (For your notes):</w:t>
+      </w:r>
+    </w:p>
+    <w:p>
+      <w:pPr>
+        <w:numPr>
+          <w:ilvl w:val="0"/>
+          <w:numId w:val="17"/>
+        </w:numPr>
+      </w:pPr>
+      <w:r>
+        <w:rPr>
+          <w:b/>
+          <w:bCs/>
+        </w:rPr>
+        <w:t>Semicolon Error:</w:t>
+      </w:r>
+      <w:r>
+        <w:t xml:space="preserve"> Windows users aksar path set karte waqt purane Windows versions mein semicolon (;) ki galti karte hain, modern Windows 10/11 mein bas 'New' line mein add karna hota hai.</w:t>
+      </w:r>
+    </w:p>
+    <w:p>
+      <w:pPr>
+        <w:numPr>
+          <w:ilvl w:val="0"/>
+          <w:numId w:val="17"/>
+        </w:numPr>
+      </w:pPr>
+      <w:r>
+        <w:rPr>
+          <w:b/>
+          <w:bCs/>
+        </w:rPr>
+        <w:t>Restart VS Code:</w:t>
+      </w:r>
+      <w:r>
+        <w:t xml:space="preserve"> Path set karne ke baad VS Code ko ek baar restart zaroor karna chahiye taaki wo naye variables ko read kar sake.</w:t>
+      </w:r>
+    </w:p>
+    <w:p>
+      <w:r>
+        <w:pict w14:anchorId="067A22A7">
+          <v:rect id="_x0000_i1073" style="width:0;height:1.5pt" o:hralign="center" o:hrstd="t" o:hr="t" fillcolor="#a0a0a0" stroked="f"/>
+        </w:pict>
+      </w:r>
+    </w:p>
+    <w:p>
+      <w:pPr>
+        <w:rPr>
+          <w:b/>
+          <w:bCs/>
+          <w:sz w:val="32"/>
+          <w:szCs w:val="32"/>
+        </w:rPr>
+      </w:pPr>
+      <w:r>
+        <w:rPr>
+          <w:b/>
+          <w:bCs/>
+          <w:sz w:val="32"/>
+          <w:szCs w:val="32"/>
+        </w:rPr>
+        <w:t xml:space="preserve"># </w:t>
+      </w:r>
+      <w:r>
+        <w:rPr>
+          <w:b/>
+          <w:bCs/>
+          <w:sz w:val="32"/>
+          <w:szCs w:val="32"/>
+          <w:u w:val="single"/>
+        </w:rPr>
+        <w:t>ESSENTIAL:-</w:t>
+      </w:r>
+      <w:r>
+        <w:rPr>
+          <w:b/>
+          <w:bCs/>
+          <w:sz w:val="32"/>
+          <w:szCs w:val="32"/>
+          <w:u w:val="single"/>
+        </w:rPr>
         <w:t xml:space="preserve"> </w:t>
       </w:r>
-      <w:proofErr w:type="gramStart"/>
-      <w:r>
-        <w:t>main(</w:t>
-      </w:r>
-      <w:proofErr w:type="gramEnd"/>
-      <w:r>
-        <w:t xml:space="preserve">) ko starting point </w:t>
-      </w:r>
-      <w:proofErr w:type="spellStart"/>
-      <w:r>
-        <w:t>samajhta</w:t>
-      </w:r>
-      <w:proofErr w:type="spellEnd"/>
-      <w:r>
-        <w:t xml:space="preserve"> </w:t>
-      </w:r>
-      <w:proofErr w:type="spellStart"/>
-      <w:r>
-        <w:t>hai</w:t>
-      </w:r>
-      <w:proofErr w:type="spellEnd"/>
-      <w:r>
-        <w:t>.</w:t>
-      </w:r>
-    </w:p>
-    <w:p>
-      <w:r>
-        <w:pict w14:anchorId="314DD34D">
-          <v:rect id="_x0000_i1057" style="width:0;height:1.5pt" o:hralign="center" o:hrstd="t" o:hr="t" fillcolor="#a0a0a0" stroked="f"/>
+    </w:p>
+    <w:p>
+      <w:pPr>
+        <w:rPr>
+          <w:b/>
+          <w:bCs/>
+          <w:sz w:val="40"/>
+          <w:szCs w:val="40"/>
+          <w:u w:val="single"/>
+        </w:rPr>
+      </w:pPr>
+      <w:r>
+        <w:rPr>
+          <w:b/>
+          <w:bCs/>
+          <w:sz w:val="40"/>
+          <w:szCs w:val="40"/>
+        </w:rPr>
+        <w:drawing>
+          <wp:inline distT="0" distB="0" distL="0" distR="0" wp14:anchorId="6EDBFA71" wp14:editId="5ADB0D97">
+            <wp:extent cx="5731510" cy="3145155"/>
+            <wp:effectExtent l="0" t="0" r="2540" b="0"/>
+            <wp:docPr id="914298618" name="Picture 1"/>
+            <wp:cNvGraphicFramePr>
+              <a:graphicFrameLocks xmlns:a="http://schemas.openxmlformats.org/drawingml/2006/main" noChangeAspect="1"/>
+            </wp:cNvGraphicFramePr>
+            <a:graphic xmlns:a="http://schemas.openxmlformats.org/drawingml/2006/main">
+              <a:graphicData uri="http://schemas.openxmlformats.org/drawingml/2006/picture">
+                <pic:pic xmlns:pic="http://schemas.openxmlformats.org/drawingml/2006/picture">
+                  <pic:nvPicPr>
+                    <pic:cNvPr id="914298618" name=""/>
+                    <pic:cNvPicPr/>
+                  </pic:nvPicPr>
+                  <pic:blipFill>
+                    <a:blip r:embed="rId23"/>
+                    <a:stretch>
+                      <a:fillRect/>
+                    </a:stretch>
+                  </pic:blipFill>
+                  <pic:spPr>
+                    <a:xfrm>
+                      <a:off x="0" y="0"/>
+                      <a:ext cx="5731510" cy="3145155"/>
+                    </a:xfrm>
+                    <a:prstGeom prst="rect">
+                      <a:avLst/>
+                    </a:prstGeom>
+                  </pic:spPr>
+                </pic:pic>
+              </a:graphicData>
+            </a:graphic>
+          </wp:inline>
+        </w:drawing>
+      </w:r>
+      <w:r>
+        <w:pict w14:anchorId="2D206045">
+          <v:rect id="_x0000_i1074" style="width:0;height:1.5pt" o:hralign="center" o:hrstd="t" o:hr="t" fillcolor="#a0a0a0" stroked="f"/>
+        </w:pict>
+      </w:r>
+    </w:p>
+    <w:p>
+      <w:pPr>
+        <w:rPr>
+          <w:b/>
+          <w:bCs/>
+          <w:sz w:val="40"/>
+          <w:szCs w:val="40"/>
+          <w:u w:val="single"/>
+        </w:rPr>
+      </w:pPr>
+      <w:r>
+        <w:rPr>
+          <w:b/>
+          <w:bCs/>
+          <w:sz w:val="40"/>
+          <w:szCs w:val="40"/>
+          <w:u w:val="single"/>
+        </w:rPr>
+        <w:t>C++ NOTES (</w:t>
+      </w:r>
+      <w:r>
+        <w:rPr>
+          <w:b/>
+          <w:bCs/>
+          <w:sz w:val="40"/>
+          <w:szCs w:val="40"/>
+          <w:u w:val="single"/>
+        </w:rPr>
+        <w:t>3</w:t>
+      </w:r>
+      <w:r>
+        <w:rPr>
+          <w:b/>
+          <w:bCs/>
+          <w:sz w:val="40"/>
+          <w:szCs w:val="40"/>
+          <w:u w:val="single"/>
+        </w:rPr>
+        <w:t>)</w:t>
+      </w:r>
+    </w:p>
+    <w:p>
+      <w:pPr>
+        <w:rPr>
+          <w:b/>
+          <w:bCs/>
+        </w:rPr>
+      </w:pPr>
+      <w:r>
+        <w:rPr>
+          <w:b/>
+          <w:bCs/>
+        </w:rPr>
+        <w:t>1. First Program ka Code Structure</w:t>
+      </w:r>
+    </w:p>
+    <w:p>
+      <w:r>
+        <w:t>C++ mein jab hum pehla code likhte hain, toh wo aisa dikhta hai:</w:t>
+      </w:r>
+    </w:p>
+    <w:p>
+      <w:r>
+        <w:drawing>
+          <wp:inline distT="0" distB="0" distL="0" distR="0" wp14:anchorId="016D058E" wp14:editId="4E7ABFB3">
+            <wp:extent cx="5468113" cy="1629002"/>
+            <wp:effectExtent l="0" t="0" r="0" b="9525"/>
+            <wp:docPr id="1677511147" name="Picture 1"/>
+            <wp:cNvGraphicFramePr>
+              <a:graphicFrameLocks xmlns:a="http://schemas.openxmlformats.org/drawingml/2006/main" noChangeAspect="1"/>
+            </wp:cNvGraphicFramePr>
+            <a:graphic xmlns:a="http://schemas.openxmlformats.org/drawingml/2006/main">
+              <a:graphicData uri="http://schemas.openxmlformats.org/drawingml/2006/picture">
+                <pic:pic xmlns:pic="http://schemas.openxmlformats.org/drawingml/2006/picture">
+                  <pic:nvPicPr>
+                    <pic:cNvPr id="1677511147" name=""/>
+                    <pic:cNvPicPr/>
+                  </pic:nvPicPr>
+                  <pic:blipFill>
+                    <a:blip r:embed="rId24"/>
+                    <a:stretch>
+                      <a:fillRect/>
+                    </a:stretch>
+                  </pic:blipFill>
+                  <pic:spPr>
+                    <a:xfrm>
+                      <a:off x="0" y="0"/>
+                      <a:ext cx="5468113" cy="1629002"/>
+                    </a:xfrm>
+                    <a:prstGeom prst="rect">
+                      <a:avLst/>
+                    </a:prstGeom>
+                  </pic:spPr>
+                </pic:pic>
+              </a:graphicData>
+            </a:graphic>
+          </wp:inline>
+        </w:drawing>
+      </w:r>
+      <w:r>
+        <w:pict w14:anchorId="0984C6DC">
+          <v:rect id="_x0000_i1116" style="width:0;height:1.5pt" o:hralign="center" o:hrstd="t" o:hr="t" fillcolor="#a0a0a0" stroked="f"/>
+        </w:pict>
+      </w:r>
+    </w:p>
+    <w:p>
+      <w:pPr>
+        <w:rPr>
+          <w:b/>
+          <w:bCs/>
+        </w:rPr>
+      </w:pPr>
+      <w:r>
+        <w:rPr>
+          <w:b/>
+          <w:bCs/>
+        </w:rPr>
+        <w:lastRenderedPageBreak/>
+        <w:t>2. #include &lt;iostream&gt; (Header File)</w:t>
+      </w:r>
+    </w:p>
+    <w:p>
+      <w:pPr>
+        <w:numPr>
+          <w:ilvl w:val="0"/>
+          <w:numId w:val="18"/>
+        </w:numPr>
+      </w:pPr>
+      <w:r>
+        <w:rPr>
+          <w:b/>
+          <w:bCs/>
+        </w:rPr>
+        <w:t># (Hash):</w:t>
+      </w:r>
+      <w:r>
+        <w:t xml:space="preserve"> Iska matlab hai ki ye program run hone se pehle execute hoga (Pre-processor).</w:t>
+      </w:r>
+    </w:p>
+    <w:p>
+      <w:pPr>
+        <w:numPr>
+          <w:ilvl w:val="0"/>
+          <w:numId w:val="18"/>
+        </w:numPr>
+      </w:pPr>
+      <w:r>
+        <w:rPr>
+          <w:b/>
+          <w:bCs/>
+        </w:rPr>
+        <w:t>include:</w:t>
+      </w:r>
+      <w:r>
+        <w:t xml:space="preserve"> Ye command hai compiler ko ki "bhai, ye file utha ke mere code mein jod de".</w:t>
+      </w:r>
+    </w:p>
+    <w:p>
+      <w:pPr>
+        <w:numPr>
+          <w:ilvl w:val="0"/>
+          <w:numId w:val="18"/>
+        </w:numPr>
+      </w:pPr>
+      <w:r>
+        <w:rPr>
+          <w:b/>
+          <w:bCs/>
+        </w:rPr>
+        <w:t>iostream:</w:t>
+      </w:r>
+      <w:r>
+        <w:t xml:space="preserve"> Iska matlab hai </w:t>
+      </w:r>
+      <w:r>
+        <w:rPr>
+          <w:b/>
+          <w:bCs/>
+        </w:rPr>
+        <w:t>Input-Output Stream</w:t>
+      </w:r>
+      <w:r>
+        <w:t>. C++ ko khud nahi pata ki screen pe output kaise dikhana hai ya user se input kaise lena hai. Ye saari power is iostream file ke andar likhi gayi hai.</w:t>
+      </w:r>
+    </w:p>
+    <w:p>
+      <w:pPr>
+        <w:numPr>
+          <w:ilvl w:val="0"/>
+          <w:numId w:val="18"/>
+        </w:numPr>
+      </w:pPr>
+      <w:r>
+        <w:rPr>
+          <w:b/>
+          <w:bCs/>
+        </w:rPr>
+        <w:t>Conclusion:</w:t>
+      </w:r>
+      <w:r>
+        <w:t xml:space="preserve"> Bina is line ke tum cout aur cin use nahi kar sakte.</w:t>
+      </w:r>
+    </w:p>
+    <w:p>
+      <w:r>
+        <w:pict w14:anchorId="48D1F01B">
+          <v:rect id="_x0000_i1105" style="width:0;height:1.5pt" o:hralign="center" o:hrstd="t" o:hr="t" fillcolor="#a0a0a0" stroked="f"/>
+        </w:pict>
+      </w:r>
+    </w:p>
+    <w:p>
+      <w:pPr>
+        <w:rPr>
+          <w:b/>
+          <w:bCs/>
+        </w:rPr>
+      </w:pPr>
+      <w:r>
+        <w:rPr>
+          <w:b/>
+          <w:bCs/>
+        </w:rPr>
+        <w:t>3. using namespace std;</w:t>
+      </w:r>
+    </w:p>
+    <w:p>
+      <w:pPr>
+        <w:numPr>
+          <w:ilvl w:val="0"/>
+          <w:numId w:val="19"/>
+        </w:numPr>
+      </w:pPr>
+      <w:r>
+        <w:rPr>
+          <w:b/>
+          <w:bCs/>
+        </w:rPr>
+        <w:t>Namespace:</w:t>
+      </w:r>
+      <w:r>
+        <w:t xml:space="preserve"> Socho ek class mein do bacche hain jinka naam 'Rahul' hai. Agar teacher "Rahul" bulayegi toh confusion hoga. Wahi agar teacher kahegi "Group A ka Rahul", toh clarity aa jayegi.</w:t>
+      </w:r>
+    </w:p>
+    <w:p>
+      <w:pPr>
+        <w:numPr>
+          <w:ilvl w:val="0"/>
+          <w:numId w:val="19"/>
+        </w:numPr>
+      </w:pPr>
+      <w:r>
+        <w:t xml:space="preserve">C++ mein cout, cin, endl jaise bohot saare words </w:t>
+      </w:r>
+      <w:r>
+        <w:rPr>
+          <w:b/>
+          <w:bCs/>
+        </w:rPr>
+        <w:t>std</w:t>
+      </w:r>
+      <w:r>
+        <w:t xml:space="preserve"> (Standard) naam ke group (namespace) ke andar hote hain.</w:t>
+      </w:r>
+    </w:p>
+    <w:p>
+      <w:pPr>
+        <w:numPr>
+          <w:ilvl w:val="0"/>
+          <w:numId w:val="19"/>
+        </w:numPr>
+      </w:pPr>
+      <w:r>
+        <w:t>Agar hum ye line nahi likhte, toh humein har baar std::cout aur std::endl likhna padta. Ye line likhne se compiler samajh jata hai ki hum standard group ki cheezein hi use kar rahe hain.</w:t>
+      </w:r>
+    </w:p>
+    <w:p>
+      <w:r>
+        <w:pict w14:anchorId="38F51ECA">
+          <v:rect id="_x0000_i1106" style="width:0;height:1.5pt" o:hralign="center" o:hrstd="t" o:hr="t" fillcolor="#a0a0a0" stroked="f"/>
+        </w:pict>
+      </w:r>
+    </w:p>
+    <w:p>
+      <w:pPr>
+        <w:rPr>
+          <w:b/>
+          <w:bCs/>
+        </w:rPr>
+      </w:pPr>
+      <w:r>
+        <w:rPr>
+          <w:b/>
+          <w:bCs/>
+        </w:rPr>
+        <w:t>4. int main() (Program ka Entry Point)</w:t>
+      </w:r>
+    </w:p>
+    <w:p>
+      <w:pPr>
+        <w:numPr>
+          <w:ilvl w:val="0"/>
+          <w:numId w:val="20"/>
+        </w:numPr>
+      </w:pPr>
+      <w:r>
+        <w:t xml:space="preserve">Ye C++ program ka </w:t>
+      </w:r>
+      <w:r>
+        <w:rPr>
+          <w:b/>
+          <w:bCs/>
+        </w:rPr>
+        <w:t>Starting Point</w:t>
+      </w:r>
+      <w:r>
+        <w:t xml:space="preserve"> hai.</w:t>
+      </w:r>
+    </w:p>
+    <w:p>
+      <w:pPr>
+        <w:numPr>
+          <w:ilvl w:val="0"/>
+          <w:numId w:val="20"/>
+        </w:numPr>
+      </w:pPr>
+      <w:r>
+        <w:t>Compiler pura code read nahi karta, wo sabse pehle main() function ko dhoondta hai. Agar main() nahi mila, toh program start hi nahi hoga.</w:t>
+      </w:r>
+    </w:p>
+    <w:p>
+      <w:pPr>
+        <w:numPr>
+          <w:ilvl w:val="0"/>
+          <w:numId w:val="20"/>
+        </w:numPr>
+      </w:pPr>
+      <w:r>
+        <w:rPr>
+          <w:b/>
+          <w:bCs/>
+        </w:rPr>
+        <w:t>Curly Braces { }:</w:t>
+      </w:r>
+      <w:r>
+        <w:t xml:space="preserve"> Inke beech ka area main() ka ghar (Scope) hai. Jo bhi execute karwana hai, inhi braces ke andar hona chahiye.</w:t>
+      </w:r>
+    </w:p>
+    <w:p>
+      <w:r>
+        <w:pict w14:anchorId="2EAB0333">
+          <v:rect id="_x0000_i1107" style="width:0;height:1.5pt" o:hralign="center" o:hrstd="t" o:hr="t" fillcolor="#a0a0a0" stroked="f"/>
+        </w:pict>
+      </w:r>
+    </w:p>
+    <w:p>
+      <w:pPr>
+        <w:rPr>
+          <w:b/>
+          <w:bCs/>
+        </w:rPr>
+      </w:pPr>
+      <w:r>
+        <w:rPr>
+          <w:b/>
+          <w:bCs/>
+        </w:rPr>
+        <w:t>5. cout &lt;&lt; "Namaste Duniya" &lt;&lt; endl;</w:t>
+      </w:r>
+    </w:p>
+    <w:p>
+      <w:pPr>
+        <w:numPr>
+          <w:ilvl w:val="0"/>
+          <w:numId w:val="21"/>
+        </w:numPr>
+      </w:pPr>
+      <w:r>
+        <w:rPr>
+          <w:b/>
+          <w:bCs/>
+        </w:rPr>
+        <w:t>cout:</w:t>
+      </w:r>
+      <w:r>
+        <w:t xml:space="preserve"> Ise "C-out" kehte hain (Character Output). Iska kaam screen par data dikhana hai.</w:t>
+      </w:r>
+    </w:p>
+    <w:p>
+      <w:pPr>
+        <w:numPr>
+          <w:ilvl w:val="0"/>
+          <w:numId w:val="21"/>
+        </w:numPr>
+      </w:pPr>
+      <w:r>
+        <w:rPr>
+          <w:b/>
+          <w:bCs/>
+        </w:rPr>
+        <w:t>&lt;&lt; (Insertion Operator):</w:t>
+      </w:r>
+      <w:r>
+        <w:t xml:space="preserve"> Ye operator bata raha hai ki "Namaste Duniya" ko cout ki taraf dhaka do taaki wo screen pe chala jaye.</w:t>
+      </w:r>
+    </w:p>
+    <w:p>
+      <w:pPr>
+        <w:numPr>
+          <w:ilvl w:val="0"/>
+          <w:numId w:val="21"/>
+        </w:numPr>
+      </w:pPr>
+      <w:r>
+        <w:rPr>
+          <w:b/>
+          <w:bCs/>
+        </w:rPr>
+        <w:lastRenderedPageBreak/>
+        <w:t>" " (Double Quotes):</w:t>
+      </w:r>
+      <w:r>
+        <w:t xml:space="preserve"> Jo bhi cheez humein as-it-is print karni hoti hai, use hum quotes mein likhte hain (String).</w:t>
+      </w:r>
+    </w:p>
+    <w:p>
+      <w:pPr>
+        <w:numPr>
+          <w:ilvl w:val="0"/>
+          <w:numId w:val="21"/>
+        </w:numPr>
+      </w:pPr>
+      <w:r>
+        <w:rPr>
+          <w:b/>
+          <w:bCs/>
+        </w:rPr>
+        <w:t>endl:</w:t>
+      </w:r>
+      <w:r>
+        <w:t xml:space="preserve"> Iska matlab </w:t>
+      </w:r>
+      <w:r>
+        <w:rPr>
+          <w:b/>
+          <w:bCs/>
+        </w:rPr>
+        <w:t>End Line</w:t>
+      </w:r>
+      <w:r>
+        <w:t>. Isse cursor agli line mein chala jata hai.</w:t>
+      </w:r>
+    </w:p>
+    <w:p>
+      <w:pPr>
+        <w:numPr>
+          <w:ilvl w:val="0"/>
+          <w:numId w:val="21"/>
+        </w:numPr>
+      </w:pPr>
+      <w:r>
+        <w:rPr>
+          <w:b/>
+          <w:bCs/>
+        </w:rPr>
+        <w:t>; (Semicolon):</w:t>
+      </w:r>
+      <w:r>
+        <w:t xml:space="preserve"> Ye line ka end hai (Full stop). C++ mein har statement ke baad semicolon lagana </w:t>
+      </w:r>
+      <w:r>
+        <w:rPr>
+          <w:b/>
+          <w:bCs/>
+        </w:rPr>
+        <w:t>zaroori</w:t>
+      </w:r>
+      <w:r>
+        <w:t xml:space="preserve"> hai.</w:t>
+      </w:r>
+    </w:p>
+    <w:p>
+      <w:r>
+        <w:pict w14:anchorId="71A690DE">
+          <v:rect id="_x0000_i1108" style="width:0;height:1.5pt" o:hralign="center" o:hrstd="t" o:hr="t" fillcolor="#a0a0a0" stroked="f"/>
+        </w:pict>
+      </w:r>
+    </w:p>
+    <w:p>
+      <w:pPr>
+        <w:rPr>
+          <w:b/>
+          <w:bCs/>
+        </w:rPr>
+      </w:pPr>
+      <w:r>
+        <w:rPr>
+          <w:b/>
+          <w:bCs/>
+        </w:rPr>
+        <w:t>6. return 0;</w:t>
+      </w:r>
+    </w:p>
+    <w:p>
+      <w:pPr>
+        <w:numPr>
+          <w:ilvl w:val="0"/>
+          <w:numId w:val="22"/>
+        </w:numPr>
+      </w:pPr>
+      <w:r>
+        <w:t>Ye line batati hai ki main function ka kaam khatam ho gaya.</w:t>
+      </w:r>
+    </w:p>
+    <w:p>
+      <w:pPr>
+        <w:numPr>
+          <w:ilvl w:val="0"/>
+          <w:numId w:val="22"/>
+        </w:numPr>
+      </w:pPr>
+      <w:r>
+        <w:rPr>
+          <w:b/>
+          <w:bCs/>
+        </w:rPr>
+        <w:t>0 ka significance:</w:t>
+      </w:r>
+      <w:r>
+        <w:t xml:space="preserve"> 0 ka matlab hai "Sab sahi chala" (Success). Agar program beech mein crash hota, toh koi aur value return hoti.</w:t>
+      </w:r>
+    </w:p>
+    <w:p>
+      <w:r>
+        <w:pict w14:anchorId="1E109095">
+          <v:rect id="_x0000_i1109" style="width:0;height:1.5pt" o:hralign="center" o:hrstd="t" o:hr="t" fillcolor="#a0a0a0" stroked="f"/>
+        </w:pict>
+      </w:r>
+    </w:p>
+    <w:p>
+      <w:pPr>
+        <w:rPr>
+          <w:b/>
+          <w:bCs/>
+        </w:rPr>
+      </w:pPr>
+      <w:r>
+        <w:rPr>
+          <w:b/>
+          <w:bCs/>
+        </w:rPr>
+        <w:t>7. Extra Points &amp; Interview Tips</w:t>
+      </w:r>
+    </w:p>
+    <w:p>
+      <w:pPr>
+        <w:numPr>
+          <w:ilvl w:val="0"/>
+          <w:numId w:val="23"/>
+        </w:numPr>
+      </w:pPr>
+      <w:r>
+        <w:rPr>
+          <w:b/>
+          <w:bCs/>
+        </w:rPr>
+        <w:t>Comments:</w:t>
+      </w:r>
+      <w:r>
+        <w:t xml:space="preserve"> // use karke tum comments likh sakte ho. Ye code ka hissa nahi hote, sirf humare samajhne ke liye hote hain.</w:t>
+      </w:r>
+    </w:p>
+    <w:p>
+      <w:pPr>
+        <w:numPr>
+          <w:ilvl w:val="0"/>
+          <w:numId w:val="23"/>
+        </w:numPr>
+      </w:pPr>
+      <w:r>
+        <w:rPr>
+          <w:b/>
+          <w:bCs/>
+        </w:rPr>
+        <w:t>\n vs endl:</w:t>
+      </w:r>
+      <w:r>
+        <w:t xml:space="preserve"> New line ke liye \n bhi use kar sakte hain. endl line end karne ke saath memory buffer ko clear bhi karta hai (flush), isliye ye thoda slower ho sakta hai par safe hai.</w:t>
+      </w:r>
+    </w:p>
+    <w:p>
+      <w:pPr>
+        <w:numPr>
+          <w:ilvl w:val="0"/>
+          <w:numId w:val="23"/>
+        </w:numPr>
+      </w:pPr>
+      <w:r>
+        <w:rPr>
+          <w:b/>
+          <w:bCs/>
+        </w:rPr>
+        <w:t>Homework sawal:</w:t>
+      </w:r>
+      <w:r>
+        <w:t xml:space="preserve"> Babbar bhaiya ne pucha—Agar hum return 0; ki jagah return -1; ya return 1; karein toh kya hoga?</w:t>
+      </w:r>
+    </w:p>
+    <w:p>
+      <w:pPr>
+        <w:numPr>
+          <w:ilvl w:val="1"/>
+          <w:numId w:val="23"/>
+        </w:numPr>
+      </w:pPr>
+      <w:r>
+        <w:rPr>
+          <w:i/>
+          <w:iCs/>
+        </w:rPr>
+        <w:t>Logic:</w:t>
+      </w:r>
+      <w:r>
+        <w:t xml:space="preserve"> Code toh execute ho jayega, par Operating System (OS) ko lagega ki program mein kuch error aaya tha.</w:t>
+      </w:r>
+    </w:p>
+    <w:p>
+      <w:r>
+        <w:pict w14:anchorId="3DDD31E4">
+          <v:rect id="_x0000_i1115" style="width:0;height:1.5pt" o:hralign="center" o:hrstd="t" o:hr="t" fillcolor="#a0a0a0" stroked="f"/>
         </w:pict>
       </w:r>
     </w:p>
@@ -2134,6 +2716,155 @@
     </w:lvl>
   </w:abstractNum>
   <w:abstractNum w:abstractNumId="1" w15:restartNumberingAfterBreak="0">
+    <w:nsid w:val="0B130179"/>
+    <w:multiLevelType w:val="multilevel"/>
+    <w:tmpl w:val="6DD6439E"/>
+    <w:lvl w:ilvl="0">
+      <w:start w:val="1"/>
+      <w:numFmt w:val="bullet"/>
+      <w:lvlText w:val=""/>
+      <w:lvlJc w:val="left"/>
+      <w:pPr>
+        <w:tabs>
+          <w:tab w:val="num" w:pos="720"/>
+        </w:tabs>
+        <w:ind w:left="720" w:hanging="360"/>
+      </w:pPr>
+      <w:rPr>
+        <w:rFonts w:ascii="Symbol" w:hAnsi="Symbol" w:hint="default"/>
+        <w:sz w:val="20"/>
+      </w:rPr>
+    </w:lvl>
+    <w:lvl w:ilvl="1" w:tentative="1">
+      <w:start w:val="1"/>
+      <w:numFmt w:val="bullet"/>
+      <w:lvlText w:val="o"/>
+      <w:lvlJc w:val="left"/>
+      <w:pPr>
+        <w:tabs>
+          <w:tab w:val="num" w:pos="1440"/>
+        </w:tabs>
+        <w:ind w:left="1440" w:hanging="360"/>
+      </w:pPr>
+      <w:rPr>
+        <w:rFonts w:ascii="Courier New" w:hAnsi="Courier New" w:hint="default"/>
+        <w:sz w:val="20"/>
+      </w:rPr>
+    </w:lvl>
+    <w:lvl w:ilvl="2" w:tentative="1">
+      <w:start w:val="1"/>
+      <w:numFmt w:val="bullet"/>
+      <w:lvlText w:val=""/>
+      <w:lvlJc w:val="left"/>
+      <w:pPr>
+        <w:tabs>
+          <w:tab w:val="num" w:pos="2160"/>
+        </w:tabs>
+        <w:ind w:left="2160" w:hanging="360"/>
+      </w:pPr>
+      <w:rPr>
+        <w:rFonts w:ascii="Wingdings" w:hAnsi="Wingdings" w:hint="default"/>
+        <w:sz w:val="20"/>
+      </w:rPr>
+    </w:lvl>
+    <w:lvl w:ilvl="3" w:tentative="1">
+      <w:start w:val="1"/>
+      <w:numFmt w:val="bullet"/>
+      <w:lvlText w:val=""/>
+      <w:lvlJc w:val="left"/>
+      <w:pPr>
+        <w:tabs>
+          <w:tab w:val="num" w:pos="2880"/>
+        </w:tabs>
+        <w:ind w:left="2880" w:hanging="360"/>
+      </w:pPr>
+      <w:rPr>
+        <w:rFonts w:ascii="Wingdings" w:hAnsi="Wingdings" w:hint="default"/>
+        <w:sz w:val="20"/>
+      </w:rPr>
+    </w:lvl>
+    <w:lvl w:ilvl="4" w:tentative="1">
+      <w:start w:val="1"/>
+      <w:numFmt w:val="bullet"/>
+      <w:lvlText w:val=""/>
+      <w:lvlJc w:val="left"/>
+      <w:pPr>
+        <w:tabs>
+          <w:tab w:val="num" w:pos="3600"/>
+        </w:tabs>
+        <w:ind w:left="3600" w:hanging="360"/>
+      </w:pPr>
+      <w:rPr>
+        <w:rFonts w:ascii="Wingdings" w:hAnsi="Wingdings" w:hint="default"/>
+        <w:sz w:val="20"/>
+      </w:rPr>
+    </w:lvl>
+    <w:lvl w:ilvl="5" w:tentative="1">
+      <w:start w:val="1"/>
+      <w:numFmt w:val="bullet"/>
+      <w:lvlText w:val=""/>
+      <w:lvlJc w:val="left"/>
+      <w:pPr>
+        <w:tabs>
+          <w:tab w:val="num" w:pos="4320"/>
+        </w:tabs>
+        <w:ind w:left="4320" w:hanging="360"/>
+      </w:pPr>
+      <w:rPr>
+        <w:rFonts w:ascii="Wingdings" w:hAnsi="Wingdings" w:hint="default"/>
+        <w:sz w:val="20"/>
+      </w:rPr>
+    </w:lvl>
+    <w:lvl w:ilvl="6" w:tentative="1">
+      <w:start w:val="1"/>
+      <w:numFmt w:val="bullet"/>
+      <w:lvlText w:val=""/>
+      <w:lvlJc w:val="left"/>
+      <w:pPr>
+        <w:tabs>
+          <w:tab w:val="num" w:pos="5040"/>
+        </w:tabs>
+        <w:ind w:left="5040" w:hanging="360"/>
+      </w:pPr>
+      <w:rPr>
+        <w:rFonts w:ascii="Wingdings" w:hAnsi="Wingdings" w:hint="default"/>
+        <w:sz w:val="20"/>
+      </w:rPr>
+    </w:lvl>
+    <w:lvl w:ilvl="7" w:tentative="1">
+      <w:start w:val="1"/>
+      <w:numFmt w:val="bullet"/>
+      <w:lvlText w:val=""/>
+      <w:lvlJc w:val="left"/>
+      <w:pPr>
+        <w:tabs>
+          <w:tab w:val="num" w:pos="5760"/>
+        </w:tabs>
+        <w:ind w:left="5760" w:hanging="360"/>
+      </w:pPr>
+      <w:rPr>
+        <w:rFonts w:ascii="Wingdings" w:hAnsi="Wingdings" w:hint="default"/>
+        <w:sz w:val="20"/>
+      </w:rPr>
+    </w:lvl>
+    <w:lvl w:ilvl="8" w:tentative="1">
+      <w:start w:val="1"/>
+      <w:numFmt w:val="bullet"/>
+      <w:lvlText w:val=""/>
+      <w:lvlJc w:val="left"/>
+      <w:pPr>
+        <w:tabs>
+          <w:tab w:val="num" w:pos="6480"/>
+        </w:tabs>
+        <w:ind w:left="6480" w:hanging="360"/>
+      </w:pPr>
+      <w:rPr>
+        <w:rFonts w:ascii="Wingdings" w:hAnsi="Wingdings" w:hint="default"/>
+        <w:sz w:val="20"/>
+      </w:rPr>
+    </w:lvl>
+  </w:abstractNum>
+  <w:abstractNum w:abstractNumId="2" w15:restartNumberingAfterBreak="0">
     <w:nsid w:val="0C485678"/>
     <w:multiLevelType w:val="multilevel"/>
     <w:tmpl w:val="0F7C757C"/>
@@ -2282,7 +3013,7 @@
       </w:rPr>
     </w:lvl>
   </w:abstractNum>
-  <w:abstractNum w:abstractNumId="2" w15:restartNumberingAfterBreak="0">
+  <w:abstractNum w:abstractNumId="3" w15:restartNumberingAfterBreak="0">
     <w:nsid w:val="14A523DC"/>
     <w:multiLevelType w:val="multilevel"/>
     <w:tmpl w:val="EAECFA80"/>
@@ -2431,7 +3162,120 @@
       </w:rPr>
     </w:lvl>
   </w:abstractNum>
-  <w:abstractNum w:abstractNumId="3" w15:restartNumberingAfterBreak="0">
+  <w:abstractNum w:abstractNumId="4" w15:restartNumberingAfterBreak="0">
+    <w:nsid w:val="1ABB3A28"/>
+    <w:multiLevelType w:val="multilevel"/>
+    <w:tmpl w:val="99527BF6"/>
+    <w:lvl w:ilvl="0">
+      <w:start w:val="1"/>
+      <w:numFmt w:val="decimal"/>
+      <w:lvlText w:val="%1."/>
+      <w:lvlJc w:val="left"/>
+      <w:pPr>
+        <w:tabs>
+          <w:tab w:val="num" w:pos="720"/>
+        </w:tabs>
+        <w:ind w:left="720" w:hanging="360"/>
+      </w:pPr>
+    </w:lvl>
+    <w:lvl w:ilvl="1" w:tentative="1">
+      <w:start w:val="1"/>
+      <w:numFmt w:val="decimal"/>
+      <w:lvlText w:val="%2."/>
+      <w:lvlJc w:val="left"/>
+      <w:pPr>
+        <w:tabs>
+          <w:tab w:val="num" w:pos="1440"/>
+        </w:tabs>
+        <w:ind w:left="1440" w:hanging="360"/>
+      </w:pPr>
+    </w:lvl>
+    <w:lvl w:ilvl="2" w:tentative="1">
+      <w:start w:val="1"/>
+      <w:numFmt w:val="decimal"/>
+      <w:lvlText w:val="%3."/>
+      <w:lvlJc w:val="left"/>
+      <w:pPr>
+        <w:tabs>
+          <w:tab w:val="num" w:pos="2160"/>
+        </w:tabs>
+        <w:ind w:left="2160" w:hanging="360"/>
+      </w:pPr>
+    </w:lvl>
+    <w:lvl w:ilvl="3" w:tentative="1">
+      <w:start w:val="1"/>
+      <w:numFmt w:val="decimal"/>
+      <w:lvlText w:val="%4."/>
+      <w:lvlJc w:val="left"/>
+      <w:pPr>
+        <w:tabs>
+          <w:tab w:val="num" w:pos="2880"/>
+        </w:tabs>
+        <w:ind w:left="2880" w:hanging="360"/>
+      </w:pPr>
+    </w:lvl>
+    <w:lvl w:ilvl="4" w:tentative="1">
+      <w:start w:val="1"/>
+      <w:numFmt w:val="decimal"/>
+      <w:lvlText w:val="%5."/>
+      <w:lvlJc w:val="left"/>
+      <w:pPr>
+        <w:tabs>
+          <w:tab w:val="num" w:pos="3600"/>
+        </w:tabs>
+        <w:ind w:left="3600" w:hanging="360"/>
+      </w:pPr>
+    </w:lvl>
+    <w:lvl w:ilvl="5" w:tentative="1">
+      <w:start w:val="1"/>
+      <w:numFmt w:val="decimal"/>
+      <w:lvlText w:val="%6."/>
+      <w:lvlJc w:val="left"/>
+      <w:pPr>
+        <w:tabs>
+          <w:tab w:val="num" w:pos="4320"/>
+        </w:tabs>
+        <w:ind w:left="4320" w:hanging="360"/>
+      </w:pPr>
+    </w:lvl>
+    <w:lvl w:ilvl="6" w:tentative="1">
+      <w:start w:val="1"/>
+      <w:numFmt w:val="decimal"/>
+      <w:lvlText w:val="%7."/>
+      <w:lvlJc w:val="left"/>
+      <w:pPr>
+        <w:tabs>
+          <w:tab w:val="num" w:pos="5040"/>
+        </w:tabs>
+        <w:ind w:left="5040" w:hanging="360"/>
+      </w:pPr>
+    </w:lvl>
+    <w:lvl w:ilvl="7" w:tentative="1">
+      <w:start w:val="1"/>
+      <w:numFmt w:val="decimal"/>
+      <w:lvlText w:val="%8."/>
+      <w:lvlJc w:val="left"/>
+      <w:pPr>
+        <w:tabs>
+          <w:tab w:val="num" w:pos="5760"/>
+        </w:tabs>
+        <w:ind w:left="5760" w:hanging="360"/>
+      </w:pPr>
+    </w:lvl>
+    <w:lvl w:ilvl="8" w:tentative="1">
+      <w:start w:val="1"/>
+      <w:numFmt w:val="decimal"/>
+      <w:lvlText w:val="%9."/>
+      <w:lvlJc w:val="left"/>
+      <w:pPr>
+        <w:tabs>
+          <w:tab w:val="num" w:pos="6480"/>
+        </w:tabs>
+        <w:ind w:left="6480" w:hanging="360"/>
+      </w:pPr>
+    </w:lvl>
+  </w:abstractNum>
+  <w:abstractNum w:abstractNumId="5" w15:restartNumberingAfterBreak="0">
     <w:nsid w:val="1BDF7B32"/>
     <w:multiLevelType w:val="multilevel"/>
     <w:tmpl w:val="EF8C8248"/>
@@ -2544,7 +3388,680 @@
       </w:pPr>
     </w:lvl>
   </w:abstractNum>
-  <w:abstractNum w:abstractNumId="4" w15:restartNumberingAfterBreak="0">
+  <w:abstractNum w:abstractNumId="6" w15:restartNumberingAfterBreak="0">
+    <w:nsid w:val="297822B1"/>
+    <w:multiLevelType w:val="multilevel"/>
+    <w:tmpl w:val="4CD600B2"/>
+    <w:lvl w:ilvl="0">
+      <w:start w:val="1"/>
+      <w:numFmt w:val="bullet"/>
+      <w:lvlText w:val=""/>
+      <w:lvlJc w:val="left"/>
+      <w:pPr>
+        <w:tabs>
+          <w:tab w:val="num" w:pos="720"/>
+        </w:tabs>
+        <w:ind w:left="720" w:hanging="360"/>
+      </w:pPr>
+      <w:rPr>
+        <w:rFonts w:ascii="Symbol" w:hAnsi="Symbol" w:hint="default"/>
+        <w:sz w:val="20"/>
+      </w:rPr>
+    </w:lvl>
+    <w:lvl w:ilvl="1" w:tentative="1">
+      <w:start w:val="1"/>
+      <w:numFmt w:val="bullet"/>
+      <w:lvlText w:val="o"/>
+      <w:lvlJc w:val="left"/>
+      <w:pPr>
+        <w:tabs>
+          <w:tab w:val="num" w:pos="1440"/>
+        </w:tabs>
+        <w:ind w:left="1440" w:hanging="360"/>
+      </w:pPr>
+      <w:rPr>
+        <w:rFonts w:ascii="Courier New" w:hAnsi="Courier New" w:hint="default"/>
+        <w:sz w:val="20"/>
+      </w:rPr>
+    </w:lvl>
+    <w:lvl w:ilvl="2" w:tentative="1">
+      <w:start w:val="1"/>
+      <w:numFmt w:val="bullet"/>
+      <w:lvlText w:val=""/>
+      <w:lvlJc w:val="left"/>
+      <w:pPr>
+        <w:tabs>
+          <w:tab w:val="num" w:pos="2160"/>
+        </w:tabs>
+        <w:ind w:left="2160" w:hanging="360"/>
+      </w:pPr>
+      <w:rPr>
+        <w:rFonts w:ascii="Wingdings" w:hAnsi="Wingdings" w:hint="default"/>
+        <w:sz w:val="20"/>
+      </w:rPr>
+    </w:lvl>
+    <w:lvl w:ilvl="3" w:tentative="1">
+      <w:start w:val="1"/>
+      <w:numFmt w:val="bullet"/>
+      <w:lvlText w:val=""/>
+      <w:lvlJc w:val="left"/>
+      <w:pPr>
+        <w:tabs>
+          <w:tab w:val="num" w:pos="2880"/>
+        </w:tabs>
+        <w:ind w:left="2880" w:hanging="360"/>
+      </w:pPr>
+      <w:rPr>
+        <w:rFonts w:ascii="Wingdings" w:hAnsi="Wingdings" w:hint="default"/>
+        <w:sz w:val="20"/>
+      </w:rPr>
+    </w:lvl>
+    <w:lvl w:ilvl="4" w:tentative="1">
+      <w:start w:val="1"/>
+      <w:numFmt w:val="bullet"/>
+      <w:lvlText w:val=""/>
+      <w:lvlJc w:val="left"/>
+      <w:pPr>
+        <w:tabs>
+          <w:tab w:val="num" w:pos="3600"/>
+        </w:tabs>
+        <w:ind w:left="3600" w:hanging="360"/>
+      </w:pPr>
+      <w:rPr>
+        <w:rFonts w:ascii="Wingdings" w:hAnsi="Wingdings" w:hint="default"/>
+        <w:sz w:val="20"/>
+      </w:rPr>
+    </w:lvl>
+    <w:lvl w:ilvl="5" w:tentative="1">
+      <w:start w:val="1"/>
+      <w:numFmt w:val="bullet"/>
+      <w:lvlText w:val=""/>
+      <w:lvlJc w:val="left"/>
+      <w:pPr>
+        <w:tabs>
+          <w:tab w:val="num" w:pos="4320"/>
+        </w:tabs>
+        <w:ind w:left="4320" w:hanging="360"/>
+      </w:pPr>
+      <w:rPr>
+        <w:rFonts w:ascii="Wingdings" w:hAnsi="Wingdings" w:hint="default"/>
+        <w:sz w:val="20"/>
+      </w:rPr>
+    </w:lvl>
+    <w:lvl w:ilvl="6" w:tentative="1">
+      <w:start w:val="1"/>
+      <w:numFmt w:val="bullet"/>
+      <w:lvlText w:val=""/>
+      <w:lvlJc w:val="left"/>
+      <w:pPr>
+        <w:tabs>
+          <w:tab w:val="num" w:pos="5040"/>
+        </w:tabs>
+        <w:ind w:left="5040" w:hanging="360"/>
+      </w:pPr>
+      <w:rPr>
+        <w:rFonts w:ascii="Wingdings" w:hAnsi="Wingdings" w:hint="default"/>
+        <w:sz w:val="20"/>
+      </w:rPr>
+    </w:lvl>
+    <w:lvl w:ilvl="7" w:tentative="1">
+      <w:start w:val="1"/>
+      <w:numFmt w:val="bullet"/>
+      <w:lvlText w:val=""/>
+      <w:lvlJc w:val="left"/>
+      <w:pPr>
+        <w:tabs>
+          <w:tab w:val="num" w:pos="5760"/>
+        </w:tabs>
+        <w:ind w:left="5760" w:hanging="360"/>
+      </w:pPr>
+      <w:rPr>
+        <w:rFonts w:ascii="Wingdings" w:hAnsi="Wingdings" w:hint="default"/>
+        <w:sz w:val="20"/>
+      </w:rPr>
+    </w:lvl>
+    <w:lvl w:ilvl="8" w:tentative="1">
+      <w:start w:val="1"/>
+      <w:numFmt w:val="bullet"/>
+      <w:lvlText w:val=""/>
+      <w:lvlJc w:val="left"/>
+      <w:pPr>
+        <w:tabs>
+          <w:tab w:val="num" w:pos="6480"/>
+        </w:tabs>
+        <w:ind w:left="6480" w:hanging="360"/>
+      </w:pPr>
+      <w:rPr>
+        <w:rFonts w:ascii="Wingdings" w:hAnsi="Wingdings" w:hint="default"/>
+        <w:sz w:val="20"/>
+      </w:rPr>
+    </w:lvl>
+  </w:abstractNum>
+  <w:abstractNum w:abstractNumId="7" w15:restartNumberingAfterBreak="0">
+    <w:nsid w:val="2CA561AF"/>
+    <w:multiLevelType w:val="multilevel"/>
+    <w:tmpl w:val="6B342832"/>
+    <w:lvl w:ilvl="0">
+      <w:start w:val="1"/>
+      <w:numFmt w:val="decimal"/>
+      <w:lvlText w:val="%1."/>
+      <w:lvlJc w:val="left"/>
+      <w:pPr>
+        <w:tabs>
+          <w:tab w:val="num" w:pos="720"/>
+        </w:tabs>
+        <w:ind w:left="720" w:hanging="360"/>
+      </w:pPr>
+    </w:lvl>
+    <w:lvl w:ilvl="1" w:tentative="1">
+      <w:start w:val="1"/>
+      <w:numFmt w:val="decimal"/>
+      <w:lvlText w:val="%2."/>
+      <w:lvlJc w:val="left"/>
+      <w:pPr>
+        <w:tabs>
+          <w:tab w:val="num" w:pos="1440"/>
+        </w:tabs>
+        <w:ind w:left="1440" w:hanging="360"/>
+      </w:pPr>
+    </w:lvl>
+    <w:lvl w:ilvl="2" w:tentative="1">
+      <w:start w:val="1"/>
+      <w:numFmt w:val="decimal"/>
+      <w:lvlText w:val="%3."/>
+      <w:lvlJc w:val="left"/>
+      <w:pPr>
+        <w:tabs>
+          <w:tab w:val="num" w:pos="2160"/>
+        </w:tabs>
+        <w:ind w:left="2160" w:hanging="360"/>
+      </w:pPr>
+    </w:lvl>
+    <w:lvl w:ilvl="3" w:tentative="1">
+      <w:start w:val="1"/>
+      <w:numFmt w:val="decimal"/>
+      <w:lvlText w:val="%4."/>
+      <w:lvlJc w:val="left"/>
+      <w:pPr>
+        <w:tabs>
+          <w:tab w:val="num" w:pos="2880"/>
+        </w:tabs>
+        <w:ind w:left="2880" w:hanging="360"/>
+      </w:pPr>
+    </w:lvl>
+    <w:lvl w:ilvl="4" w:tentative="1">
+      <w:start w:val="1"/>
+      <w:numFmt w:val="decimal"/>
+      <w:lvlText w:val="%5."/>
+      <w:lvlJc w:val="left"/>
+      <w:pPr>
+        <w:tabs>
+          <w:tab w:val="num" w:pos="3600"/>
+        </w:tabs>
+        <w:ind w:left="3600" w:hanging="360"/>
+      </w:pPr>
+    </w:lvl>
+    <w:lvl w:ilvl="5" w:tentative="1">
+      <w:start w:val="1"/>
+      <w:numFmt w:val="decimal"/>
+      <w:lvlText w:val="%6."/>
+      <w:lvlJc w:val="left"/>
+      <w:pPr>
+        <w:tabs>
+          <w:tab w:val="num" w:pos="4320"/>
+        </w:tabs>
+        <w:ind w:left="4320" w:hanging="360"/>
+      </w:pPr>
+    </w:lvl>
+    <w:lvl w:ilvl="6" w:tentative="1">
+      <w:start w:val="1"/>
+      <w:numFmt w:val="decimal"/>
+      <w:lvlText w:val="%7."/>
+      <w:lvlJc w:val="left"/>
+      <w:pPr>
+        <w:tabs>
+          <w:tab w:val="num" w:pos="5040"/>
+        </w:tabs>
+        <w:ind w:left="5040" w:hanging="360"/>
+      </w:pPr>
+    </w:lvl>
+    <w:lvl w:ilvl="7" w:tentative="1">
+      <w:start w:val="1"/>
+      <w:numFmt w:val="decimal"/>
+      <w:lvlText w:val="%8."/>
+      <w:lvlJc w:val="left"/>
+      <w:pPr>
+        <w:tabs>
+          <w:tab w:val="num" w:pos="5760"/>
+        </w:tabs>
+        <w:ind w:left="5760" w:hanging="360"/>
+      </w:pPr>
+    </w:lvl>
+    <w:lvl w:ilvl="8" w:tentative="1">
+      <w:start w:val="1"/>
+      <w:numFmt w:val="decimal"/>
+      <w:lvlText w:val="%9."/>
+      <w:lvlJc w:val="left"/>
+      <w:pPr>
+        <w:tabs>
+          <w:tab w:val="num" w:pos="6480"/>
+        </w:tabs>
+        <w:ind w:left="6480" w:hanging="360"/>
+      </w:pPr>
+    </w:lvl>
+  </w:abstractNum>
+  <w:abstractNum w:abstractNumId="8" w15:restartNumberingAfterBreak="0">
+    <w:nsid w:val="30B41A06"/>
+    <w:multiLevelType w:val="multilevel"/>
+    <w:tmpl w:val="3A426D90"/>
+    <w:lvl w:ilvl="0">
+      <w:start w:val="1"/>
+      <w:numFmt w:val="bullet"/>
+      <w:lvlText w:val=""/>
+      <w:lvlJc w:val="left"/>
+      <w:pPr>
+        <w:tabs>
+          <w:tab w:val="num" w:pos="720"/>
+        </w:tabs>
+        <w:ind w:left="720" w:hanging="360"/>
+      </w:pPr>
+      <w:rPr>
+        <w:rFonts w:ascii="Symbol" w:hAnsi="Symbol" w:hint="default"/>
+        <w:sz w:val="20"/>
+      </w:rPr>
+    </w:lvl>
+    <w:lvl w:ilvl="1" w:tentative="1">
+      <w:start w:val="1"/>
+      <w:numFmt w:val="bullet"/>
+      <w:lvlText w:val="o"/>
+      <w:lvlJc w:val="left"/>
+      <w:pPr>
+        <w:tabs>
+          <w:tab w:val="num" w:pos="1440"/>
+        </w:tabs>
+        <w:ind w:left="1440" w:hanging="360"/>
+      </w:pPr>
+      <w:rPr>
+        <w:rFonts w:ascii="Courier New" w:hAnsi="Courier New" w:hint="default"/>
+        <w:sz w:val="20"/>
+      </w:rPr>
+    </w:lvl>
+    <w:lvl w:ilvl="2" w:tentative="1">
+      <w:start w:val="1"/>
+      <w:numFmt w:val="bullet"/>
+      <w:lvlText w:val=""/>
+      <w:lvlJc w:val="left"/>
+      <w:pPr>
+        <w:tabs>
+          <w:tab w:val="num" w:pos="2160"/>
+        </w:tabs>
+        <w:ind w:left="2160" w:hanging="360"/>
+      </w:pPr>
+      <w:rPr>
+        <w:rFonts w:ascii="Wingdings" w:hAnsi="Wingdings" w:hint="default"/>
+        <w:sz w:val="20"/>
+      </w:rPr>
+    </w:lvl>
+    <w:lvl w:ilvl="3" w:tentative="1">
+      <w:start w:val="1"/>
+      <w:numFmt w:val="bullet"/>
+      <w:lvlText w:val=""/>
+      <w:lvlJc w:val="left"/>
+      <w:pPr>
+        <w:tabs>
+          <w:tab w:val="num" w:pos="2880"/>
+        </w:tabs>
+        <w:ind w:left="2880" w:hanging="360"/>
+      </w:pPr>
+      <w:rPr>
+        <w:rFonts w:ascii="Wingdings" w:hAnsi="Wingdings" w:hint="default"/>
+        <w:sz w:val="20"/>
+      </w:rPr>
+    </w:lvl>
+    <w:lvl w:ilvl="4" w:tentative="1">
+      <w:start w:val="1"/>
+      <w:numFmt w:val="bullet"/>
+      <w:lvlText w:val=""/>
+      <w:lvlJc w:val="left"/>
+      <w:pPr>
+        <w:tabs>
+          <w:tab w:val="num" w:pos="3600"/>
+        </w:tabs>
+        <w:ind w:left="3600" w:hanging="360"/>
+      </w:pPr>
+      <w:rPr>
+        <w:rFonts w:ascii="Wingdings" w:hAnsi="Wingdings" w:hint="default"/>
+        <w:sz w:val="20"/>
+      </w:rPr>
+    </w:lvl>
+    <w:lvl w:ilvl="5" w:tentative="1">
+      <w:start w:val="1"/>
+      <w:numFmt w:val="bullet"/>
+      <w:lvlText w:val=""/>
+      <w:lvlJc w:val="left"/>
+      <w:pPr>
+        <w:tabs>
+          <w:tab w:val="num" w:pos="4320"/>
+        </w:tabs>
+        <w:ind w:left="4320" w:hanging="360"/>
+      </w:pPr>
+      <w:rPr>
+        <w:rFonts w:ascii="Wingdings" w:hAnsi="Wingdings" w:hint="default"/>
+        <w:sz w:val="20"/>
+      </w:rPr>
+    </w:lvl>
+    <w:lvl w:ilvl="6" w:tentative="1">
+      <w:start w:val="1"/>
+      <w:numFmt w:val="bullet"/>
+      <w:lvlText w:val=""/>
+      <w:lvlJc w:val="left"/>
+      <w:pPr>
+        <w:tabs>
+          <w:tab w:val="num" w:pos="5040"/>
+        </w:tabs>
+        <w:ind w:left="5040" w:hanging="360"/>
+      </w:pPr>
+      <w:rPr>
+        <w:rFonts w:ascii="Wingdings" w:hAnsi="Wingdings" w:hint="default"/>
+        <w:sz w:val="20"/>
+      </w:rPr>
+    </w:lvl>
+    <w:lvl w:ilvl="7" w:tentative="1">
+      <w:start w:val="1"/>
+      <w:numFmt w:val="bullet"/>
+      <w:lvlText w:val=""/>
+      <w:lvlJc w:val="left"/>
+      <w:pPr>
+        <w:tabs>
+          <w:tab w:val="num" w:pos="5760"/>
+        </w:tabs>
+        <w:ind w:left="5760" w:hanging="360"/>
+      </w:pPr>
+      <w:rPr>
+        <w:rFonts w:ascii="Wingdings" w:hAnsi="Wingdings" w:hint="default"/>
+        <w:sz w:val="20"/>
+      </w:rPr>
+    </w:lvl>
+    <w:lvl w:ilvl="8" w:tentative="1">
+      <w:start w:val="1"/>
+      <w:numFmt w:val="bullet"/>
+      <w:lvlText w:val=""/>
+      <w:lvlJc w:val="left"/>
+      <w:pPr>
+        <w:tabs>
+          <w:tab w:val="num" w:pos="6480"/>
+        </w:tabs>
+        <w:ind w:left="6480" w:hanging="360"/>
+      </w:pPr>
+      <w:rPr>
+        <w:rFonts w:ascii="Wingdings" w:hAnsi="Wingdings" w:hint="default"/>
+        <w:sz w:val="20"/>
+      </w:rPr>
+    </w:lvl>
+  </w:abstractNum>
+  <w:abstractNum w:abstractNumId="9" w15:restartNumberingAfterBreak="0">
+    <w:nsid w:val="313339B8"/>
+    <w:multiLevelType w:val="multilevel"/>
+    <w:tmpl w:val="2BA6F630"/>
+    <w:lvl w:ilvl="0">
+      <w:start w:val="1"/>
+      <w:numFmt w:val="bullet"/>
+      <w:lvlText w:val=""/>
+      <w:lvlJc w:val="left"/>
+      <w:pPr>
+        <w:tabs>
+          <w:tab w:val="num" w:pos="720"/>
+        </w:tabs>
+        <w:ind w:left="720" w:hanging="360"/>
+      </w:pPr>
+      <w:rPr>
+        <w:rFonts w:ascii="Symbol" w:hAnsi="Symbol" w:hint="default"/>
+        <w:sz w:val="20"/>
+      </w:rPr>
+    </w:lvl>
+    <w:lvl w:ilvl="1">
+      <w:start w:val="1"/>
+      <w:numFmt w:val="bullet"/>
+      <w:lvlText w:val="o"/>
+      <w:lvlJc w:val="left"/>
+      <w:pPr>
+        <w:tabs>
+          <w:tab w:val="num" w:pos="1440"/>
+        </w:tabs>
+        <w:ind w:left="1440" w:hanging="360"/>
+      </w:pPr>
+      <w:rPr>
+        <w:rFonts w:ascii="Courier New" w:hAnsi="Courier New" w:hint="default"/>
+        <w:sz w:val="20"/>
+      </w:rPr>
+    </w:lvl>
+    <w:lvl w:ilvl="2" w:tentative="1">
+      <w:start w:val="1"/>
+      <w:numFmt w:val="bullet"/>
+      <w:lvlText w:val=""/>
+      <w:lvlJc w:val="left"/>
+      <w:pPr>
+        <w:tabs>
+          <w:tab w:val="num" w:pos="2160"/>
+        </w:tabs>
+        <w:ind w:left="2160" w:hanging="360"/>
+      </w:pPr>
+      <w:rPr>
+        <w:rFonts w:ascii="Wingdings" w:hAnsi="Wingdings" w:hint="default"/>
+        <w:sz w:val="20"/>
+      </w:rPr>
+    </w:lvl>
+    <w:lvl w:ilvl="3" w:tentative="1">
+      <w:start w:val="1"/>
+      <w:numFmt w:val="bullet"/>
+      <w:lvlText w:val=""/>
+      <w:lvlJc w:val="left"/>
+      <w:pPr>
+        <w:tabs>
+          <w:tab w:val="num" w:pos="2880"/>
+        </w:tabs>
+        <w:ind w:left="2880" w:hanging="360"/>
+      </w:pPr>
+      <w:rPr>
+        <w:rFonts w:ascii="Wingdings" w:hAnsi="Wingdings" w:hint="default"/>
+        <w:sz w:val="20"/>
+      </w:rPr>
+    </w:lvl>
+    <w:lvl w:ilvl="4" w:tentative="1">
+      <w:start w:val="1"/>
+      <w:numFmt w:val="bullet"/>
+      <w:lvlText w:val=""/>
+      <w:lvlJc w:val="left"/>
+      <w:pPr>
+        <w:tabs>
+          <w:tab w:val="num" w:pos="3600"/>
+        </w:tabs>
+        <w:ind w:left="3600" w:hanging="360"/>
+      </w:pPr>
+      <w:rPr>
+        <w:rFonts w:ascii="Wingdings" w:hAnsi="Wingdings" w:hint="default"/>
+        <w:sz w:val="20"/>
+      </w:rPr>
+    </w:lvl>
+    <w:lvl w:ilvl="5" w:tentative="1">
+      <w:start w:val="1"/>
+      <w:numFmt w:val="bullet"/>
+      <w:lvlText w:val=""/>
+      <w:lvlJc w:val="left"/>
+      <w:pPr>
+        <w:tabs>
+          <w:tab w:val="num" w:pos="4320"/>
+        </w:tabs>
+        <w:ind w:left="4320" w:hanging="360"/>
+      </w:pPr>
+      <w:rPr>
+        <w:rFonts w:ascii="Wingdings" w:hAnsi="Wingdings" w:hint="default"/>
+        <w:sz w:val="20"/>
+      </w:rPr>
+    </w:lvl>
+    <w:lvl w:ilvl="6" w:tentative="1">
+      <w:start w:val="1"/>
+      <w:numFmt w:val="bullet"/>
+      <w:lvlText w:val=""/>
+      <w:lvlJc w:val="left"/>
+      <w:pPr>
+        <w:tabs>
+          <w:tab w:val="num" w:pos="5040"/>
+        </w:tabs>
+        <w:ind w:left="5040" w:hanging="360"/>
+      </w:pPr>
+      <w:rPr>
+        <w:rFonts w:ascii="Wingdings" w:hAnsi="Wingdings" w:hint="default"/>
+        <w:sz w:val="20"/>
+      </w:rPr>
+    </w:lvl>
+    <w:lvl w:ilvl="7" w:tentative="1">
+      <w:start w:val="1"/>
+      <w:numFmt w:val="bullet"/>
+      <w:lvlText w:val=""/>
+      <w:lvlJc w:val="left"/>
+      <w:pPr>
+        <w:tabs>
+          <w:tab w:val="num" w:pos="5760"/>
+        </w:tabs>
+        <w:ind w:left="5760" w:hanging="360"/>
+      </w:pPr>
+      <w:rPr>
+        <w:rFonts w:ascii="Wingdings" w:hAnsi="Wingdings" w:hint="default"/>
+        <w:sz w:val="20"/>
+      </w:rPr>
+    </w:lvl>
+    <w:lvl w:ilvl="8" w:tentative="1">
+      <w:start w:val="1"/>
+      <w:numFmt w:val="bullet"/>
+      <w:lvlText w:val=""/>
+      <w:lvlJc w:val="left"/>
+      <w:pPr>
+        <w:tabs>
+          <w:tab w:val="num" w:pos="6480"/>
+        </w:tabs>
+        <w:ind w:left="6480" w:hanging="360"/>
+      </w:pPr>
+      <w:rPr>
+        <w:rFonts w:ascii="Wingdings" w:hAnsi="Wingdings" w:hint="default"/>
+        <w:sz w:val="20"/>
+      </w:rPr>
+    </w:lvl>
+  </w:abstractNum>
+  <w:abstractNum w:abstractNumId="10" w15:restartNumberingAfterBreak="0">
+    <w:nsid w:val="318A2AEC"/>
+    <w:multiLevelType w:val="multilevel"/>
+    <w:tmpl w:val="B628B0AA"/>
+    <w:lvl w:ilvl="0">
+      <w:start w:val="1"/>
+      <w:numFmt w:val="decimal"/>
+      <w:lvlText w:val="%1."/>
+      <w:lvlJc w:val="left"/>
+      <w:pPr>
+        <w:tabs>
+          <w:tab w:val="num" w:pos="720"/>
+        </w:tabs>
+        <w:ind w:left="720" w:hanging="360"/>
+      </w:pPr>
+    </w:lvl>
+    <w:lvl w:ilvl="1" w:tentative="1">
+      <w:start w:val="1"/>
+      <w:numFmt w:val="decimal"/>
+      <w:lvlText w:val="%2."/>
+      <w:lvlJc w:val="left"/>
+      <w:pPr>
+        <w:tabs>
+          <w:tab w:val="num" w:pos="1440"/>
+        </w:tabs>
+        <w:ind w:left="1440" w:hanging="360"/>
+      </w:pPr>
+    </w:lvl>
+    <w:lvl w:ilvl="2" w:tentative="1">
+      <w:start w:val="1"/>
+      <w:numFmt w:val="decimal"/>
+      <w:lvlText w:val="%3."/>
+      <w:lvlJc w:val="left"/>
+      <w:pPr>
+        <w:tabs>
+          <w:tab w:val="num" w:pos="2160"/>
+        </w:tabs>
+        <w:ind w:left="2160" w:hanging="360"/>
+      </w:pPr>
+    </w:lvl>
+    <w:lvl w:ilvl="3" w:tentative="1">
+      <w:start w:val="1"/>
+      <w:numFmt w:val="decimal"/>
+      <w:lvlText w:val="%4."/>
+      <w:lvlJc w:val="left"/>
+      <w:pPr>
+        <w:tabs>
+          <w:tab w:val="num" w:pos="2880"/>
+        </w:tabs>
+        <w:ind w:left="2880" w:hanging="360"/>
+      </w:pPr>
+    </w:lvl>
+    <w:lvl w:ilvl="4" w:tentative="1">
+      <w:start w:val="1"/>
+      <w:numFmt w:val="decimal"/>
+      <w:lvlText w:val="%5."/>
+      <w:lvlJc w:val="left"/>
+      <w:pPr>
+        <w:tabs>
+          <w:tab w:val="num" w:pos="3600"/>
+        </w:tabs>
+        <w:ind w:left="3600" w:hanging="360"/>
+      </w:pPr>
+    </w:lvl>
+    <w:lvl w:ilvl="5" w:tentative="1">
+      <w:start w:val="1"/>
+      <w:numFmt w:val="decimal"/>
+      <w:lvlText w:val="%6."/>
+      <w:lvlJc w:val="left"/>
+      <w:pPr>
+        <w:tabs>
+          <w:tab w:val="num" w:pos="4320"/>
+        </w:tabs>
+        <w:ind w:left="4320" w:hanging="360"/>
+      </w:pPr>
+    </w:lvl>
+    <w:lvl w:ilvl="6" w:tentative="1">
+      <w:start w:val="1"/>
+      <w:numFmt w:val="decimal"/>
+      <w:lvlText w:val="%7."/>
+      <w:lvlJc w:val="left"/>
+      <w:pPr>
+        <w:tabs>
+          <w:tab w:val="num" w:pos="5040"/>
+        </w:tabs>
+        <w:ind w:left="5040" w:hanging="360"/>
+      </w:pPr>
+    </w:lvl>
+    <w:lvl w:ilvl="7" w:tentative="1">
+      <w:start w:val="1"/>
+      <w:numFmt w:val="decimal"/>
+      <w:lvlText w:val="%8."/>
+      <w:lvlJc w:val="left"/>
+      <w:pPr>
+        <w:tabs>
+          <w:tab w:val="num" w:pos="5760"/>
+        </w:tabs>
+        <w:ind w:left="5760" w:hanging="360"/>
+      </w:pPr>
+    </w:lvl>
+    <w:lvl w:ilvl="8" w:tentative="1">
+      <w:start w:val="1"/>
+      <w:numFmt w:val="decimal"/>
+      <w:lvlText w:val="%9."/>
+      <w:lvlJc w:val="left"/>
+      <w:pPr>
+        <w:tabs>
+          <w:tab w:val="num" w:pos="6480"/>
+        </w:tabs>
+        <w:ind w:left="6480" w:hanging="360"/>
+      </w:pPr>
+    </w:lvl>
+  </w:abstractNum>
+  <w:abstractNum w:abstractNumId="11" w15:restartNumberingAfterBreak="0">
     <w:nsid w:val="43A013B6"/>
     <w:multiLevelType w:val="multilevel"/>
     <w:tmpl w:val="B7E8E2A0"/>
@@ -2693,7 +4210,7 @@
       </w:rPr>
     </w:lvl>
   </w:abstractNum>
-  <w:abstractNum w:abstractNumId="5" w15:restartNumberingAfterBreak="0">
+  <w:abstractNum w:abstractNumId="12" w15:restartNumberingAfterBreak="0">
     <w:nsid w:val="450E68A2"/>
     <w:multiLevelType w:val="multilevel"/>
     <w:tmpl w:val="DAFEDE30"/>
@@ -2842,7 +4359,156 @@
       </w:rPr>
     </w:lvl>
   </w:abstractNum>
-  <w:abstractNum w:abstractNumId="6" w15:restartNumberingAfterBreak="0">
+  <w:abstractNum w:abstractNumId="13" w15:restartNumberingAfterBreak="0">
+    <w:nsid w:val="45882727"/>
+    <w:multiLevelType w:val="multilevel"/>
+    <w:tmpl w:val="8D883F14"/>
+    <w:lvl w:ilvl="0">
+      <w:start w:val="1"/>
+      <w:numFmt w:val="bullet"/>
+      <w:lvlText w:val=""/>
+      <w:lvlJc w:val="left"/>
+      <w:pPr>
+        <w:tabs>
+          <w:tab w:val="num" w:pos="720"/>
+        </w:tabs>
+        <w:ind w:left="720" w:hanging="360"/>
+      </w:pPr>
+      <w:rPr>
+        <w:rFonts w:ascii="Symbol" w:hAnsi="Symbol" w:hint="default"/>
+        <w:sz w:val="20"/>
+      </w:rPr>
+    </w:lvl>
+    <w:lvl w:ilvl="1" w:tentative="1">
+      <w:start w:val="1"/>
+      <w:numFmt w:val="bullet"/>
+      <w:lvlText w:val="o"/>
+      <w:lvlJc w:val="left"/>
+      <w:pPr>
+        <w:tabs>
+          <w:tab w:val="num" w:pos="1440"/>
+        </w:tabs>
+        <w:ind w:left="1440" w:hanging="360"/>
+      </w:pPr>
+      <w:rPr>
+        <w:rFonts w:ascii="Courier New" w:hAnsi="Courier New" w:hint="default"/>
+        <w:sz w:val="20"/>
+      </w:rPr>
+    </w:lvl>
+    <w:lvl w:ilvl="2" w:tentative="1">
+      <w:start w:val="1"/>
+      <w:numFmt w:val="bullet"/>
+      <w:lvlText w:val=""/>
+      <w:lvlJc w:val="left"/>
+      <w:pPr>
+        <w:tabs>
+          <w:tab w:val="num" w:pos="2160"/>
+        </w:tabs>
+        <w:ind w:left="2160" w:hanging="360"/>
+      </w:pPr>
+      <w:rPr>
+        <w:rFonts w:ascii="Wingdings" w:hAnsi="Wingdings" w:hint="default"/>
+        <w:sz w:val="20"/>
+      </w:rPr>
+    </w:lvl>
+    <w:lvl w:ilvl="3" w:tentative="1">
+      <w:start w:val="1"/>
+      <w:numFmt w:val="bullet"/>
+      <w:lvlText w:val=""/>
+      <w:lvlJc w:val="left"/>
+      <w:pPr>
+        <w:tabs>
+          <w:tab w:val="num" w:pos="2880"/>
+        </w:tabs>
+        <w:ind w:left="2880" w:hanging="360"/>
+      </w:pPr>
+      <w:rPr>
+        <w:rFonts w:ascii="Wingdings" w:hAnsi="Wingdings" w:hint="default"/>
+        <w:sz w:val="20"/>
+      </w:rPr>
+    </w:lvl>
+    <w:lvl w:ilvl="4" w:tentative="1">
+      <w:start w:val="1"/>
+      <w:numFmt w:val="bullet"/>
+      <w:lvlText w:val=""/>
+      <w:lvlJc w:val="left"/>
+      <w:pPr>
+        <w:tabs>
+          <w:tab w:val="num" w:pos="3600"/>
+        </w:tabs>
+        <w:ind w:left="3600" w:hanging="360"/>
+      </w:pPr>
+      <w:rPr>
+        <w:rFonts w:ascii="Wingdings" w:hAnsi="Wingdings" w:hint="default"/>
+        <w:sz w:val="20"/>
+      </w:rPr>
+    </w:lvl>
+    <w:lvl w:ilvl="5" w:tentative="1">
+      <w:start w:val="1"/>
+      <w:numFmt w:val="bullet"/>
+      <w:lvlText w:val=""/>
+      <w:lvlJc w:val="left"/>
+      <w:pPr>
+        <w:tabs>
+          <w:tab w:val="num" w:pos="4320"/>
+        </w:tabs>
+        <w:ind w:left="4320" w:hanging="360"/>
+      </w:pPr>
+      <w:rPr>
+        <w:rFonts w:ascii="Wingdings" w:hAnsi="Wingdings" w:hint="default"/>
+        <w:sz w:val="20"/>
+      </w:rPr>
+    </w:lvl>
+    <w:lvl w:ilvl="6" w:tentative="1">
+      <w:start w:val="1"/>
+      <w:numFmt w:val="bullet"/>
+      <w:lvlText w:val=""/>
+      <w:lvlJc w:val="left"/>
+      <w:pPr>
+        <w:tabs>
+          <w:tab w:val="num" w:pos="5040"/>
+        </w:tabs>
+        <w:ind w:left="5040" w:hanging="360"/>
+      </w:pPr>
+      <w:rPr>
+        <w:rFonts w:ascii="Wingdings" w:hAnsi="Wingdings" w:hint="default"/>
+        <w:sz w:val="20"/>
+      </w:rPr>
+    </w:lvl>
+    <w:lvl w:ilvl="7" w:tentative="1">
+      <w:start w:val="1"/>
+      <w:numFmt w:val="bullet"/>
+      <w:lvlText w:val=""/>
+      <w:lvlJc w:val="left"/>
+      <w:pPr>
+        <w:tabs>
+          <w:tab w:val="num" w:pos="5760"/>
+        </w:tabs>
+        <w:ind w:left="5760" w:hanging="360"/>
+      </w:pPr>
+      <w:rPr>
+        <w:rFonts w:ascii="Wingdings" w:hAnsi="Wingdings" w:hint="default"/>
+        <w:sz w:val="20"/>
+      </w:rPr>
+    </w:lvl>
+    <w:lvl w:ilvl="8" w:tentative="1">
+      <w:start w:val="1"/>
+      <w:numFmt w:val="bullet"/>
+      <w:lvlText w:val=""/>
+      <w:lvlJc w:val="left"/>
+      <w:pPr>
+        <w:tabs>
+          <w:tab w:val="num" w:pos="6480"/>
+        </w:tabs>
+        <w:ind w:left="6480" w:hanging="360"/>
+      </w:pPr>
+      <w:rPr>
+        <w:rFonts w:ascii="Wingdings" w:hAnsi="Wingdings" w:hint="default"/>
+        <w:sz w:val="20"/>
+      </w:rPr>
+    </w:lvl>
+  </w:abstractNum>
+  <w:abstractNum w:abstractNumId="14" w15:restartNumberingAfterBreak="0">
     <w:nsid w:val="536A5252"/>
     <w:multiLevelType w:val="multilevel"/>
     <w:tmpl w:val="B11C2494"/>
@@ -2991,7 +4657,7 @@
       </w:rPr>
     </w:lvl>
   </w:abstractNum>
-  <w:abstractNum w:abstractNumId="7" w15:restartNumberingAfterBreak="0">
+  <w:abstractNum w:abstractNumId="15" w15:restartNumberingAfterBreak="0">
     <w:nsid w:val="5E5E7BB0"/>
     <w:multiLevelType w:val="multilevel"/>
     <w:tmpl w:val="B33463EC"/>
@@ -3104,7 +4770,7 @@
       </w:pPr>
     </w:lvl>
   </w:abstractNum>
-  <w:abstractNum w:abstractNumId="8" w15:restartNumberingAfterBreak="0">
+  <w:abstractNum w:abstractNumId="16" w15:restartNumberingAfterBreak="0">
     <w:nsid w:val="670A2C89"/>
     <w:multiLevelType w:val="multilevel"/>
     <w:tmpl w:val="6FFA24D4"/>
@@ -3253,7 +4919,156 @@
       </w:rPr>
     </w:lvl>
   </w:abstractNum>
-  <w:abstractNum w:abstractNumId="9" w15:restartNumberingAfterBreak="0">
+  <w:abstractNum w:abstractNumId="17" w15:restartNumberingAfterBreak="0">
+    <w:nsid w:val="68BD5992"/>
+    <w:multiLevelType w:val="multilevel"/>
+    <w:tmpl w:val="E41CCB8C"/>
+    <w:lvl w:ilvl="0">
+      <w:start w:val="1"/>
+      <w:numFmt w:val="bullet"/>
+      <w:lvlText w:val=""/>
+      <w:lvlJc w:val="left"/>
+      <w:pPr>
+        <w:tabs>
+          <w:tab w:val="num" w:pos="720"/>
+        </w:tabs>
+        <w:ind w:left="720" w:hanging="360"/>
+      </w:pPr>
+      <w:rPr>
+        <w:rFonts w:ascii="Symbol" w:hAnsi="Symbol" w:hint="default"/>
+        <w:sz w:val="20"/>
+      </w:rPr>
+    </w:lvl>
+    <w:lvl w:ilvl="1" w:tentative="1">
+      <w:start w:val="1"/>
+      <w:numFmt w:val="bullet"/>
+      <w:lvlText w:val="o"/>
+      <w:lvlJc w:val="left"/>
+      <w:pPr>
+        <w:tabs>
+          <w:tab w:val="num" w:pos="1440"/>
+        </w:tabs>
+        <w:ind w:left="1440" w:hanging="360"/>
+      </w:pPr>
+      <w:rPr>
+        <w:rFonts w:ascii="Courier New" w:hAnsi="Courier New" w:hint="default"/>
+        <w:sz w:val="20"/>
+      </w:rPr>
+    </w:lvl>
+    <w:lvl w:ilvl="2" w:tentative="1">
+      <w:start w:val="1"/>
+      <w:numFmt w:val="bullet"/>
+      <w:lvlText w:val=""/>
+      <w:lvlJc w:val="left"/>
+      <w:pPr>
+        <w:tabs>
+          <w:tab w:val="num" w:pos="2160"/>
+        </w:tabs>
+        <w:ind w:left="2160" w:hanging="360"/>
+      </w:pPr>
+      <w:rPr>
+        <w:rFonts w:ascii="Wingdings" w:hAnsi="Wingdings" w:hint="default"/>
+        <w:sz w:val="20"/>
+      </w:rPr>
+    </w:lvl>
+    <w:lvl w:ilvl="3" w:tentative="1">
+      <w:start w:val="1"/>
+      <w:numFmt w:val="bullet"/>
+      <w:lvlText w:val=""/>
+      <w:lvlJc w:val="left"/>
+      <w:pPr>
+        <w:tabs>
+          <w:tab w:val="num" w:pos="2880"/>
+        </w:tabs>
+        <w:ind w:left="2880" w:hanging="360"/>
+      </w:pPr>
+      <w:rPr>
+        <w:rFonts w:ascii="Wingdings" w:hAnsi="Wingdings" w:hint="default"/>
+        <w:sz w:val="20"/>
+      </w:rPr>
+    </w:lvl>
+    <w:lvl w:ilvl="4" w:tentative="1">
+      <w:start w:val="1"/>
+      <w:numFmt w:val="bullet"/>
+      <w:lvlText w:val=""/>
+      <w:lvlJc w:val="left"/>
+      <w:pPr>
+        <w:tabs>
+          <w:tab w:val="num" w:pos="3600"/>
+        </w:tabs>
+        <w:ind w:left="3600" w:hanging="360"/>
+      </w:pPr>
+      <w:rPr>
+        <w:rFonts w:ascii="Wingdings" w:hAnsi="Wingdings" w:hint="default"/>
+        <w:sz w:val="20"/>
+      </w:rPr>
+    </w:lvl>
+    <w:lvl w:ilvl="5" w:tentative="1">
+      <w:start w:val="1"/>
+      <w:numFmt w:val="bullet"/>
+      <w:lvlText w:val=""/>
+      <w:lvlJc w:val="left"/>
+      <w:pPr>
+        <w:tabs>
+          <w:tab w:val="num" w:pos="4320"/>
+        </w:tabs>
+        <w:ind w:left="4320" w:hanging="360"/>
+      </w:pPr>
+      <w:rPr>
+        <w:rFonts w:ascii="Wingdings" w:hAnsi="Wingdings" w:hint="default"/>
+        <w:sz w:val="20"/>
+      </w:rPr>
+    </w:lvl>
+    <w:lvl w:ilvl="6" w:tentative="1">
+      <w:start w:val="1"/>
+      <w:numFmt w:val="bullet"/>
+      <w:lvlText w:val=""/>
+      <w:lvlJc w:val="left"/>
+      <w:pPr>
+        <w:tabs>
+          <w:tab w:val="num" w:pos="5040"/>
+        </w:tabs>
+        <w:ind w:left="5040" w:hanging="360"/>
+      </w:pPr>
+      <w:rPr>
+        <w:rFonts w:ascii="Wingdings" w:hAnsi="Wingdings" w:hint="default"/>
+        <w:sz w:val="20"/>
+      </w:rPr>
+    </w:lvl>
+    <w:lvl w:ilvl="7" w:tentative="1">
+      <w:start w:val="1"/>
+      <w:numFmt w:val="bullet"/>
+      <w:lvlText w:val=""/>
+      <w:lvlJc w:val="left"/>
+      <w:pPr>
+        <w:tabs>
+          <w:tab w:val="num" w:pos="5760"/>
+        </w:tabs>
+        <w:ind w:left="5760" w:hanging="360"/>
+      </w:pPr>
+      <w:rPr>
+        <w:rFonts w:ascii="Wingdings" w:hAnsi="Wingdings" w:hint="default"/>
+        <w:sz w:val="20"/>
+      </w:rPr>
+    </w:lvl>
+    <w:lvl w:ilvl="8" w:tentative="1">
+      <w:start w:val="1"/>
+      <w:numFmt w:val="bullet"/>
+      <w:lvlText w:val=""/>
+      <w:lvlJc w:val="left"/>
+      <w:pPr>
+        <w:tabs>
+          <w:tab w:val="num" w:pos="6480"/>
+        </w:tabs>
+        <w:ind w:left="6480" w:hanging="360"/>
+      </w:pPr>
+      <w:rPr>
+        <w:rFonts w:ascii="Wingdings" w:hAnsi="Wingdings" w:hint="default"/>
+        <w:sz w:val="20"/>
+      </w:rPr>
+    </w:lvl>
+  </w:abstractNum>
+  <w:abstractNum w:abstractNumId="18" w15:restartNumberingAfterBreak="0">
     <w:nsid w:val="69B21EEC"/>
     <w:multiLevelType w:val="multilevel"/>
     <w:tmpl w:val="13CA7F46"/>
@@ -3402,35 +5217,634 @@
       </w:rPr>
     </w:lvl>
   </w:abstractNum>
+  <w:abstractNum w:abstractNumId="19" w15:restartNumberingAfterBreak="0">
+    <w:nsid w:val="6A010078"/>
+    <w:multiLevelType w:val="multilevel"/>
+    <w:tmpl w:val="5E288742"/>
+    <w:lvl w:ilvl="0">
+      <w:start w:val="1"/>
+      <w:numFmt w:val="bullet"/>
+      <w:lvlText w:val=""/>
+      <w:lvlJc w:val="left"/>
+      <w:pPr>
+        <w:tabs>
+          <w:tab w:val="num" w:pos="720"/>
+        </w:tabs>
+        <w:ind w:left="720" w:hanging="360"/>
+      </w:pPr>
+      <w:rPr>
+        <w:rFonts w:ascii="Symbol" w:hAnsi="Symbol" w:hint="default"/>
+        <w:sz w:val="20"/>
+      </w:rPr>
+    </w:lvl>
+    <w:lvl w:ilvl="1" w:tentative="1">
+      <w:start w:val="1"/>
+      <w:numFmt w:val="bullet"/>
+      <w:lvlText w:val="o"/>
+      <w:lvlJc w:val="left"/>
+      <w:pPr>
+        <w:tabs>
+          <w:tab w:val="num" w:pos="1440"/>
+        </w:tabs>
+        <w:ind w:left="1440" w:hanging="360"/>
+      </w:pPr>
+      <w:rPr>
+        <w:rFonts w:ascii="Courier New" w:hAnsi="Courier New" w:hint="default"/>
+        <w:sz w:val="20"/>
+      </w:rPr>
+    </w:lvl>
+    <w:lvl w:ilvl="2" w:tentative="1">
+      <w:start w:val="1"/>
+      <w:numFmt w:val="bullet"/>
+      <w:lvlText w:val=""/>
+      <w:lvlJc w:val="left"/>
+      <w:pPr>
+        <w:tabs>
+          <w:tab w:val="num" w:pos="2160"/>
+        </w:tabs>
+        <w:ind w:left="2160" w:hanging="360"/>
+      </w:pPr>
+      <w:rPr>
+        <w:rFonts w:ascii="Wingdings" w:hAnsi="Wingdings" w:hint="default"/>
+        <w:sz w:val="20"/>
+      </w:rPr>
+    </w:lvl>
+    <w:lvl w:ilvl="3" w:tentative="1">
+      <w:start w:val="1"/>
+      <w:numFmt w:val="bullet"/>
+      <w:lvlText w:val=""/>
+      <w:lvlJc w:val="left"/>
+      <w:pPr>
+        <w:tabs>
+          <w:tab w:val="num" w:pos="2880"/>
+        </w:tabs>
+        <w:ind w:left="2880" w:hanging="360"/>
+      </w:pPr>
+      <w:rPr>
+        <w:rFonts w:ascii="Wingdings" w:hAnsi="Wingdings" w:hint="default"/>
+        <w:sz w:val="20"/>
+      </w:rPr>
+    </w:lvl>
+    <w:lvl w:ilvl="4" w:tentative="1">
+      <w:start w:val="1"/>
+      <w:numFmt w:val="bullet"/>
+      <w:lvlText w:val=""/>
+      <w:lvlJc w:val="left"/>
+      <w:pPr>
+        <w:tabs>
+          <w:tab w:val="num" w:pos="3600"/>
+        </w:tabs>
+        <w:ind w:left="3600" w:hanging="360"/>
+      </w:pPr>
+      <w:rPr>
+        <w:rFonts w:ascii="Wingdings" w:hAnsi="Wingdings" w:hint="default"/>
+        <w:sz w:val="20"/>
+      </w:rPr>
+    </w:lvl>
+    <w:lvl w:ilvl="5" w:tentative="1">
+      <w:start w:val="1"/>
+      <w:numFmt w:val="bullet"/>
+      <w:lvlText w:val=""/>
+      <w:lvlJc w:val="left"/>
+      <w:pPr>
+        <w:tabs>
+          <w:tab w:val="num" w:pos="4320"/>
+        </w:tabs>
+        <w:ind w:left="4320" w:hanging="360"/>
+      </w:pPr>
+      <w:rPr>
+        <w:rFonts w:ascii="Wingdings" w:hAnsi="Wingdings" w:hint="default"/>
+        <w:sz w:val="20"/>
+      </w:rPr>
+    </w:lvl>
+    <w:lvl w:ilvl="6" w:tentative="1">
+      <w:start w:val="1"/>
+      <w:numFmt w:val="bullet"/>
+      <w:lvlText w:val=""/>
+      <w:lvlJc w:val="left"/>
+      <w:pPr>
+        <w:tabs>
+          <w:tab w:val="num" w:pos="5040"/>
+        </w:tabs>
+        <w:ind w:left="5040" w:hanging="360"/>
+      </w:pPr>
+      <w:rPr>
+        <w:rFonts w:ascii="Wingdings" w:hAnsi="Wingdings" w:hint="default"/>
+        <w:sz w:val="20"/>
+      </w:rPr>
+    </w:lvl>
+    <w:lvl w:ilvl="7" w:tentative="1">
+      <w:start w:val="1"/>
+      <w:numFmt w:val="bullet"/>
+      <w:lvlText w:val=""/>
+      <w:lvlJc w:val="left"/>
+      <w:pPr>
+        <w:tabs>
+          <w:tab w:val="num" w:pos="5760"/>
+        </w:tabs>
+        <w:ind w:left="5760" w:hanging="360"/>
+      </w:pPr>
+      <w:rPr>
+        <w:rFonts w:ascii="Wingdings" w:hAnsi="Wingdings" w:hint="default"/>
+        <w:sz w:val="20"/>
+      </w:rPr>
+    </w:lvl>
+    <w:lvl w:ilvl="8" w:tentative="1">
+      <w:start w:val="1"/>
+      <w:numFmt w:val="bullet"/>
+      <w:lvlText w:val=""/>
+      <w:lvlJc w:val="left"/>
+      <w:pPr>
+        <w:tabs>
+          <w:tab w:val="num" w:pos="6480"/>
+        </w:tabs>
+        <w:ind w:left="6480" w:hanging="360"/>
+      </w:pPr>
+      <w:rPr>
+        <w:rFonts w:ascii="Wingdings" w:hAnsi="Wingdings" w:hint="default"/>
+        <w:sz w:val="20"/>
+      </w:rPr>
+    </w:lvl>
+  </w:abstractNum>
+  <w:abstractNum w:abstractNumId="20" w15:restartNumberingAfterBreak="0">
+    <w:nsid w:val="6A2847C8"/>
+    <w:multiLevelType w:val="multilevel"/>
+    <w:tmpl w:val="F8C08826"/>
+    <w:lvl w:ilvl="0">
+      <w:start w:val="1"/>
+      <w:numFmt w:val="bullet"/>
+      <w:lvlText w:val=""/>
+      <w:lvlJc w:val="left"/>
+      <w:pPr>
+        <w:tabs>
+          <w:tab w:val="num" w:pos="720"/>
+        </w:tabs>
+        <w:ind w:left="720" w:hanging="360"/>
+      </w:pPr>
+      <w:rPr>
+        <w:rFonts w:ascii="Symbol" w:hAnsi="Symbol" w:hint="default"/>
+        <w:sz w:val="20"/>
+      </w:rPr>
+    </w:lvl>
+    <w:lvl w:ilvl="1" w:tentative="1">
+      <w:start w:val="1"/>
+      <w:numFmt w:val="bullet"/>
+      <w:lvlText w:val="o"/>
+      <w:lvlJc w:val="left"/>
+      <w:pPr>
+        <w:tabs>
+          <w:tab w:val="num" w:pos="1440"/>
+        </w:tabs>
+        <w:ind w:left="1440" w:hanging="360"/>
+      </w:pPr>
+      <w:rPr>
+        <w:rFonts w:ascii="Courier New" w:hAnsi="Courier New" w:hint="default"/>
+        <w:sz w:val="20"/>
+      </w:rPr>
+    </w:lvl>
+    <w:lvl w:ilvl="2" w:tentative="1">
+      <w:start w:val="1"/>
+      <w:numFmt w:val="bullet"/>
+      <w:lvlText w:val=""/>
+      <w:lvlJc w:val="left"/>
+      <w:pPr>
+        <w:tabs>
+          <w:tab w:val="num" w:pos="2160"/>
+        </w:tabs>
+        <w:ind w:left="2160" w:hanging="360"/>
+      </w:pPr>
+      <w:rPr>
+        <w:rFonts w:ascii="Wingdings" w:hAnsi="Wingdings" w:hint="default"/>
+        <w:sz w:val="20"/>
+      </w:rPr>
+    </w:lvl>
+    <w:lvl w:ilvl="3" w:tentative="1">
+      <w:start w:val="1"/>
+      <w:numFmt w:val="bullet"/>
+      <w:lvlText w:val=""/>
+      <w:lvlJc w:val="left"/>
+      <w:pPr>
+        <w:tabs>
+          <w:tab w:val="num" w:pos="2880"/>
+        </w:tabs>
+        <w:ind w:left="2880" w:hanging="360"/>
+      </w:pPr>
+      <w:rPr>
+        <w:rFonts w:ascii="Wingdings" w:hAnsi="Wingdings" w:hint="default"/>
+        <w:sz w:val="20"/>
+      </w:rPr>
+    </w:lvl>
+    <w:lvl w:ilvl="4" w:tentative="1">
+      <w:start w:val="1"/>
+      <w:numFmt w:val="bullet"/>
+      <w:lvlText w:val=""/>
+      <w:lvlJc w:val="left"/>
+      <w:pPr>
+        <w:tabs>
+          <w:tab w:val="num" w:pos="3600"/>
+        </w:tabs>
+        <w:ind w:left="3600" w:hanging="360"/>
+      </w:pPr>
+      <w:rPr>
+        <w:rFonts w:ascii="Wingdings" w:hAnsi="Wingdings" w:hint="default"/>
+        <w:sz w:val="20"/>
+      </w:rPr>
+    </w:lvl>
+    <w:lvl w:ilvl="5" w:tentative="1">
+      <w:start w:val="1"/>
+      <w:numFmt w:val="bullet"/>
+      <w:lvlText w:val=""/>
+      <w:lvlJc w:val="left"/>
+      <w:pPr>
+        <w:tabs>
+          <w:tab w:val="num" w:pos="4320"/>
+        </w:tabs>
+        <w:ind w:left="4320" w:hanging="360"/>
+      </w:pPr>
+      <w:rPr>
+        <w:rFonts w:ascii="Wingdings" w:hAnsi="Wingdings" w:hint="default"/>
+        <w:sz w:val="20"/>
+      </w:rPr>
+    </w:lvl>
+    <w:lvl w:ilvl="6" w:tentative="1">
+      <w:start w:val="1"/>
+      <w:numFmt w:val="bullet"/>
+      <w:lvlText w:val=""/>
+      <w:lvlJc w:val="left"/>
+      <w:pPr>
+        <w:tabs>
+          <w:tab w:val="num" w:pos="5040"/>
+        </w:tabs>
+        <w:ind w:left="5040" w:hanging="360"/>
+      </w:pPr>
+      <w:rPr>
+        <w:rFonts w:ascii="Wingdings" w:hAnsi="Wingdings" w:hint="default"/>
+        <w:sz w:val="20"/>
+      </w:rPr>
+    </w:lvl>
+    <w:lvl w:ilvl="7" w:tentative="1">
+      <w:start w:val="1"/>
+      <w:numFmt w:val="bullet"/>
+      <w:lvlText w:val=""/>
+      <w:lvlJc w:val="left"/>
+      <w:pPr>
+        <w:tabs>
+          <w:tab w:val="num" w:pos="5760"/>
+        </w:tabs>
+        <w:ind w:left="5760" w:hanging="360"/>
+      </w:pPr>
+      <w:rPr>
+        <w:rFonts w:ascii="Wingdings" w:hAnsi="Wingdings" w:hint="default"/>
+        <w:sz w:val="20"/>
+      </w:rPr>
+    </w:lvl>
+    <w:lvl w:ilvl="8" w:tentative="1">
+      <w:start w:val="1"/>
+      <w:numFmt w:val="bullet"/>
+      <w:lvlText w:val=""/>
+      <w:lvlJc w:val="left"/>
+      <w:pPr>
+        <w:tabs>
+          <w:tab w:val="num" w:pos="6480"/>
+        </w:tabs>
+        <w:ind w:left="6480" w:hanging="360"/>
+      </w:pPr>
+      <w:rPr>
+        <w:rFonts w:ascii="Wingdings" w:hAnsi="Wingdings" w:hint="default"/>
+        <w:sz w:val="20"/>
+      </w:rPr>
+    </w:lvl>
+  </w:abstractNum>
+  <w:abstractNum w:abstractNumId="21" w15:restartNumberingAfterBreak="0">
+    <w:nsid w:val="6F9E49CC"/>
+    <w:multiLevelType w:val="multilevel"/>
+    <w:tmpl w:val="97200F72"/>
+    <w:lvl w:ilvl="0">
+      <w:start w:val="1"/>
+      <w:numFmt w:val="decimal"/>
+      <w:lvlText w:val="%1."/>
+      <w:lvlJc w:val="left"/>
+      <w:pPr>
+        <w:tabs>
+          <w:tab w:val="num" w:pos="720"/>
+        </w:tabs>
+        <w:ind w:left="720" w:hanging="360"/>
+      </w:pPr>
+    </w:lvl>
+    <w:lvl w:ilvl="1" w:tentative="1">
+      <w:start w:val="1"/>
+      <w:numFmt w:val="decimal"/>
+      <w:lvlText w:val="%2."/>
+      <w:lvlJc w:val="left"/>
+      <w:pPr>
+        <w:tabs>
+          <w:tab w:val="num" w:pos="1440"/>
+        </w:tabs>
+        <w:ind w:left="1440" w:hanging="360"/>
+      </w:pPr>
+    </w:lvl>
+    <w:lvl w:ilvl="2" w:tentative="1">
+      <w:start w:val="1"/>
+      <w:numFmt w:val="decimal"/>
+      <w:lvlText w:val="%3."/>
+      <w:lvlJc w:val="left"/>
+      <w:pPr>
+        <w:tabs>
+          <w:tab w:val="num" w:pos="2160"/>
+        </w:tabs>
+        <w:ind w:left="2160" w:hanging="360"/>
+      </w:pPr>
+    </w:lvl>
+    <w:lvl w:ilvl="3" w:tentative="1">
+      <w:start w:val="1"/>
+      <w:numFmt w:val="decimal"/>
+      <w:lvlText w:val="%4."/>
+      <w:lvlJc w:val="left"/>
+      <w:pPr>
+        <w:tabs>
+          <w:tab w:val="num" w:pos="2880"/>
+        </w:tabs>
+        <w:ind w:left="2880" w:hanging="360"/>
+      </w:pPr>
+    </w:lvl>
+    <w:lvl w:ilvl="4" w:tentative="1">
+      <w:start w:val="1"/>
+      <w:numFmt w:val="decimal"/>
+      <w:lvlText w:val="%5."/>
+      <w:lvlJc w:val="left"/>
+      <w:pPr>
+        <w:tabs>
+          <w:tab w:val="num" w:pos="3600"/>
+        </w:tabs>
+        <w:ind w:left="3600" w:hanging="360"/>
+      </w:pPr>
+    </w:lvl>
+    <w:lvl w:ilvl="5" w:tentative="1">
+      <w:start w:val="1"/>
+      <w:numFmt w:val="decimal"/>
+      <w:lvlText w:val="%6."/>
+      <w:lvlJc w:val="left"/>
+      <w:pPr>
+        <w:tabs>
+          <w:tab w:val="num" w:pos="4320"/>
+        </w:tabs>
+        <w:ind w:left="4320" w:hanging="360"/>
+      </w:pPr>
+    </w:lvl>
+    <w:lvl w:ilvl="6" w:tentative="1">
+      <w:start w:val="1"/>
+      <w:numFmt w:val="decimal"/>
+      <w:lvlText w:val="%7."/>
+      <w:lvlJc w:val="left"/>
+      <w:pPr>
+        <w:tabs>
+          <w:tab w:val="num" w:pos="5040"/>
+        </w:tabs>
+        <w:ind w:left="5040" w:hanging="360"/>
+      </w:pPr>
+    </w:lvl>
+    <w:lvl w:ilvl="7" w:tentative="1">
+      <w:start w:val="1"/>
+      <w:numFmt w:val="decimal"/>
+      <w:lvlText w:val="%8."/>
+      <w:lvlJc w:val="left"/>
+      <w:pPr>
+        <w:tabs>
+          <w:tab w:val="num" w:pos="5760"/>
+        </w:tabs>
+        <w:ind w:left="5760" w:hanging="360"/>
+      </w:pPr>
+    </w:lvl>
+    <w:lvl w:ilvl="8" w:tentative="1">
+      <w:start w:val="1"/>
+      <w:numFmt w:val="decimal"/>
+      <w:lvlText w:val="%9."/>
+      <w:lvlJc w:val="left"/>
+      <w:pPr>
+        <w:tabs>
+          <w:tab w:val="num" w:pos="6480"/>
+        </w:tabs>
+        <w:ind w:left="6480" w:hanging="360"/>
+      </w:pPr>
+    </w:lvl>
+  </w:abstractNum>
+  <w:abstractNum w:abstractNumId="22" w15:restartNumberingAfterBreak="0">
+    <w:nsid w:val="7E6C592F"/>
+    <w:multiLevelType w:val="multilevel"/>
+    <w:tmpl w:val="5896C578"/>
+    <w:lvl w:ilvl="0">
+      <w:start w:val="1"/>
+      <w:numFmt w:val="bullet"/>
+      <w:lvlText w:val=""/>
+      <w:lvlJc w:val="left"/>
+      <w:pPr>
+        <w:tabs>
+          <w:tab w:val="num" w:pos="720"/>
+        </w:tabs>
+        <w:ind w:left="720" w:hanging="360"/>
+      </w:pPr>
+      <w:rPr>
+        <w:rFonts w:ascii="Symbol" w:hAnsi="Symbol" w:hint="default"/>
+        <w:sz w:val="20"/>
+      </w:rPr>
+    </w:lvl>
+    <w:lvl w:ilvl="1" w:tentative="1">
+      <w:start w:val="1"/>
+      <w:numFmt w:val="bullet"/>
+      <w:lvlText w:val="o"/>
+      <w:lvlJc w:val="left"/>
+      <w:pPr>
+        <w:tabs>
+          <w:tab w:val="num" w:pos="1440"/>
+        </w:tabs>
+        <w:ind w:left="1440" w:hanging="360"/>
+      </w:pPr>
+      <w:rPr>
+        <w:rFonts w:ascii="Courier New" w:hAnsi="Courier New" w:hint="default"/>
+        <w:sz w:val="20"/>
+      </w:rPr>
+    </w:lvl>
+    <w:lvl w:ilvl="2" w:tentative="1">
+      <w:start w:val="1"/>
+      <w:numFmt w:val="bullet"/>
+      <w:lvlText w:val=""/>
+      <w:lvlJc w:val="left"/>
+      <w:pPr>
+        <w:tabs>
+          <w:tab w:val="num" w:pos="2160"/>
+        </w:tabs>
+        <w:ind w:left="2160" w:hanging="360"/>
+      </w:pPr>
+      <w:rPr>
+        <w:rFonts w:ascii="Wingdings" w:hAnsi="Wingdings" w:hint="default"/>
+        <w:sz w:val="20"/>
+      </w:rPr>
+    </w:lvl>
+    <w:lvl w:ilvl="3" w:tentative="1">
+      <w:start w:val="1"/>
+      <w:numFmt w:val="bullet"/>
+      <w:lvlText w:val=""/>
+      <w:lvlJc w:val="left"/>
+      <w:pPr>
+        <w:tabs>
+          <w:tab w:val="num" w:pos="2880"/>
+        </w:tabs>
+        <w:ind w:left="2880" w:hanging="360"/>
+      </w:pPr>
+      <w:rPr>
+        <w:rFonts w:ascii="Wingdings" w:hAnsi="Wingdings" w:hint="default"/>
+        <w:sz w:val="20"/>
+      </w:rPr>
+    </w:lvl>
+    <w:lvl w:ilvl="4" w:tentative="1">
+      <w:start w:val="1"/>
+      <w:numFmt w:val="bullet"/>
+      <w:lvlText w:val=""/>
+      <w:lvlJc w:val="left"/>
+      <w:pPr>
+        <w:tabs>
+          <w:tab w:val="num" w:pos="3600"/>
+        </w:tabs>
+        <w:ind w:left="3600" w:hanging="360"/>
+      </w:pPr>
+      <w:rPr>
+        <w:rFonts w:ascii="Wingdings" w:hAnsi="Wingdings" w:hint="default"/>
+        <w:sz w:val="20"/>
+      </w:rPr>
+    </w:lvl>
+    <w:lvl w:ilvl="5" w:tentative="1">
+      <w:start w:val="1"/>
+      <w:numFmt w:val="bullet"/>
+      <w:lvlText w:val=""/>
+      <w:lvlJc w:val="left"/>
+      <w:pPr>
+        <w:tabs>
+          <w:tab w:val="num" w:pos="4320"/>
+        </w:tabs>
+        <w:ind w:left="4320" w:hanging="360"/>
+      </w:pPr>
+      <w:rPr>
+        <w:rFonts w:ascii="Wingdings" w:hAnsi="Wingdings" w:hint="default"/>
+        <w:sz w:val="20"/>
+      </w:rPr>
+    </w:lvl>
+    <w:lvl w:ilvl="6" w:tentative="1">
+      <w:start w:val="1"/>
+      <w:numFmt w:val="bullet"/>
+      <w:lvlText w:val=""/>
+      <w:lvlJc w:val="left"/>
+      <w:pPr>
+        <w:tabs>
+          <w:tab w:val="num" w:pos="5040"/>
+        </w:tabs>
+        <w:ind w:left="5040" w:hanging="360"/>
+      </w:pPr>
+      <w:rPr>
+        <w:rFonts w:ascii="Wingdings" w:hAnsi="Wingdings" w:hint="default"/>
+        <w:sz w:val="20"/>
+      </w:rPr>
+    </w:lvl>
+    <w:lvl w:ilvl="7" w:tentative="1">
+      <w:start w:val="1"/>
+      <w:numFmt w:val="bullet"/>
+      <w:lvlText w:val=""/>
+      <w:lvlJc w:val="left"/>
+      <w:pPr>
+        <w:tabs>
+          <w:tab w:val="num" w:pos="5760"/>
+        </w:tabs>
+        <w:ind w:left="5760" w:hanging="360"/>
+      </w:pPr>
+      <w:rPr>
+        <w:rFonts w:ascii="Wingdings" w:hAnsi="Wingdings" w:hint="default"/>
+        <w:sz w:val="20"/>
+      </w:rPr>
+    </w:lvl>
+    <w:lvl w:ilvl="8" w:tentative="1">
+      <w:start w:val="1"/>
+      <w:numFmt w:val="bullet"/>
+      <w:lvlText w:val=""/>
+      <w:lvlJc w:val="left"/>
+      <w:pPr>
+        <w:tabs>
+          <w:tab w:val="num" w:pos="6480"/>
+        </w:tabs>
+        <w:ind w:left="6480" w:hanging="360"/>
+      </w:pPr>
+      <w:rPr>
+        <w:rFonts w:ascii="Wingdings" w:hAnsi="Wingdings" w:hint="default"/>
+        <w:sz w:val="20"/>
+      </w:rPr>
+    </w:lvl>
+  </w:abstractNum>
   <w:num w:numId="1" w16cid:durableId="1378773662">
-    <w:abstractNumId w:val="6"/>
+    <w:abstractNumId w:val="14"/>
   </w:num>
   <w:num w:numId="2" w16cid:durableId="1442067054">
-    <w:abstractNumId w:val="1"/>
+    <w:abstractNumId w:val="2"/>
   </w:num>
   <w:num w:numId="3" w16cid:durableId="1977298117">
-    <w:abstractNumId w:val="7"/>
+    <w:abstractNumId w:val="15"/>
   </w:num>
   <w:num w:numId="4" w16cid:durableId="1207257235">
-    <w:abstractNumId w:val="5"/>
+    <w:abstractNumId w:val="12"/>
   </w:num>
   <w:num w:numId="5" w16cid:durableId="493492940">
-    <w:abstractNumId w:val="8"/>
+    <w:abstractNumId w:val="16"/>
   </w:num>
   <w:num w:numId="6" w16cid:durableId="1614625912">
     <w:abstractNumId w:val="0"/>
   </w:num>
   <w:num w:numId="7" w16cid:durableId="1321927189">
-    <w:abstractNumId w:val="2"/>
+    <w:abstractNumId w:val="3"/>
   </w:num>
   <w:num w:numId="8" w16cid:durableId="1311441131">
-    <w:abstractNumId w:val="3"/>
+    <w:abstractNumId w:val="5"/>
   </w:num>
   <w:num w:numId="9" w16cid:durableId="138546685">
-    <w:abstractNumId w:val="9"/>
+    <w:abstractNumId w:val="18"/>
   </w:num>
   <w:num w:numId="10" w16cid:durableId="1339580471">
+    <w:abstractNumId w:val="11"/>
+  </w:num>
+  <w:num w:numId="11" w16cid:durableId="1353844542">
+    <w:abstractNumId w:val="20"/>
+  </w:num>
+  <w:num w:numId="12" w16cid:durableId="956789497">
+    <w:abstractNumId w:val="13"/>
+  </w:num>
+  <w:num w:numId="13" w16cid:durableId="2075856362">
     <w:abstractNumId w:val="4"/>
+  </w:num>
+  <w:num w:numId="14" w16cid:durableId="1806852323">
+    <w:abstractNumId w:val="21"/>
+  </w:num>
+  <w:num w:numId="15" w16cid:durableId="1034312414">
+    <w:abstractNumId w:val="7"/>
+  </w:num>
+  <w:num w:numId="16" w16cid:durableId="2109500830">
+    <w:abstractNumId w:val="10"/>
+  </w:num>
+  <w:num w:numId="17" w16cid:durableId="763956168">
+    <w:abstractNumId w:val="1"/>
+  </w:num>
+  <w:num w:numId="18" w16cid:durableId="647589412">
+    <w:abstractNumId w:val="17"/>
+  </w:num>
+  <w:num w:numId="19" w16cid:durableId="1470325032">
+    <w:abstractNumId w:val="8"/>
+  </w:num>
+  <w:num w:numId="20" w16cid:durableId="39327545">
+    <w:abstractNumId w:val="22"/>
+  </w:num>
+  <w:num w:numId="21" w16cid:durableId="2056928836">
+    <w:abstractNumId w:val="6"/>
+  </w:num>
+  <w:num w:numId="22" w16cid:durableId="959845394">
+    <w:abstractNumId w:val="19"/>
+  </w:num>
+  <w:num w:numId="23" w16cid:durableId="718482763">
+    <w:abstractNumId w:val="9"/>
   </w:num>
 </w:numbering>
 </file>
